--- a/05-数字电路/01-组合逻辑电路/编码器电路/编码器电路.docx
+++ b/05-数字电路/01-组合逻辑电路/编码器电路/编码器电路.docx
@@ -2236,6 +2236,20 @@
     </w:p>
     <w:bookmarkEnd w:id="26"/>
     <w:bookmarkEnd w:id="27"/>
+    <w:p>
+      <w:pPr>
+        <w:spacing w:before="360"/>
+        <w:jc w:val="center"/>
+      </w:pPr>
+      <w:r>
+        <w:rPr>
+          <w:rFonts w:ascii="Times New Roman" w:hAnsi="Times New Roman"/>
+          <w:color w:val="555555"/>
+          <w:sz w:val="21"/>
+        </w:rPr>
+        <w:t>材料收集者：杜文杰</w:t>
+      </w:r>
+    </w:p>
     <w:sectPr>
       <w:headerReference r:id="rId9" w:type="default"/>
       <w:footerReference r:id="rId10" w:type="default"/>

--- a/05-数字电路/01-组合逻辑电路/编码器电路/编码器电路.docx
+++ b/05-数字电路/01-组合逻辑电路/编码器电路/编码器电路.docx
@@ -1,6 +1,6 @@
 
 <file path=word/document.xml><?xml version="1.0" encoding="utf-8"?>
-<w:document xmlns:w="http://schemas.openxmlformats.org/wordprocessingml/2006/main" xmlns:m="http://schemas.openxmlformats.org/officeDocument/2006/math" xmlns:r="http://schemas.openxmlformats.org/officeDocument/2006/relationships" xmlns:o="urn:schemas-microsoft-com:office:office" xmlns:v="urn:schemas-microsoft-com:vml" xmlns:w10="urn:schemas-microsoft-com:office:word" xmlns:a="http://schemas.openxmlformats.org/drawingml/2006/main" xmlns:pic="http://schemas.openxmlformats.org/drawingml/2006/picture" xmlns:wp="http://schemas.openxmlformats.org/drawingml/2006/wordprocessingDrawing">
+<w:document xmlns:m="http://schemas.openxmlformats.org/officeDocument/2006/math" xmlns:r="http://schemas.openxmlformats.org/officeDocument/2006/relationships" xmlns:w="http://schemas.openxmlformats.org/wordprocessingml/2006/main" xmlns:o="urn:schemas-microsoft-com:office:office" xmlns:v="urn:schemas-microsoft-com:vml" xmlns:w10="urn:schemas-microsoft-com:office:word" xmlns:a="http://schemas.openxmlformats.org/drawingml/2006/main" xmlns:pic="http://schemas.openxmlformats.org/drawingml/2006/picture" xmlns:wp="http://schemas.openxmlformats.org/drawingml/2006/wordprocessingDrawing">
   <w:body>
     <w:bookmarkStart w:id="27" w:name="编码器电路"/>
     <w:p>
@@ -9,7 +9,7 @@
       </w:pPr>
       <w:r>
         <w:rPr>
-          <w:rFonts w:hint="eastAsia"/>
+          <w:rFonts w:hint="eastAsia" w:eastAsia="黑体"/>
         </w:rPr>
         <w:t xml:space="preserve">编码器电路</w:t>
       </w:r>
@@ -21,7 +21,7 @@
       </w:pPr>
       <w:r>
         <w:rPr>
-          <w:rFonts w:hint="eastAsia"/>
+          <w:rFonts w:hint="eastAsia" w:eastAsia="黑体"/>
         </w:rPr>
         <w:t xml:space="preserve">拓扑描述</w:t>
       </w:r>
@@ -32,13 +32,13 @@
       </w:pPr>
       <w:r>
         <w:rPr>
-          <w:rFonts w:hint="eastAsia"/>
+          <w:rFonts w:hint="eastAsia" w:eastAsia="黑体"/>
         </w:rPr>
         <w:t xml:space="preserve">由</w:t>
       </w:r>
       <w:r>
         <w:rPr>
-          <w:rFonts w:hint="eastAsia"/>
+          <w:rFonts w:hint="eastAsia" w:eastAsia="黑体"/>
           <w:b/>
           <w:bCs/>
         </w:rPr>
@@ -46,39 +46,52 @@
       </w:r>
       <w:r>
         <w:rPr>
+          <w:rFonts w:eastAsia="黑体"/>
           <w:b/>
           <w:bCs/>
         </w:rPr>
         <w:t xml:space="preserve"> A2、A1、A0</w:t>
       </w:r>
       <w:r>
+        <w:rPr>
+          <w:rFonts w:eastAsia="黑体"/>
+        </w:rPr>
         <w:t xml:space="preserve"> </w:t>
       </w:r>
       <w:r>
         <w:rPr>
-          <w:rFonts w:hint="eastAsia"/>
+          <w:rFonts w:hint="eastAsia" w:eastAsia="黑体"/>
         </w:rPr>
         <w:t xml:space="preserve">构成一个</w:t>
       </w:r>
       <w:r>
+        <w:rPr>
+          <w:rFonts w:eastAsia="黑体"/>
+        </w:rPr>
         <w:t xml:space="preserve"> 8 </w:t>
       </w:r>
       <w:r>
         <w:rPr>
-          <w:rFonts w:hint="eastAsia"/>
+          <w:rFonts w:hint="eastAsia" w:eastAsia="黑体"/>
         </w:rPr>
         <w:t xml:space="preserve">线—3</w:t>
       </w:r>
       <w:r>
+        <w:rPr>
+          <w:rFonts w:eastAsia="黑体"/>
+        </w:rPr>
         <w:t xml:space="preserve"> </w:t>
       </w:r>
       <w:r>
         <w:rPr>
-          <w:rFonts w:hint="eastAsia"/>
+          <w:rFonts w:hint="eastAsia" w:eastAsia="黑体"/>
         </w:rPr>
         <w:t xml:space="preserve">线二进制编码器，输入为</w:t>
       </w:r>
       <w:r>
+        <w:rPr>
+          <w:rFonts w:eastAsia="黑体"/>
+        </w:rPr>
         <w:t xml:space="preserve"> </w:t>
       </w:r>
       <m:oMath>
@@ -114,24 +127,33 @@
         </m:sSub>
       </m:oMath>
       <w:r>
+        <w:rPr>
+          <w:rFonts w:eastAsia="黑体"/>
+        </w:rPr>
         <w:t xml:space="preserve"> </w:t>
       </w:r>
       <w:r>
         <w:rPr>
-          <w:rFonts w:hint="eastAsia"/>
+          <w:rFonts w:hint="eastAsia" w:eastAsia="黑体"/>
         </w:rPr>
         <w:t xml:space="preserve">共</w:t>
       </w:r>
       <w:r>
+        <w:rPr>
+          <w:rFonts w:eastAsia="黑体"/>
+        </w:rPr>
         <w:t xml:space="preserve"> 8 </w:t>
       </w:r>
       <w:r>
         <w:rPr>
-          <w:rFonts w:hint="eastAsia"/>
+          <w:rFonts w:hint="eastAsia" w:eastAsia="黑体"/>
         </w:rPr>
         <w:t xml:space="preserve">路，输出为</w:t>
       </w:r>
       <w:r>
+        <w:rPr>
+          <w:rFonts w:eastAsia="黑体"/>
+        </w:rPr>
         <w:t xml:space="preserve"> </w:t>
       </w:r>
       <m:oMath>
@@ -174,22 +196,25 @@
       </m:oMath>
       <w:r>
         <w:rPr>
-          <w:rFonts w:hint="eastAsia"/>
+          <w:rFonts w:hint="eastAsia" w:eastAsia="黑体"/>
         </w:rPr>
         <w:t xml:space="preserve">。电路共有</w:t>
       </w:r>
       <w:r>
+        <w:rPr>
+          <w:rFonts w:eastAsia="黑体"/>
+        </w:rPr>
         <w:t xml:space="preserve"> 11 </w:t>
       </w:r>
       <w:r>
         <w:rPr>
-          <w:rFonts w:hint="eastAsia"/>
+          <w:rFonts w:hint="eastAsia" w:eastAsia="黑体"/>
         </w:rPr>
         <w:t xml:space="preserve">个关键节点：</w:t>
       </w:r>
       <w:r>
         <w:rPr>
-          <w:rFonts w:hint="eastAsia"/>
+          <w:rFonts w:hint="eastAsia" w:eastAsia="黑体"/>
           <w:b/>
           <w:bCs/>
         </w:rPr>
@@ -197,6 +222,7 @@
       </w:r>
       <w:r>
         <w:rPr>
+          <w:rFonts w:eastAsia="黑体"/>
           <w:b/>
           <w:bCs/>
         </w:rPr>
@@ -204,7 +230,7 @@
       </w:r>
       <w:r>
         <w:rPr>
-          <w:rFonts w:hint="eastAsia"/>
+          <w:rFonts w:hint="eastAsia" w:eastAsia="黑体"/>
           <w:b/>
           <w:bCs/>
         </w:rPr>
@@ -212,6 +238,7 @@
       </w:r>
       <w:r>
         <w:rPr>
+          <w:rFonts w:eastAsia="黑体"/>
           <w:b/>
           <w:bCs/>
         </w:rPr>
@@ -251,13 +278,13 @@
       </m:oMath>
       <w:r>
         <w:rPr>
-          <w:rFonts w:hint="eastAsia"/>
+          <w:rFonts w:hint="eastAsia" w:eastAsia="黑体"/>
         </w:rPr>
         <w:t xml:space="preserve">（外部输入信号分别接到相应或门的各输入端）；</w:t>
       </w:r>
       <w:r>
         <w:rPr>
-          <w:rFonts w:hint="eastAsia"/>
+          <w:rFonts w:hint="eastAsia" w:eastAsia="黑体"/>
           <w:b/>
           <w:bCs/>
         </w:rPr>
@@ -265,6 +292,7 @@
       </w:r>
       <w:r>
         <w:rPr>
+          <w:rFonts w:eastAsia="黑体"/>
           <w:b/>
           <w:bCs/>
         </w:rPr>
@@ -272,7 +300,7 @@
       </w:r>
       <w:r>
         <w:rPr>
-          <w:rFonts w:hint="eastAsia"/>
+          <w:rFonts w:hint="eastAsia" w:eastAsia="黑体"/>
           <w:b/>
           <w:bCs/>
         </w:rPr>
@@ -280,6 +308,7 @@
       </w:r>
       <w:r>
         <w:rPr>
+          <w:rFonts w:eastAsia="黑体"/>
           <w:b/>
           <w:bCs/>
         </w:rPr>
@@ -301,31 +330,37 @@
       </m:oMath>
       <w:r>
         <w:rPr>
-          <w:rFonts w:hint="eastAsia"/>
+          <w:rFonts w:hint="eastAsia" w:eastAsia="黑体"/>
         </w:rPr>
         <w:t xml:space="preserve">（A2</w:t>
       </w:r>
       <w:r>
+        <w:rPr>
+          <w:rFonts w:eastAsia="黑体"/>
+        </w:rPr>
         <w:t xml:space="preserve"> </w:t>
       </w:r>
       <w:r>
         <w:rPr>
-          <w:rFonts w:hint="eastAsia"/>
+          <w:rFonts w:hint="eastAsia" w:eastAsia="黑体"/>
         </w:rPr>
         <w:t xml:space="preserve">的输出</w:t>
       </w:r>
       <w:r>
+        <w:rPr>
+          <w:rFonts w:eastAsia="黑体"/>
+        </w:rPr>
         <w:t xml:space="preserve"> Y </w:t>
       </w:r>
       <w:r>
         <w:rPr>
-          <w:rFonts w:hint="eastAsia"/>
+          <w:rFonts w:hint="eastAsia" w:eastAsia="黑体"/>
         </w:rPr>
         <w:t xml:space="preserve">作最高位编码输出）；</w:t>
       </w:r>
       <w:r>
         <w:rPr>
-          <w:rFonts w:hint="eastAsia"/>
+          <w:rFonts w:hint="eastAsia" w:eastAsia="黑体"/>
           <w:b/>
           <w:bCs/>
         </w:rPr>
@@ -333,6 +368,7 @@
       </w:r>
       <w:r>
         <w:rPr>
+          <w:rFonts w:eastAsia="黑体"/>
           <w:b/>
           <w:bCs/>
         </w:rPr>
@@ -340,7 +376,7 @@
       </w:r>
       <w:r>
         <w:rPr>
-          <w:rFonts w:hint="eastAsia"/>
+          <w:rFonts w:hint="eastAsia" w:eastAsia="黑体"/>
           <w:b/>
           <w:bCs/>
         </w:rPr>
@@ -348,6 +384,7 @@
       </w:r>
       <w:r>
         <w:rPr>
+          <w:rFonts w:eastAsia="黑体"/>
           <w:b/>
           <w:bCs/>
         </w:rPr>
@@ -369,31 +406,37 @@
       </m:oMath>
       <w:r>
         <w:rPr>
-          <w:rFonts w:hint="eastAsia"/>
+          <w:rFonts w:hint="eastAsia" w:eastAsia="黑体"/>
         </w:rPr>
         <w:t xml:space="preserve">（A1</w:t>
       </w:r>
       <w:r>
+        <w:rPr>
+          <w:rFonts w:eastAsia="黑体"/>
+        </w:rPr>
         <w:t xml:space="preserve"> </w:t>
       </w:r>
       <w:r>
         <w:rPr>
-          <w:rFonts w:hint="eastAsia"/>
+          <w:rFonts w:hint="eastAsia" w:eastAsia="黑体"/>
         </w:rPr>
         <w:t xml:space="preserve">的输出</w:t>
       </w:r>
       <w:r>
+        <w:rPr>
+          <w:rFonts w:eastAsia="黑体"/>
+        </w:rPr>
         <w:t xml:space="preserve"> Y </w:t>
       </w:r>
       <w:r>
         <w:rPr>
-          <w:rFonts w:hint="eastAsia"/>
+          <w:rFonts w:hint="eastAsia" w:eastAsia="黑体"/>
         </w:rPr>
         <w:t xml:space="preserve">作中间位编码输出）；</w:t>
       </w:r>
       <w:r>
         <w:rPr>
-          <w:rFonts w:hint="eastAsia"/>
+          <w:rFonts w:hint="eastAsia" w:eastAsia="黑体"/>
           <w:b/>
           <w:bCs/>
         </w:rPr>
@@ -401,6 +444,7 @@
       </w:r>
       <w:r>
         <w:rPr>
+          <w:rFonts w:eastAsia="黑体"/>
           <w:b/>
           <w:bCs/>
         </w:rPr>
@@ -408,7 +452,7 @@
       </w:r>
       <w:r>
         <w:rPr>
-          <w:rFonts w:hint="eastAsia"/>
+          <w:rFonts w:hint="eastAsia" w:eastAsia="黑体"/>
           <w:b/>
           <w:bCs/>
         </w:rPr>
@@ -416,6 +460,7 @@
       </w:r>
       <w:r>
         <w:rPr>
+          <w:rFonts w:eastAsia="黑体"/>
           <w:b/>
           <w:bCs/>
         </w:rPr>
@@ -437,25 +482,31 @@
       </m:oMath>
       <w:r>
         <w:rPr>
-          <w:rFonts w:hint="eastAsia"/>
+          <w:rFonts w:hint="eastAsia" w:eastAsia="黑体"/>
         </w:rPr>
         <w:t xml:space="preserve">（A0</w:t>
       </w:r>
       <w:r>
+        <w:rPr>
+          <w:rFonts w:eastAsia="黑体"/>
+        </w:rPr>
         <w:t xml:space="preserve"> </w:t>
       </w:r>
       <w:r>
         <w:rPr>
-          <w:rFonts w:hint="eastAsia"/>
+          <w:rFonts w:hint="eastAsia" w:eastAsia="黑体"/>
         </w:rPr>
         <w:t xml:space="preserve">的输出</w:t>
       </w:r>
       <w:r>
+        <w:rPr>
+          <w:rFonts w:eastAsia="黑体"/>
+        </w:rPr>
         <w:t xml:space="preserve"> Y </w:t>
       </w:r>
       <w:r>
         <w:rPr>
-          <w:rFonts w:hint="eastAsia"/>
+          <w:rFonts w:hint="eastAsia" w:eastAsia="黑体"/>
         </w:rPr>
         <w:t xml:space="preserve">作最低位编码输出）。</w:t>
       </w:r>
@@ -464,13 +515,13 @@
       <w:pPr/>
       <w:r>
         <w:rPr>
-          <w:rFonts w:hint="eastAsia"/>
+          <w:rFonts w:hint="eastAsia" w:eastAsia="黑体"/>
         </w:rPr>
         <w:t xml:space="preserve">各门管脚连接：</w:t>
       </w:r>
       <w:r>
         <w:rPr>
-          <w:rFonts w:hint="eastAsia"/>
+          <w:rFonts w:hint="eastAsia" w:eastAsia="黑体"/>
           <w:b/>
           <w:bCs/>
         </w:rPr>
@@ -478,6 +529,7 @@
       </w:r>
       <w:r>
         <w:rPr>
+          <w:rFonts w:eastAsia="黑体"/>
           <w:b/>
           <w:bCs/>
         </w:rPr>
@@ -499,31 +551,40 @@
       </m:oMath>
       <w:r>
         <w:rPr>
-          <w:rFonts w:hint="eastAsia"/>
+          <w:rFonts w:hint="eastAsia" w:eastAsia="黑体"/>
           <w:b/>
           <w:bCs/>
         </w:rPr>
         <w:t xml:space="preserve">）</w:t>
       </w:r>
       <w:r>
+        <w:rPr>
+          <w:rFonts w:eastAsia="黑体"/>
+        </w:rPr>
         <w:t xml:space="preserve"> </w:t>
       </w:r>
       <w:r>
         <w:rPr>
-          <w:rFonts w:hint="eastAsia"/>
+          <w:rFonts w:hint="eastAsia" w:eastAsia="黑体"/>
         </w:rPr>
         <w:t xml:space="preserve">的四个输入端</w:t>
       </w:r>
       <w:r>
+        <w:rPr>
+          <w:rFonts w:eastAsia="黑体"/>
+        </w:rPr>
         <w:t xml:space="preserve"> A、B、C、D </w:t>
       </w:r>
       <w:r>
         <w:rPr>
-          <w:rFonts w:hint="eastAsia"/>
+          <w:rFonts w:hint="eastAsia" w:eastAsia="黑体"/>
         </w:rPr>
         <w:t xml:space="preserve">分别接输入节点</w:t>
       </w:r>
       <w:r>
+        <w:rPr>
+          <w:rFonts w:eastAsia="黑体"/>
+        </w:rPr>
         <w:t xml:space="preserve"> </w:t>
       </w:r>
       <m:oMath>
@@ -541,6 +602,9 @@
         </m:sSub>
       </m:oMath>
       <w:r>
+        <w:rPr>
+          <w:rFonts w:eastAsia="黑体"/>
+        </w:rPr>
         <w:t xml:space="preserve">、</w:t>
       </w:r>
       <m:oMath>
@@ -558,6 +622,9 @@
         </m:sSub>
       </m:oMath>
       <w:r>
+        <w:rPr>
+          <w:rFonts w:eastAsia="黑体"/>
+        </w:rPr>
         <w:t xml:space="preserve">、</w:t>
       </w:r>
       <m:oMath>
@@ -575,6 +642,9 @@
         </m:sSub>
       </m:oMath>
       <w:r>
+        <w:rPr>
+          <w:rFonts w:eastAsia="黑体"/>
+        </w:rPr>
         <w:t xml:space="preserve">、</w:t>
       </w:r>
       <m:oMath>
@@ -593,13 +663,13 @@
       </m:oMath>
       <w:r>
         <w:rPr>
-          <w:rFonts w:hint="eastAsia"/>
+          <w:rFonts w:hint="eastAsia" w:eastAsia="黑体"/>
         </w:rPr>
         <w:t xml:space="preserve">；</w:t>
       </w:r>
       <w:r>
         <w:rPr>
-          <w:rFonts w:hint="eastAsia"/>
+          <w:rFonts w:hint="eastAsia" w:eastAsia="黑体"/>
           <w:b/>
           <w:bCs/>
         </w:rPr>
@@ -607,6 +677,7 @@
       </w:r>
       <w:r>
         <w:rPr>
+          <w:rFonts w:eastAsia="黑体"/>
           <w:b/>
           <w:bCs/>
         </w:rPr>
@@ -628,22 +699,28 @@
       </m:oMath>
       <w:r>
         <w:rPr>
-          <w:rFonts w:hint="eastAsia"/>
+          <w:rFonts w:hint="eastAsia" w:eastAsia="黑体"/>
           <w:b/>
           <w:bCs/>
         </w:rPr>
         <w:t xml:space="preserve">）</w:t>
       </w:r>
       <w:r>
+        <w:rPr>
+          <w:rFonts w:eastAsia="黑体"/>
+        </w:rPr>
         <w:t xml:space="preserve"> </w:t>
       </w:r>
       <w:r>
         <w:rPr>
-          <w:rFonts w:hint="eastAsia"/>
+          <w:rFonts w:hint="eastAsia" w:eastAsia="黑体"/>
         </w:rPr>
         <w:t xml:space="preserve">的四个输入端分别接输入节点</w:t>
       </w:r>
       <w:r>
+        <w:rPr>
+          <w:rFonts w:eastAsia="黑体"/>
+        </w:rPr>
         <w:t xml:space="preserve"> </w:t>
       </w:r>
       <m:oMath>
@@ -661,6 +738,9 @@
         </m:sSub>
       </m:oMath>
       <w:r>
+        <w:rPr>
+          <w:rFonts w:eastAsia="黑体"/>
+        </w:rPr>
         <w:t xml:space="preserve">、</w:t>
       </w:r>
       <m:oMath>
@@ -678,6 +758,9 @@
         </m:sSub>
       </m:oMath>
       <w:r>
+        <w:rPr>
+          <w:rFonts w:eastAsia="黑体"/>
+        </w:rPr>
         <w:t xml:space="preserve">、</w:t>
       </w:r>
       <m:oMath>
@@ -695,6 +778,9 @@
         </m:sSub>
       </m:oMath>
       <w:r>
+        <w:rPr>
+          <w:rFonts w:eastAsia="黑体"/>
+        </w:rPr>
         <w:t xml:space="preserve">、</w:t>
       </w:r>
       <m:oMath>
@@ -713,13 +799,13 @@
       </m:oMath>
       <w:r>
         <w:rPr>
-          <w:rFonts w:hint="eastAsia"/>
+          <w:rFonts w:hint="eastAsia" w:eastAsia="黑体"/>
         </w:rPr>
         <w:t xml:space="preserve">；</w:t>
       </w:r>
       <w:r>
         <w:rPr>
-          <w:rFonts w:hint="eastAsia"/>
+          <w:rFonts w:hint="eastAsia" w:eastAsia="黑体"/>
           <w:b/>
           <w:bCs/>
         </w:rPr>
@@ -727,6 +813,7 @@
       </w:r>
       <w:r>
         <w:rPr>
+          <w:rFonts w:eastAsia="黑体"/>
           <w:b/>
           <w:bCs/>
         </w:rPr>
@@ -748,22 +835,28 @@
       </m:oMath>
       <w:r>
         <w:rPr>
-          <w:rFonts w:hint="eastAsia"/>
+          <w:rFonts w:hint="eastAsia" w:eastAsia="黑体"/>
           <w:b/>
           <w:bCs/>
         </w:rPr>
         <w:t xml:space="preserve">）</w:t>
       </w:r>
       <w:r>
+        <w:rPr>
+          <w:rFonts w:eastAsia="黑体"/>
+        </w:rPr>
         <w:t xml:space="preserve"> </w:t>
       </w:r>
       <w:r>
         <w:rPr>
-          <w:rFonts w:hint="eastAsia"/>
+          <w:rFonts w:hint="eastAsia" w:eastAsia="黑体"/>
         </w:rPr>
         <w:t xml:space="preserve">的四个输入端分别接输入节点</w:t>
       </w:r>
       <w:r>
+        <w:rPr>
+          <w:rFonts w:eastAsia="黑体"/>
+        </w:rPr>
         <w:t xml:space="preserve"> </w:t>
       </w:r>
       <m:oMath>
@@ -781,6 +874,9 @@
         </m:sSub>
       </m:oMath>
       <w:r>
+        <w:rPr>
+          <w:rFonts w:eastAsia="黑体"/>
+        </w:rPr>
         <w:t xml:space="preserve">、</w:t>
       </w:r>
       <m:oMath>
@@ -798,6 +894,9 @@
         </m:sSub>
       </m:oMath>
       <w:r>
+        <w:rPr>
+          <w:rFonts w:eastAsia="黑体"/>
+        </w:rPr>
         <w:t xml:space="preserve">、</w:t>
       </w:r>
       <m:oMath>
@@ -815,6 +914,9 @@
         </m:sSub>
       </m:oMath>
       <w:r>
+        <w:rPr>
+          <w:rFonts w:eastAsia="黑体"/>
+        </w:rPr>
         <w:t xml:space="preserve">、</w:t>
       </w:r>
       <m:oMath>
@@ -833,20 +935,26 @@
       </m:oMath>
       <w:r>
         <w:rPr>
-          <w:rFonts w:hint="eastAsia"/>
+          <w:rFonts w:hint="eastAsia" w:eastAsia="黑体"/>
         </w:rPr>
         <w:t xml:space="preserve">；三者的输出</w:t>
       </w:r>
       <w:r>
+        <w:rPr>
+          <w:rFonts w:eastAsia="黑体"/>
+        </w:rPr>
         <w:t xml:space="preserve"> Y </w:t>
       </w:r>
       <w:r>
         <w:rPr>
-          <w:rFonts w:hint="eastAsia"/>
+          <w:rFonts w:hint="eastAsia" w:eastAsia="黑体"/>
         </w:rPr>
         <w:t xml:space="preserve">端分别接编码输出节点</w:t>
       </w:r>
       <w:r>
+        <w:rPr>
+          <w:rFonts w:eastAsia="黑体"/>
+        </w:rPr>
         <w:t xml:space="preserve"> </w:t>
       </w:r>
       <m:oMath>
@@ -864,6 +972,9 @@
         </m:sSub>
       </m:oMath>
       <w:r>
+        <w:rPr>
+          <w:rFonts w:eastAsia="黑体"/>
+        </w:rPr>
         <w:t xml:space="preserve">、</w:t>
       </w:r>
       <m:oMath>
@@ -881,6 +992,9 @@
         </m:sSub>
       </m:oMath>
       <w:r>
+        <w:rPr>
+          <w:rFonts w:eastAsia="黑体"/>
+        </w:rPr>
         <w:t xml:space="preserve">、</w:t>
       </w:r>
       <m:oMath>
@@ -899,20 +1013,26 @@
       </m:oMath>
       <w:r>
         <w:rPr>
-          <w:rFonts w:hint="eastAsia"/>
+          <w:rFonts w:hint="eastAsia" w:eastAsia="黑体"/>
         </w:rPr>
         <w:t xml:space="preserve">，各门正电源脚</w:t>
       </w:r>
       <w:r>
+        <w:rPr>
+          <w:rFonts w:eastAsia="黑体"/>
+        </w:rPr>
         <w:t xml:space="preserve"> VDD </w:t>
       </w:r>
       <w:r>
         <w:rPr>
-          <w:rFonts w:hint="eastAsia"/>
+          <w:rFonts w:hint="eastAsia" w:eastAsia="黑体"/>
         </w:rPr>
         <w:t xml:space="preserve">接</w:t>
       </w:r>
       <w:r>
+        <w:rPr>
+          <w:rFonts w:eastAsia="黑体"/>
+        </w:rPr>
         <w:t xml:space="preserve"> </w:t>
       </w:r>
       <m:oMath>
@@ -940,25 +1060,31 @@
       </m:oMath>
       <w:r>
         <w:rPr>
-          <w:rFonts w:hint="eastAsia"/>
+          <w:rFonts w:hint="eastAsia" w:eastAsia="黑体"/>
         </w:rPr>
         <w:t xml:space="preserve">、接地脚</w:t>
       </w:r>
       <w:r>
+        <w:rPr>
+          <w:rFonts w:eastAsia="黑体"/>
+        </w:rPr>
         <w:t xml:space="preserve"> GND </w:t>
       </w:r>
       <w:r>
         <w:rPr>
-          <w:rFonts w:hint="eastAsia"/>
+          <w:rFonts w:hint="eastAsia" w:eastAsia="黑体"/>
         </w:rPr>
         <w:t xml:space="preserve">接</w:t>
       </w:r>
       <w:r>
+        <w:rPr>
+          <w:rFonts w:eastAsia="黑体"/>
+        </w:rPr>
         <w:t xml:space="preserve"> </w:t>
       </w:r>
       <w:r>
         <w:rPr>
-          <w:rFonts w:hint="eastAsia"/>
+          <w:rFonts w:hint="eastAsia" w:eastAsia="黑体"/>
         </w:rPr>
         <w:t xml:space="preserve">GND。若构成优先编码器，则在或门阵列前接入优先判定逻辑链。</w:t>
       </w:r>
@@ -967,29 +1093,38 @@
       <w:pPr/>
       <w:r>
         <w:rPr>
-          <w:rFonts w:hint="eastAsia"/>
+          <w:rFonts w:hint="eastAsia" w:eastAsia="黑体"/>
         </w:rPr>
         <w:t xml:space="preserve">由此构成”按位或累积”的</w:t>
       </w:r>
       <w:r>
+        <w:rPr>
+          <w:rFonts w:eastAsia="黑体"/>
+        </w:rPr>
         <w:t xml:space="preserve"> 8 </w:t>
       </w:r>
       <w:r>
         <w:rPr>
-          <w:rFonts w:hint="eastAsia"/>
+          <w:rFonts w:hint="eastAsia" w:eastAsia="黑体"/>
         </w:rPr>
         <w:t xml:space="preserve">线—3</w:t>
       </w:r>
       <w:r>
+        <w:rPr>
+          <w:rFonts w:eastAsia="黑体"/>
+        </w:rPr>
         <w:t xml:space="preserve"> </w:t>
       </w:r>
       <w:r>
         <w:rPr>
-          <w:rFonts w:hint="eastAsia"/>
+          <w:rFonts w:hint="eastAsia" w:eastAsia="黑体"/>
         </w:rPr>
         <w:t xml:space="preserve">线编码组态，把</w:t>
       </w:r>
       <w:r>
+        <w:rPr>
+          <w:rFonts w:eastAsia="黑体"/>
+        </w:rPr>
         <w:t xml:space="preserve"> </w:t>
       </w:r>
       <m:oMath>
@@ -1007,20 +1142,26 @@
         </m:sSup>
       </m:oMath>
       <w:r>
+        <w:rPr>
+          <w:rFonts w:eastAsia="黑体"/>
+        </w:rPr>
         <w:t xml:space="preserve"> </w:t>
       </w:r>
       <w:r>
         <w:rPr>
-          <w:rFonts w:hint="eastAsia"/>
+          <w:rFonts w:hint="eastAsia" w:eastAsia="黑体"/>
         </w:rPr>
         <w:t xml:space="preserve">个输入中某个有效的信号编码为</w:t>
       </w:r>
       <w:r>
+        <w:rPr>
+          <w:rFonts w:eastAsia="黑体"/>
+        </w:rPr>
         <w:t xml:space="preserve"> n </w:t>
       </w:r>
       <w:r>
         <w:rPr>
-          <w:rFonts w:hint="eastAsia"/>
+          <w:rFonts w:hint="eastAsia" w:eastAsia="黑体"/>
         </w:rPr>
         <w:t xml:space="preserve">位二进制码输出，是译码器的逆过程；普通编码器要求任意时刻最多一路输入有效，优先编码器则按优先级只对最高优先级的输入编码。</w:t>
       </w:r>
@@ -1033,7 +1174,7 @@
       </w:pPr>
       <w:r>
         <w:rPr>
-          <w:rFonts w:hint="eastAsia"/>
+          <w:rFonts w:hint="eastAsia" w:eastAsia="黑体"/>
         </w:rPr>
         <w:t xml:space="preserve">工作原理</w:t>
       </w:r>
@@ -1044,7 +1185,7 @@
       </w:pPr>
       <w:r>
         <w:rPr>
-          <w:rFonts w:hint="eastAsia"/>
+          <w:rFonts w:hint="eastAsia" w:eastAsia="黑体"/>
         </w:rPr>
         <w:t xml:space="preserve">编码器检测哪一路输入有效，并输出对应输入的二进制编号。优先编码器允许多路同时有效，内部按优先级只对最高优先级的那一路编码，其余被忽略，从而避免普通编码器多路同时有效时输出混乱的问题。</w:t>
       </w:r>
@@ -1057,7 +1198,7 @@
       </w:pPr>
       <w:r>
         <w:rPr>
-          <w:rFonts w:hint="eastAsia"/>
+          <w:rFonts w:hint="eastAsia" w:eastAsia="黑体"/>
         </w:rPr>
         <w:t xml:space="preserve">关键计算公式</w:t>
       </w:r>
@@ -1070,11 +1211,14 @@
         </w:numPr>
       </w:pPr>
       <w:r>
+        <w:rPr>
+          <w:rFonts w:eastAsia="黑体"/>
+        </w:rPr>
         <w:t xml:space="preserve">8-3 </w:t>
       </w:r>
       <w:r>
         <w:rPr>
-          <w:rFonts w:hint="eastAsia"/>
+          <w:rFonts w:hint="eastAsia" w:eastAsia="黑体"/>
         </w:rPr>
         <w:t xml:space="preserve">普通编码器输出（</w:t>
       </w:r>
@@ -1117,11 +1261,14 @@
         </m:sSub>
       </m:oMath>
       <w:r>
+        <w:rPr>
+          <w:rFonts w:eastAsia="黑体"/>
+        </w:rPr>
         <w:t xml:space="preserve"> </w:t>
       </w:r>
       <w:r>
         <w:rPr>
-          <w:rFonts w:hint="eastAsia"/>
+          <w:rFonts w:hint="eastAsia" w:eastAsia="黑体"/>
         </w:rPr>
         <w:t xml:space="preserve">为输入，</w:t>
       </w:r>
@@ -1164,11 +1311,14 @@
         </m:sSub>
       </m:oMath>
       <w:r>
+        <w:rPr>
+          <w:rFonts w:eastAsia="黑体"/>
+        </w:rPr>
         <w:t xml:space="preserve"> </w:t>
       </w:r>
       <w:r>
         <w:rPr>
-          <w:rFonts w:hint="eastAsia"/>
+          <w:rFonts w:hint="eastAsia" w:eastAsia="黑体"/>
         </w:rPr>
         <w:t xml:space="preserve">为输出）：</w:t>
       </w:r>
@@ -1465,7 +1615,7 @@
       </w:pPr>
       <w:r>
         <w:rPr>
-          <w:rFonts w:hint="eastAsia"/>
+          <w:rFonts w:hint="eastAsia" w:eastAsia="黑体"/>
         </w:rPr>
         <w:t xml:space="preserve">输入—输出编码关系：</w:t>
       </w:r>
@@ -1557,7 +1707,7 @@
             </w:pPr>
             <w:r>
               <w:rPr>
-                <w:rFonts w:hint="eastAsia"/>
+                <w:rFonts w:hint="eastAsia" w:eastAsia="黑体"/>
               </w:rPr>
               <w:t xml:space="preserve">符号</w:t>
             </w:r>
@@ -1571,7 +1721,7 @@
             </w:pPr>
             <w:r>
               <w:rPr>
-                <w:rFonts w:hint="eastAsia"/>
+                <w:rFonts w:hint="eastAsia" w:eastAsia="黑体"/>
               </w:rPr>
               <w:t xml:space="preserve">含义</w:t>
             </w:r>
@@ -1585,7 +1735,7 @@
             </w:pPr>
             <w:r>
               <w:rPr>
-                <w:rFonts w:hint="eastAsia"/>
+                <w:rFonts w:hint="eastAsia" w:eastAsia="黑体"/>
               </w:rPr>
               <w:t xml:space="preserve">单位</w:t>
             </w:r>
@@ -1614,6 +1764,9 @@
               </m:sSub>
             </m:oMath>
             <w:r>
+              <w:rPr>
+                <w:rFonts w:eastAsia="黑体"/>
+              </w:rPr>
               <w:t xml:space="preserve">​</w:t>
             </w:r>
           </w:p>
@@ -1626,16 +1779,19 @@
             </w:pPr>
             <w:r>
               <w:rPr>
-                <w:rFonts w:hint="eastAsia"/>
+                <w:rFonts w:hint="eastAsia" w:eastAsia="黑体"/>
               </w:rPr>
               <w:t xml:space="preserve">第</w:t>
             </w:r>
             <w:r>
+              <w:rPr>
+                <w:rFonts w:eastAsia="黑体"/>
+              </w:rPr>
               <w:t xml:space="preserve"> k </w:t>
             </w:r>
             <w:r>
               <w:rPr>
-                <w:rFonts w:hint="eastAsia"/>
+                <w:rFonts w:hint="eastAsia" w:eastAsia="黑体"/>
               </w:rPr>
               <w:t xml:space="preserve">路输入</w:t>
             </w:r>
@@ -1648,6 +1804,9 @@
               <w:pStyle w:val="Compact"/>
             </w:pPr>
             <w:r>
+              <w:rPr>
+                <w:rFonts w:eastAsia="黑体"/>
+              </w:rPr>
               <w:t xml:space="preserve">—</w:t>
             </w:r>
           </w:p>
@@ -1675,6 +1834,9 @@
               </m:sSub>
             </m:oMath>
             <w:r>
+              <w:rPr>
+                <w:rFonts w:eastAsia="黑体"/>
+              </w:rPr>
               <w:t xml:space="preserve">​</w:t>
             </w:r>
           </w:p>
@@ -1687,16 +1849,19 @@
             </w:pPr>
             <w:r>
               <w:rPr>
-                <w:rFonts w:hint="eastAsia"/>
+                <w:rFonts w:hint="eastAsia" w:eastAsia="黑体"/>
               </w:rPr>
               <w:t xml:space="preserve">第</w:t>
             </w:r>
             <w:r>
+              <w:rPr>
+                <w:rFonts w:eastAsia="黑体"/>
+              </w:rPr>
               <w:t xml:space="preserve"> i </w:t>
             </w:r>
             <w:r>
               <w:rPr>
-                <w:rFonts w:hint="eastAsia"/>
+                <w:rFonts w:hint="eastAsia" w:eastAsia="黑体"/>
               </w:rPr>
               <w:t xml:space="preserve">位编码输出</w:t>
             </w:r>
@@ -1709,6 +1874,9 @@
               <w:pStyle w:val="Compact"/>
             </w:pPr>
             <w:r>
+              <w:rPr>
+                <w:rFonts w:eastAsia="黑体"/>
+              </w:rPr>
               <w:t xml:space="preserve">—</w:t>
             </w:r>
           </w:p>
@@ -1727,6 +1895,9 @@
               </m:r>
             </m:oMath>
             <w:r>
+              <w:rPr>
+                <w:rFonts w:eastAsia="黑体"/>
+              </w:rPr>
               <w:t xml:space="preserve">​</w:t>
             </w:r>
           </w:p>
@@ -1739,7 +1910,7 @@
             </w:pPr>
             <w:r>
               <w:rPr>
-                <w:rFonts w:hint="eastAsia"/>
+                <w:rFonts w:hint="eastAsia" w:eastAsia="黑体"/>
               </w:rPr>
               <w:t xml:space="preserve">输出位宽（</w:t>
             </w:r>
@@ -1758,11 +1929,14 @@
               </m:sSup>
             </m:oMath>
             <w:r>
+              <w:rPr>
+                <w:rFonts w:eastAsia="黑体"/>
+              </w:rPr>
               <w:t xml:space="preserve"> </w:t>
             </w:r>
             <w:r>
               <w:rPr>
-                <w:rFonts w:hint="eastAsia"/>
+                <w:rFonts w:hint="eastAsia" w:eastAsia="黑体"/>
               </w:rPr>
               <w:t xml:space="preserve">输入）</w:t>
             </w:r>
@@ -1775,6 +1949,9 @@
               <w:pStyle w:val="Compact"/>
             </w:pPr>
             <w:r>
+              <w:rPr>
+                <w:rFonts w:eastAsia="黑体"/>
+              </w:rPr>
               <w:t xml:space="preserve">—</w:t>
             </w:r>
           </w:p>
@@ -1789,7 +1966,7 @@
       </w:pPr>
       <w:r>
         <w:rPr>
-          <w:rFonts w:hint="eastAsia"/>
+          <w:rFonts w:hint="eastAsia" w:eastAsia="黑体"/>
         </w:rPr>
         <w:t xml:space="preserve">元件调整影响</w:t>
       </w:r>
@@ -1804,7 +1981,7 @@
       </w:pPr>
       <w:r>
         <w:rPr>
-          <w:rFonts w:hint="eastAsia"/>
+          <w:rFonts w:hint="eastAsia" w:eastAsia="黑体"/>
         </w:rPr>
         <w:t xml:space="preserve">编码器为纯组合逻辑，无模拟参数；改变门电路类型仅影响延迟、功耗与扇出。</w:t>
       </w:r>
@@ -1819,16 +1996,19 @@
       </w:pPr>
       <w:r>
         <w:rPr>
-          <w:rFonts w:hint="eastAsia"/>
+          <w:rFonts w:hint="eastAsia" w:eastAsia="黑体"/>
         </w:rPr>
         <w:t xml:space="preserve">增加优先判断逻辑（使能</w:t>
       </w:r>
       <w:r>
+        <w:rPr>
+          <w:rFonts w:eastAsia="黑体"/>
+        </w:rPr>
         <w:t xml:space="preserve"> / </w:t>
       </w:r>
       <w:r>
         <w:rPr>
-          <w:rFonts w:hint="eastAsia"/>
+          <w:rFonts w:hint="eastAsia" w:eastAsia="黑体"/>
         </w:rPr>
         <w:t xml:space="preserve">优先链）可处理多路同时有效，但延迟增大。</w:t>
       </w:r>
@@ -1843,11 +2023,14 @@
       </w:pPr>
       <w:r>
         <w:rPr>
-          <w:rFonts w:hint="eastAsia"/>
+          <w:rFonts w:hint="eastAsia" w:eastAsia="黑体"/>
         </w:rPr>
         <w:t xml:space="preserve">输出位宽由输入路数决定：输入翻倍则输出位宽</w:t>
       </w:r>
       <w:r>
+        <w:rPr>
+          <w:rFonts w:eastAsia="黑体"/>
+        </w:rPr>
         <w:t xml:space="preserve"> +1。</w:t>
       </w:r>
     </w:p>
@@ -1859,7 +2042,7 @@
       </w:pPr>
       <w:r>
         <w:rPr>
-          <w:rFonts w:hint="eastAsia"/>
+          <w:rFonts w:hint="eastAsia" w:eastAsia="黑体"/>
         </w:rPr>
         <w:t xml:space="preserve">典型参数示例</w:t>
       </w:r>
@@ -1873,15 +2056,21 @@
         </w:numPr>
       </w:pPr>
       <w:r>
+        <w:rPr>
+          <w:rFonts w:eastAsia="黑体"/>
+        </w:rPr>
         <w:t xml:space="preserve">8-3 </w:t>
       </w:r>
       <w:r>
         <w:rPr>
-          <w:rFonts w:hint="eastAsia"/>
+          <w:rFonts w:hint="eastAsia" w:eastAsia="黑体"/>
         </w:rPr>
         <w:t xml:space="preserve">优先编码器中，若只有</w:t>
       </w:r>
       <w:r>
+        <w:rPr>
+          <w:rFonts w:eastAsia="黑体"/>
+        </w:rPr>
         <w:t xml:space="preserve"> </w:t>
       </w:r>
       <m:oMath>
@@ -1909,11 +2098,14 @@
       </m:oMath>
       <w:r>
         <w:rPr>
-          <w:rFonts w:hint="eastAsia"/>
+          <w:rFonts w:hint="eastAsia" w:eastAsia="黑体"/>
         </w:rPr>
         <w:t xml:space="preserve">，则输出</w:t>
       </w:r>
       <w:r>
+        <w:rPr>
+          <w:rFonts w:eastAsia="黑体"/>
+        </w:rPr>
         <w:t xml:space="preserve"> </w:t>
       </w:r>
       <m:oMath>
@@ -1965,20 +2157,26 @@
       </m:oMath>
       <w:r>
         <w:rPr>
-          <w:rFonts w:hint="eastAsia"/>
+          <w:rFonts w:hint="eastAsia" w:eastAsia="黑体"/>
         </w:rPr>
         <w:t xml:space="preserve">，对应十进制</w:t>
       </w:r>
       <w:r>
+        <w:rPr>
+          <w:rFonts w:eastAsia="黑体"/>
+        </w:rPr>
         <w:t xml:space="preserve"> </w:t>
       </w:r>
       <w:r>
         <w:rPr>
-          <w:rFonts w:hint="eastAsia"/>
+          <w:rFonts w:hint="eastAsia" w:eastAsia="黑体"/>
         </w:rPr>
         <w:t xml:space="preserve">5。若</w:t>
       </w:r>
       <w:r>
+        <w:rPr>
+          <w:rFonts w:eastAsia="黑体"/>
+        </w:rPr>
         <w:t xml:space="preserve"> </w:t>
       </w:r>
       <m:oMath>
@@ -1996,6 +2194,9 @@
         </m:sSub>
       </m:oMath>
       <w:r>
+        <w:rPr>
+          <w:rFonts w:eastAsia="黑体"/>
+        </w:rPr>
         <w:t xml:space="preserve">、</w:t>
       </w:r>
       <m:oMath>
@@ -2013,15 +2214,21 @@
         </m:sSub>
       </m:oMath>
       <w:r>
+        <w:rPr>
+          <w:rFonts w:eastAsia="黑体"/>
+        </w:rPr>
         <w:t xml:space="preserve"> </w:t>
       </w:r>
       <w:r>
         <w:rPr>
-          <w:rFonts w:hint="eastAsia"/>
+          <w:rFonts w:hint="eastAsia" w:eastAsia="黑体"/>
         </w:rPr>
         <w:t xml:space="preserve">同时有效，按优先级取更高者</w:t>
       </w:r>
       <w:r>
+        <w:rPr>
+          <w:rFonts w:eastAsia="黑体"/>
+        </w:rPr>
         <w:t xml:space="preserve"> </w:t>
       </w:r>
       <m:oMath>
@@ -2040,11 +2247,14 @@
       </m:oMath>
       <w:r>
         <w:rPr>
-          <w:rFonts w:hint="eastAsia"/>
+          <w:rFonts w:hint="eastAsia" w:eastAsia="黑体"/>
         </w:rPr>
         <w:t xml:space="preserve">，输出仍为</w:t>
       </w:r>
       <w:r>
+        <w:rPr>
+          <w:rFonts w:eastAsia="黑体"/>
+        </w:rPr>
         <w:t xml:space="preserve"> 101。</w:t>
       </w:r>
     </w:p>
@@ -2056,7 +2266,7 @@
       </w:pPr>
       <w:r>
         <w:rPr>
-          <w:rFonts w:hint="eastAsia"/>
+          <w:rFonts w:hint="eastAsia" w:eastAsia="黑体"/>
         </w:rPr>
         <w:t xml:space="preserve">常见器件型号</w:t>
       </w:r>
@@ -2071,16 +2281,19 @@
       </w:pPr>
       <w:r>
         <w:rPr>
-          <w:rFonts w:hint="eastAsia"/>
+          <w:rFonts w:hint="eastAsia" w:eastAsia="黑体"/>
         </w:rPr>
         <w:t xml:space="preserve">74HC148（8-3</w:t>
       </w:r>
       <w:r>
+        <w:rPr>
+          <w:rFonts w:eastAsia="黑体"/>
+        </w:rPr>
         <w:t xml:space="preserve"> </w:t>
       </w:r>
       <w:r>
         <w:rPr>
-          <w:rFonts w:hint="eastAsia"/>
+          <w:rFonts w:hint="eastAsia" w:eastAsia="黑体"/>
         </w:rPr>
         <w:t xml:space="preserve">优先编码器）、74LS148。</w:t>
       </w:r>
@@ -2095,16 +2308,19 @@
       </w:pPr>
       <w:r>
         <w:rPr>
-          <w:rFonts w:hint="eastAsia"/>
+          <w:rFonts w:hint="eastAsia" w:eastAsia="黑体"/>
         </w:rPr>
         <w:t xml:space="preserve">74HC147（十进制—BCD</w:t>
       </w:r>
       <w:r>
+        <w:rPr>
+          <w:rFonts w:eastAsia="黑体"/>
+        </w:rPr>
         <w:t xml:space="preserve"> </w:t>
       </w:r>
       <w:r>
         <w:rPr>
-          <w:rFonts w:hint="eastAsia"/>
+          <w:rFonts w:hint="eastAsia" w:eastAsia="黑体"/>
         </w:rPr>
         <w:t xml:space="preserve">优先编码器）、74LS147。</w:t>
       </w:r>
@@ -2117,7 +2333,7 @@
       </w:pPr>
       <w:r>
         <w:rPr>
-          <w:rFonts w:hint="eastAsia"/>
+          <w:rFonts w:hint="eastAsia" w:eastAsia="黑体"/>
         </w:rPr>
         <w:t xml:space="preserve">注意事项</w:t>
       </w:r>
@@ -2132,7 +2348,7 @@
       </w:pPr>
       <w:r>
         <w:rPr>
-          <w:rFonts w:hint="eastAsia"/>
+          <w:rFonts w:hint="eastAsia" w:eastAsia="黑体"/>
         </w:rPr>
         <w:t xml:space="preserve">普通编码器要求任意时刻最多一路输入有效，否则输出无意义。</w:t>
       </w:r>
@@ -2147,7 +2363,7 @@
       </w:pPr>
       <w:r>
         <w:rPr>
-          <w:rFonts w:hint="eastAsia"/>
+          <w:rFonts w:hint="eastAsia" w:eastAsia="黑体"/>
         </w:rPr>
         <w:t xml:space="preserve">优先编码器需按数据手册确认优先级方向（最高/最低有效位）。</w:t>
       </w:r>
@@ -2162,16 +2378,19 @@
       </w:pPr>
       <w:r>
         <w:rPr>
-          <w:rFonts w:hint="eastAsia"/>
+          <w:rFonts w:hint="eastAsia" w:eastAsia="黑体"/>
         </w:rPr>
         <w:t xml:space="preserve">有效电平分高有效与低有效（如</w:t>
       </w:r>
       <w:r>
+        <w:rPr>
+          <w:rFonts w:eastAsia="黑体"/>
+        </w:rPr>
         <w:t xml:space="preserve"> 74HC148 </w:t>
       </w:r>
       <w:r>
         <w:rPr>
-          <w:rFonts w:hint="eastAsia"/>
+          <w:rFonts w:hint="eastAsia" w:eastAsia="黑体"/>
         </w:rPr>
         <w:t xml:space="preserve">为低有效），需核对。</w:t>
       </w:r>
@@ -2184,7 +2403,7 @@
       </w:pPr>
       <w:r>
         <w:rPr>
-          <w:rFonts w:hint="eastAsia"/>
+          <w:rFonts w:hint="eastAsia" w:eastAsia="黑体"/>
         </w:rPr>
         <w:t xml:space="preserve">参考资料</w:t>
       </w:r>
@@ -2198,6 +2417,9 @@
         </w:numPr>
       </w:pPr>
       <w:r>
+        <w:rPr>
+          <w:rFonts w:eastAsia="黑体"/>
+        </w:rPr>
         <w:t xml:space="preserve">Wikipedia: Priority encoder。</w:t>
       </w:r>
     </w:p>
@@ -2211,7 +2433,7 @@
       </w:pPr>
       <w:r>
         <w:rPr>
-          <w:rFonts w:hint="eastAsia"/>
+          <w:rFonts w:hint="eastAsia" w:eastAsia="黑体"/>
         </w:rPr>
         <w:t xml:space="preserve">《数字电子技术基础》（阎石）。</w:t>
       </w:r>
@@ -2225,11 +2447,14 @@
         </w:numPr>
       </w:pPr>
       <w:r>
+        <w:rPr>
+          <w:rFonts w:eastAsia="黑体"/>
+        </w:rPr>
         <w:t xml:space="preserve">74HC148 / 74LS148 </w:t>
       </w:r>
       <w:r>
         <w:rPr>
-          <w:rFonts w:hint="eastAsia"/>
+          <w:rFonts w:hint="eastAsia" w:eastAsia="黑体"/>
         </w:rPr>
         <w:t xml:space="preserve">数据手册。</w:t>
       </w:r>
@@ -2243,11 +2468,11 @@
       </w:pPr>
       <w:r>
         <w:rPr>
-          <w:rFonts w:ascii="Times New Roman" w:hAnsi="Times New Roman"/>
+          <w:rFonts w:ascii="Times New Roman" w:hAnsi="Times New Roman" w:eastAsia="黑体"/>
           <w:color w:val="555555"/>
           <w:sz w:val="21"/>
         </w:rPr>
-        <w:t>材料收集者：杜文杰</w:t>
+        <w:t>材料收集者：杜文杰，WX手机：19519196569，QQ:3478827729</w:t>
       </w:r>
     </w:p>
     <w:sectPr>
@@ -2267,7 +2492,7 @@
 </file>
 
 <file path=word/footer1.xml><?xml version="1.0" encoding="utf-8"?>
-<w:ftr xmlns:m="http://schemas.openxmlformats.org/officeDocument/2006/math" xmlns:mc="http://schemas.openxmlformats.org/markup-compatibility/2006" xmlns:mo="http://schemas.microsoft.com/office/mac/office/2008/main" xmlns:mv="urn:schemas-microsoft-com:mac:vml" xmlns:o="urn:schemas-microsoft-com:office:office" xmlns:r="http://schemas.openxmlformats.org/officeDocument/2006/relationships" xmlns:v="urn:schemas-microsoft-com:vml" xmlns:w10="urn:schemas-microsoft-com:office:word" xmlns:w14="http://schemas.microsoft.com/office/word/2010/wordml" xmlns:w="http://schemas.openxmlformats.org/wordprocessingml/2006/main" xmlns:wne="http://schemas.microsoft.com/office/word/2006/wordml" xmlns:wp14="http://schemas.microsoft.com/office/word/2010/wordprocessingDrawing" xmlns:wp="http://schemas.openxmlformats.org/drawingml/2006/wordprocessingDrawing" xmlns:wpc="http://schemas.microsoft.com/office/word/2010/wordprocessingCanvas" xmlns:wpg="http://schemas.microsoft.com/office/word/2010/wordprocessingGroup" xmlns:wpi="http://schemas.microsoft.com/office/word/2010/wordprocessingInk" xmlns:wps="http://schemas.microsoft.com/office/word/2010/wordprocessingShape" mc:Ignorable="w14 wp14">
+<w:ftr xmlns:mc="http://schemas.openxmlformats.org/markup-compatibility/2006" xmlns:w="http://schemas.openxmlformats.org/wordprocessingml/2006/main" xmlns:m="http://schemas.openxmlformats.org/officeDocument/2006/math" xmlns:mo="http://schemas.microsoft.com/office/mac/office/2008/main" xmlns:mv="urn:schemas-microsoft-com:mac:vml" xmlns:o="urn:schemas-microsoft-com:office:office" xmlns:r="http://schemas.openxmlformats.org/officeDocument/2006/relationships" xmlns:v="urn:schemas-microsoft-com:vml" xmlns:w10="urn:schemas-microsoft-com:office:word" xmlns:w14="http://schemas.microsoft.com/office/word/2010/wordml" xmlns:wne="http://schemas.microsoft.com/office/word/2006/wordml" xmlns:wp14="http://schemas.microsoft.com/office/word/2010/wordprocessingDrawing" xmlns:wp="http://schemas.openxmlformats.org/drawingml/2006/wordprocessingDrawing" xmlns:wpc="http://schemas.microsoft.com/office/word/2010/wordprocessingCanvas" xmlns:wpg="http://schemas.microsoft.com/office/word/2010/wordprocessingGroup" xmlns:wpi="http://schemas.microsoft.com/office/word/2010/wordprocessingInk" xmlns:wps="http://schemas.microsoft.com/office/word/2010/wordprocessingShape" mc:Ignorable="w14 wp14">
   <w:p>
     <w:pPr>
       <w:pStyle w:val="Footer"/>
@@ -2275,12 +2500,14 @@
     </w:pPr>
     <w:r>
       <w:rPr>
+        <w:rFonts w:eastAsia="黑体"/>
         <w:sz w:val="18"/>
       </w:rPr>
       <w:t xml:space="preserve">第 </w:t>
     </w:r>
     <w:r>
       <w:rPr>
+        <w:rFonts w:eastAsia="黑体"/>
         <w:sz w:val="18"/>
       </w:rPr>
       <w:fldChar w:fldCharType="begin"/>
@@ -2289,6 +2516,7 @@
     </w:r>
     <w:r>
       <w:rPr>
+        <w:rFonts w:eastAsia="黑体"/>
         <w:sz w:val="18"/>
       </w:rPr>
       <w:t xml:space="preserve"> 页</w:t>
@@ -2302,6 +2530,9 @@
   <w:footnote w:type="continuationSeparator" w:id="0">
     <w:p>
       <w:r>
+        <w:rPr>
+          <w:rFonts w:eastAsia="黑体"/>
+        </w:rPr>
         <w:continuationSeparator/>
       </w:r>
     </w:p>
@@ -2309,6 +2540,9 @@
   <w:footnote w:type="separator" w:id="-1">
     <w:p>
       <w:r>
+        <w:rPr>
+          <w:rFonts w:eastAsia="黑体"/>
+        </w:rPr>
         <w:separator/>
       </w:r>
     </w:p>
@@ -2317,7 +2551,7 @@
 </file>
 
 <file path=word/header1.xml><?xml version="1.0" encoding="utf-8"?>
-<w:hdr xmlns:m="http://schemas.openxmlformats.org/officeDocument/2006/math" xmlns:mc="http://schemas.openxmlformats.org/markup-compatibility/2006" xmlns:mo="http://schemas.microsoft.com/office/mac/office/2008/main" xmlns:mv="urn:schemas-microsoft-com:mac:vml" xmlns:o="urn:schemas-microsoft-com:office:office" xmlns:r="http://schemas.openxmlformats.org/officeDocument/2006/relationships" xmlns:v="urn:schemas-microsoft-com:vml" xmlns:w10="urn:schemas-microsoft-com:office:word" xmlns:w14="http://schemas.microsoft.com/office/word/2010/wordml" xmlns:w="http://schemas.openxmlformats.org/wordprocessingml/2006/main" xmlns:wne="http://schemas.microsoft.com/office/word/2006/wordml" xmlns:wp14="http://schemas.microsoft.com/office/word/2010/wordprocessingDrawing" xmlns:wp="http://schemas.openxmlformats.org/drawingml/2006/wordprocessingDrawing" xmlns:wpc="http://schemas.microsoft.com/office/word/2010/wordprocessingCanvas" xmlns:wpg="http://schemas.microsoft.com/office/word/2010/wordprocessingGroup" xmlns:wpi="http://schemas.microsoft.com/office/word/2010/wordprocessingInk" xmlns:wps="http://schemas.microsoft.com/office/word/2010/wordprocessingShape" mc:Ignorable="w14 wp14">
+<w:hdr xmlns:mc="http://schemas.openxmlformats.org/markup-compatibility/2006" xmlns:w="http://schemas.openxmlformats.org/wordprocessingml/2006/main" xmlns:m="http://schemas.openxmlformats.org/officeDocument/2006/math" xmlns:mo="http://schemas.microsoft.com/office/mac/office/2008/main" xmlns:mv="urn:schemas-microsoft-com:mac:vml" xmlns:o="urn:schemas-microsoft-com:office:office" xmlns:r="http://schemas.openxmlformats.org/officeDocument/2006/relationships" xmlns:v="urn:schemas-microsoft-com:vml" xmlns:w10="urn:schemas-microsoft-com:office:word" xmlns:w14="http://schemas.microsoft.com/office/word/2010/wordml" xmlns:wne="http://schemas.microsoft.com/office/word/2006/wordml" xmlns:wp14="http://schemas.microsoft.com/office/word/2010/wordprocessingDrawing" xmlns:wp="http://schemas.openxmlformats.org/drawingml/2006/wordprocessingDrawing" xmlns:wpc="http://schemas.microsoft.com/office/word/2010/wordprocessingCanvas" xmlns:wpg="http://schemas.microsoft.com/office/word/2010/wordprocessingGroup" xmlns:wpi="http://schemas.microsoft.com/office/word/2010/wordprocessingInk" xmlns:wps="http://schemas.microsoft.com/office/word/2010/wordprocessingShape" mc:Ignorable="w14 wp14">
   <w:p>
     <w:pPr>
       <w:pStyle w:val="Header"/>
@@ -2325,7 +2559,7 @@
     </w:pPr>
     <w:r>
       <w:rPr>
-        <w:rFonts w:ascii="Times New Roman" w:hAnsi="Times New Roman"/>
+        <w:rFonts w:ascii="Times New Roman" w:hAnsi="Times New Roman" w:eastAsia="黑体"/>
         <w:sz w:val="18"/>
         <w:rFonts w:eastAsia="黑体"/>
         <w:rFonts w:eastAsia="黑体"/>
@@ -2337,7 +2571,7 @@
 </file>
 
 <file path=word/numbering.xml><?xml version="1.0" encoding="utf-8"?>
-<w:numbering xmlns:m="http://schemas.openxmlformats.org/officeDocument/2006/math" xmlns:mc="http://schemas.openxmlformats.org/markup-compatibility/2006" xmlns:mo="http://schemas.microsoft.com/office/mac/office/2008/main" xmlns:mv="urn:schemas-microsoft-com:mac:vml" xmlns:o="urn:schemas-microsoft-com:office:office" xmlns:r="http://schemas.openxmlformats.org/officeDocument/2006/relationships" xmlns:v="urn:schemas-microsoft-com:vml" xmlns:w="http://schemas.openxmlformats.org/wordprocessingml/2006/main" xmlns:w10="urn:schemas-microsoft-com:office:word" xmlns:w14="http://schemas.microsoft.com/office/word/2010/wordml" xmlns:wne="http://schemas.microsoft.com/office/word/2006/wordml" xmlns:wp="http://schemas.openxmlformats.org/drawingml/2006/wordprocessingDrawing" xmlns:wp14="http://schemas.microsoft.com/office/word/2010/wordprocessingDrawing" xmlns:wpc="http://schemas.microsoft.com/office/word/2010/wordprocessingCanvas" xmlns:wpg="http://schemas.microsoft.com/office/word/2010/wordprocessingGroup" xmlns:wpi="http://schemas.microsoft.com/office/word/2010/wordprocessingInk" xmlns:wps="http://schemas.microsoft.com/office/word/2010/wordprocessingShape" mc:Ignorable="w14 wp14">
+<w:numbering xmlns:mc="http://schemas.openxmlformats.org/markup-compatibility/2006" xmlns:w="http://schemas.openxmlformats.org/wordprocessingml/2006/main" xmlns:m="http://schemas.openxmlformats.org/officeDocument/2006/math" xmlns:mo="http://schemas.microsoft.com/office/mac/office/2008/main" xmlns:mv="urn:schemas-microsoft-com:mac:vml" xmlns:o="urn:schemas-microsoft-com:office:office" xmlns:r="http://schemas.openxmlformats.org/officeDocument/2006/relationships" xmlns:v="urn:schemas-microsoft-com:vml" xmlns:w10="urn:schemas-microsoft-com:office:word" xmlns:w14="http://schemas.microsoft.com/office/word/2010/wordml" xmlns:wne="http://schemas.microsoft.com/office/word/2006/wordml" xmlns:wp="http://schemas.openxmlformats.org/drawingml/2006/wordprocessingDrawing" xmlns:wp14="http://schemas.microsoft.com/office/word/2010/wordprocessingDrawing" xmlns:wpc="http://schemas.microsoft.com/office/word/2010/wordprocessingCanvas" xmlns:wpg="http://schemas.microsoft.com/office/word/2010/wordprocessingGroup" xmlns:wpi="http://schemas.microsoft.com/office/word/2010/wordprocessingInk" xmlns:wps="http://schemas.microsoft.com/office/word/2010/wordprocessingShape" mc:Ignorable="w14 wp14">
   <w:abstractNum w:abstractNumId="0">
     <w:nsid w:val="FFFFFF7C"/>
     <w:multiLevelType w:val="singleLevel"/>
@@ -2424,7 +2658,7 @@
         <w:ind w:hanging="360" w:left="1440"/>
       </w:pPr>
       <w:rPr>
-        <w:rFonts w:ascii="Symbol" w:hAnsi="Symbol" w:hint="default"/>
+        <w:rFonts w:ascii="Symbol" w:hAnsi="Symbol" w:hint="default" w:eastAsia="黑体"/>
       </w:rPr>
     </w:lvl>
   </w:abstractNum>
@@ -2445,7 +2679,7 @@
         <w:ind w:hanging="360" w:left="1080"/>
       </w:pPr>
       <w:rPr>
-        <w:rFonts w:ascii="Symbol" w:hAnsi="Symbol" w:hint="default"/>
+        <w:rFonts w:ascii="Symbol" w:hAnsi="Symbol" w:hint="default" w:eastAsia="黑体"/>
       </w:rPr>
     </w:lvl>
   </w:abstractNum>
@@ -2466,7 +2700,7 @@
         <w:ind w:hanging="360" w:left="720"/>
       </w:pPr>
       <w:rPr>
-        <w:rFonts w:ascii="Symbol" w:hAnsi="Symbol" w:hint="default"/>
+        <w:rFonts w:ascii="Symbol" w:hAnsi="Symbol" w:hint="default" w:eastAsia="黑体"/>
       </w:rPr>
     </w:lvl>
   </w:abstractNum>
@@ -2505,7 +2739,7 @@
         <w:ind w:hanging="360" w:left="360"/>
       </w:pPr>
       <w:rPr>
-        <w:rFonts w:ascii="Symbol" w:hAnsi="Symbol" w:hint="default"/>
+        <w:rFonts w:ascii="Symbol" w:hAnsi="Symbol" w:hint="default" w:eastAsia="黑体"/>
       </w:rPr>
     </w:lvl>
   </w:abstractNum>
@@ -2596,7 +2830,7 @@
         <w:ind w:left="720" w:hanging="360"/>
       </w:pPr>
       <w:rPr>
-        <w:rFonts w:ascii="Symbol" w:hAnsi="Symbol" w:cs="Symbol" w:hint="default"/>
+        <w:rFonts w:ascii="Symbol" w:hAnsi="Symbol" w:cs="Symbol" w:hint="default" w:eastAsia="黑体"/>
       </w:rPr>
     </w:lvl>
     <w:lvl w:ilvl="1">
@@ -2607,7 +2841,7 @@
         <w:ind w:left="1440" w:hanging="360"/>
       </w:pPr>
       <w:rPr>
-        <w:rFonts w:ascii="Courier New" w:hAnsi="Courier New" w:cs="Courier New" w:hint="default"/>
+        <w:rFonts w:ascii="Courier New" w:hAnsi="Courier New" w:cs="Courier New" w:hint="default" w:eastAsia="黑体"/>
       </w:rPr>
     </w:lvl>
     <w:lvl w:ilvl="2">
@@ -2618,7 +2852,7 @@
         <w:ind w:left="2160" w:hanging="360"/>
       </w:pPr>
       <w:rPr>
-        <w:rFonts w:ascii="Wingdings" w:hAnsi="Wingdings" w:cs="Wingdings" w:hint="default"/>
+        <w:rFonts w:ascii="Wingdings" w:hAnsi="Wingdings" w:cs="Wingdings" w:hint="default" w:eastAsia="黑体"/>
       </w:rPr>
     </w:lvl>
     <w:lvl w:ilvl="3">
@@ -2629,7 +2863,7 @@
         <w:ind w:left="2880" w:hanging="360"/>
       </w:pPr>
       <w:rPr>
-        <w:rFonts w:ascii="Symbol" w:hAnsi="Symbol" w:cs="Symbol" w:hint="default"/>
+        <w:rFonts w:ascii="Symbol" w:hAnsi="Symbol" w:cs="Symbol" w:hint="default" w:eastAsia="黑体"/>
       </w:rPr>
     </w:lvl>
     <w:lvl w:ilvl="4">
@@ -2640,7 +2874,7 @@
         <w:ind w:left="3600" w:hanging="360"/>
       </w:pPr>
       <w:rPr>
-        <w:rFonts w:ascii="Courier New" w:hAnsi="Courier New" w:cs="Courier New" w:hint="default"/>
+        <w:rFonts w:ascii="Courier New" w:hAnsi="Courier New" w:cs="Courier New" w:hint="default" w:eastAsia="黑体"/>
       </w:rPr>
     </w:lvl>
     <w:lvl w:ilvl="5">
@@ -2651,7 +2885,7 @@
         <w:ind w:left="4320" w:hanging="360"/>
       </w:pPr>
       <w:rPr>
-        <w:rFonts w:ascii="Wingdings" w:hAnsi="Wingdings" w:cs="Wingdings" w:hint="default"/>
+        <w:rFonts w:ascii="Wingdings" w:hAnsi="Wingdings" w:cs="Wingdings" w:hint="default" w:eastAsia="黑体"/>
       </w:rPr>
     </w:lvl>
     <w:lvl w:ilvl="6">
@@ -2662,7 +2896,7 @@
         <w:ind w:left="5040" w:hanging="360"/>
       </w:pPr>
       <w:rPr>
-        <w:rFonts w:ascii="Symbol" w:hAnsi="Symbol" w:cs="Symbol" w:hint="default"/>
+        <w:rFonts w:ascii="Symbol" w:hAnsi="Symbol" w:cs="Symbol" w:hint="default" w:eastAsia="黑体"/>
       </w:rPr>
     </w:lvl>
     <w:lvl w:ilvl="7">
@@ -2673,7 +2907,7 @@
         <w:ind w:left="5760" w:hanging="360"/>
       </w:pPr>
       <w:rPr>
-        <w:rFonts w:ascii="Courier New" w:hAnsi="Courier New" w:cs="Courier New" w:hint="default"/>
+        <w:rFonts w:ascii="Courier New" w:hAnsi="Courier New" w:cs="Courier New" w:hint="default" w:eastAsia="黑体"/>
       </w:rPr>
     </w:lvl>
     <w:lvl w:ilvl="8">
@@ -2684,7 +2918,7 @@
         <w:ind w:left="6480" w:hanging="360"/>
       </w:pPr>
       <w:rPr>
-        <w:rFonts w:ascii="Wingdings" w:hAnsi="Wingdings" w:cs="Wingdings" w:hint="default"/>
+        <w:rFonts w:ascii="Wingdings" w:hAnsi="Wingdings" w:cs="Wingdings" w:hint="default" w:eastAsia="黑体"/>
       </w:rPr>
     </w:lvl>
   </w:abstractNum>
@@ -2740,11 +2974,11 @@
 </file>
 
 <file path=word/styles.xml><?xml version="1.0" encoding="utf-8"?>
-<w:styles xmlns:mc="http://schemas.openxmlformats.org/markup-compatibility/2006" xmlns:r="http://schemas.openxmlformats.org/officeDocument/2006/relationships" xmlns:w="http://schemas.openxmlformats.org/wordprocessingml/2006/main" xmlns:w14="http://schemas.microsoft.com/office/word/2010/wordml" mc:Ignorable="w14">
+<w:styles xmlns:mc="http://schemas.openxmlformats.org/markup-compatibility/2006" xmlns:w="http://schemas.openxmlformats.org/wordprocessingml/2006/main" xmlns:r="http://schemas.openxmlformats.org/officeDocument/2006/relationships" xmlns:w14="http://schemas.microsoft.com/office/word/2010/wordml" mc:Ignorable="w14">
   <w:docDefaults>
     <w:rPrDefault>
       <w:rPr>
-        <w:rFonts w:asciiTheme="minorHAnsi" w:cstheme="minorBidi" w:eastAsiaTheme="minorEastAsia" w:hAnsiTheme="minorHAnsi"/>
+        <w:rFonts w:asciiTheme="minorHAnsi" w:cstheme="minorBidi" w:hAnsiTheme="minorHAnsi" w:eastAsia="黑体"/>
         <w:sz w:val="22"/>
         <w:szCs w:val="22"/>
         <w:lang w:bidi="ar-SA" w:eastAsia="en-US" w:val="en-US"/>
@@ -2966,7 +3200,7 @@
       <w:outlineLvl w:val="0"/>
     </w:pPr>
     <w:rPr>
-      <w:rFonts w:ascii="Times New Roman" w:asciiTheme="majorHAnsi" w:cstheme="majorBidi" w:eastAsia="黑体" w:eastAsiaTheme="majorEastAsia" w:hAnsi="Times New Roman" w:hAnsiTheme="majorHAnsi"/>
+      <w:rFonts w:ascii="Times New Roman" w:asciiTheme="majorHAnsi" w:cstheme="majorBidi" w:eastAsia="黑体" w:hAnsi="Times New Roman" w:hAnsiTheme="majorHAnsi"/>
       <w:b/>
       <w:bCs/>
       <w:color w:val="1F3864"/>
@@ -2990,7 +3224,7 @@
       <w:outlineLvl w:val="1"/>
     </w:pPr>
     <w:rPr>
-      <w:rFonts w:ascii="Times New Roman" w:asciiTheme="majorHAnsi" w:cstheme="majorBidi" w:eastAsia="黑体" w:eastAsiaTheme="majorEastAsia" w:hAnsi="Times New Roman" w:hAnsiTheme="majorHAnsi"/>
+      <w:rFonts w:ascii="Times New Roman" w:asciiTheme="majorHAnsi" w:cstheme="majorBidi" w:eastAsia="黑体" w:hAnsi="Times New Roman" w:hAnsiTheme="majorHAnsi"/>
       <w:b/>
       <w:bCs/>
       <w:color w:val="2E4E7E"/>
@@ -3014,7 +3248,7 @@
       <w:outlineLvl w:val="2"/>
     </w:pPr>
     <w:rPr>
-      <w:rFonts w:ascii="Times New Roman" w:asciiTheme="majorHAnsi" w:cstheme="majorBidi" w:eastAsia="黑体" w:eastAsiaTheme="majorEastAsia" w:hAnsi="Times New Roman" w:hAnsiTheme="majorHAnsi"/>
+      <w:rFonts w:ascii="Times New Roman" w:asciiTheme="majorHAnsi" w:cstheme="majorBidi" w:eastAsia="黑体" w:hAnsi="Times New Roman" w:hAnsiTheme="majorHAnsi"/>
       <w:b/>
       <w:bCs/>
       <w:color w:val="2E4E7E"/>
@@ -3038,7 +3272,7 @@
       <w:outlineLvl w:val="3"/>
     </w:pPr>
     <w:rPr>
-      <w:rFonts w:ascii="Times New Roman" w:asciiTheme="majorHAnsi" w:cstheme="majorBidi" w:eastAsia="黑体" w:eastAsiaTheme="majorEastAsia" w:hAnsi="Times New Roman" w:hAnsiTheme="majorHAnsi"/>
+      <w:rFonts w:ascii="Times New Roman" w:asciiTheme="majorHAnsi" w:cstheme="majorBidi" w:eastAsia="黑体" w:hAnsi="Times New Roman" w:hAnsiTheme="majorHAnsi"/>
       <w:b/>
       <w:bCs/>
       <w:i/>
@@ -3064,7 +3298,7 @@
       <w:outlineLvl w:val="4"/>
     </w:pPr>
     <w:rPr>
-      <w:rFonts w:ascii="Times New Roman" w:asciiTheme="majorHAnsi" w:cstheme="majorBidi" w:eastAsia="黑体" w:eastAsiaTheme="majorEastAsia" w:hAnsi="Times New Roman" w:hAnsiTheme="majorHAnsi"/>
+      <w:rFonts w:ascii="Times New Roman" w:asciiTheme="majorHAnsi" w:cstheme="majorBidi" w:eastAsia="黑体" w:hAnsi="Times New Roman" w:hAnsiTheme="majorHAnsi"/>
       <w:b/>
       <w:color w:val="333333"/>
       <w:sz w:val="22"/>
@@ -3087,7 +3321,7 @@
       <w:outlineLvl w:val="5"/>
     </w:pPr>
     <w:rPr>
-      <w:rFonts w:asciiTheme="majorHAnsi" w:cstheme="majorBidi" w:eastAsiaTheme="majorEastAsia" w:hAnsiTheme="majorHAnsi"/>
+      <w:rFonts w:asciiTheme="majorHAnsi" w:cstheme="majorBidi" w:hAnsiTheme="majorHAnsi" w:eastAsia="黑体"/>
       <w:i/>
       <w:iCs/>
       <w:color w:themeColor="accent1" w:themeShade="7F" w:val="243F60"/>
@@ -3110,7 +3344,7 @@
       <w:outlineLvl w:val="6"/>
     </w:pPr>
     <w:rPr>
-      <w:rFonts w:asciiTheme="majorHAnsi" w:cstheme="majorBidi" w:eastAsiaTheme="majorEastAsia" w:hAnsiTheme="majorHAnsi"/>
+      <w:rFonts w:asciiTheme="majorHAnsi" w:cstheme="majorBidi" w:hAnsiTheme="majorHAnsi" w:eastAsia="黑体"/>
       <w:i/>
       <w:iCs/>
       <w:color w:themeColor="text1" w:themeTint="BF" w:val="404040"/>
@@ -3133,7 +3367,7 @@
       <w:outlineLvl w:val="7"/>
     </w:pPr>
     <w:rPr>
-      <w:rFonts w:asciiTheme="majorHAnsi" w:cstheme="majorBidi" w:eastAsiaTheme="majorEastAsia" w:hAnsiTheme="majorHAnsi"/>
+      <w:rFonts w:asciiTheme="majorHAnsi" w:cstheme="majorBidi" w:hAnsiTheme="majorHAnsi" w:eastAsia="黑体"/>
       <w:color w:themeColor="accent1" w:val="4F81BD"/>
       <w:sz w:val="20"/>
       <w:szCs w:val="20"/>
@@ -3156,7 +3390,7 @@
       <w:outlineLvl w:val="8"/>
     </w:pPr>
     <w:rPr>
-      <w:rFonts w:asciiTheme="majorHAnsi" w:cstheme="majorBidi" w:eastAsiaTheme="majorEastAsia" w:hAnsiTheme="majorHAnsi"/>
+      <w:rFonts w:asciiTheme="majorHAnsi" w:cstheme="majorBidi" w:hAnsiTheme="majorHAnsi" w:eastAsia="黑体"/>
       <w:i/>
       <w:iCs/>
       <w:color w:themeColor="text1" w:themeTint="BF" w:val="404040"/>
@@ -3207,7 +3441,7 @@
     <w:uiPriority w:val="9"/>
     <w:rsid w:val="00FC693F"/>
     <w:rPr>
-      <w:rFonts w:asciiTheme="majorHAnsi" w:cstheme="majorBidi" w:eastAsiaTheme="majorEastAsia" w:hAnsiTheme="majorHAnsi"/>
+      <w:rFonts w:asciiTheme="majorHAnsi" w:cstheme="majorBidi" w:hAnsiTheme="majorHAnsi" w:eastAsia="黑体"/>
       <w:b/>
       <w:bCs/>
       <w:color w:themeColor="accent1" w:themeShade="BF" w:val="365F91"/>
@@ -3222,7 +3456,7 @@
     <w:uiPriority w:val="9"/>
     <w:rsid w:val="00FC693F"/>
     <w:rPr>
-      <w:rFonts w:asciiTheme="majorHAnsi" w:cstheme="majorBidi" w:eastAsiaTheme="majorEastAsia" w:hAnsiTheme="majorHAnsi"/>
+      <w:rFonts w:asciiTheme="majorHAnsi" w:cstheme="majorBidi" w:hAnsiTheme="majorHAnsi" w:eastAsia="黑体"/>
       <w:b/>
       <w:bCs/>
       <w:color w:themeColor="accent1" w:val="4F81BD"/>
@@ -3237,7 +3471,7 @@
     <w:uiPriority w:val="9"/>
     <w:rsid w:val="00FC693F"/>
     <w:rPr>
-      <w:rFonts w:asciiTheme="majorHAnsi" w:cstheme="majorBidi" w:eastAsiaTheme="majorEastAsia" w:hAnsiTheme="majorHAnsi"/>
+      <w:rFonts w:asciiTheme="majorHAnsi" w:cstheme="majorBidi" w:hAnsiTheme="majorHAnsi" w:eastAsia="黑体"/>
       <w:b/>
       <w:bCs/>
       <w:color w:themeColor="accent1" w:val="4F81BD"/>
@@ -3260,7 +3494,7 @@
       <w:contextualSpacing/>
     </w:pPr>
     <w:rPr>
-      <w:rFonts w:ascii="Times New Roman" w:asciiTheme="majorHAnsi" w:cstheme="majorBidi" w:eastAsia="黑体" w:eastAsiaTheme="majorEastAsia" w:hAnsi="Times New Roman" w:hAnsiTheme="majorHAnsi"/>
+      <w:rFonts w:ascii="Times New Roman" w:asciiTheme="majorHAnsi" w:cstheme="majorBidi" w:eastAsia="黑体" w:hAnsi="Times New Roman" w:hAnsiTheme="majorHAnsi"/>
       <w:b/>
       <w:color w:val="1F3864"/>
       <w:spacing w:val="5"/>
@@ -3276,7 +3510,7 @@
     <w:uiPriority w:val="10"/>
     <w:rsid w:val="00FC693F"/>
     <w:rPr>
-      <w:rFonts w:asciiTheme="majorHAnsi" w:cstheme="majorBidi" w:eastAsiaTheme="majorEastAsia" w:hAnsiTheme="majorHAnsi"/>
+      <w:rFonts w:asciiTheme="majorHAnsi" w:cstheme="majorBidi" w:hAnsiTheme="majorHAnsi" w:eastAsia="黑体"/>
       <w:color w:themeColor="text2" w:themeShade="BF" w:val="17365D"/>
       <w:spacing w:val="5"/>
       <w:kern w:val="28"/>
@@ -3298,7 +3532,7 @@
       </w:numPr>
     </w:pPr>
     <w:rPr>
-      <w:rFonts w:asciiTheme="majorHAnsi" w:cstheme="majorBidi" w:eastAsiaTheme="majorEastAsia" w:hAnsiTheme="majorHAnsi"/>
+      <w:rFonts w:asciiTheme="majorHAnsi" w:cstheme="majorBidi" w:hAnsiTheme="majorHAnsi" w:eastAsia="黑体"/>
       <w:i/>
       <w:iCs/>
       <w:color w:themeColor="accent1" w:val="4F81BD"/>
@@ -3314,7 +3548,7 @@
     <w:uiPriority w:val="11"/>
     <w:rsid w:val="00FC693F"/>
     <w:rPr>
-      <w:rFonts w:asciiTheme="majorHAnsi" w:cstheme="majorBidi" w:eastAsiaTheme="majorEastAsia" w:hAnsiTheme="majorHAnsi"/>
+      <w:rFonts w:asciiTheme="majorHAnsi" w:cstheme="majorBidi" w:hAnsiTheme="majorHAnsi" w:eastAsia="黑体"/>
       <w:i/>
       <w:iCs/>
       <w:color w:themeColor="accent1" w:val="4F81BD"/>
@@ -3381,6 +3615,7 @@
       <w:spacing w:after="120"/>
     </w:pPr>
     <w:rPr>
+      <w:rFonts w:eastAsia="黑体"/>
       <w:sz w:val="16"/>
       <w:szCs w:val="16"/>
     </w:rPr>
@@ -3392,6 +3627,7 @@
     <w:uiPriority w:val="99"/>
     <w:rsid w:val="00AA1D8D"/>
     <w:rPr>
+      <w:rFonts w:eastAsia="黑体"/>
       <w:sz w:val="16"/>
       <w:szCs w:val="16"/>
     </w:rPr>
@@ -3561,7 +3797,7 @@
       </w:tabs>
     </w:pPr>
     <w:rPr>
-      <w:rFonts w:ascii="Courier" w:hAnsi="Courier"/>
+      <w:rFonts w:ascii="Courier" w:hAnsi="Courier" w:eastAsia="黑体"/>
       <w:sz w:val="20"/>
       <w:szCs w:val="20"/>
     </w:rPr>
@@ -3573,7 +3809,7 @@
     <w:uiPriority w:val="99"/>
     <w:rsid w:val="0029639D"/>
     <w:rPr>
-      <w:rFonts w:ascii="Courier" w:hAnsi="Courier"/>
+      <w:rFonts w:ascii="Courier" w:hAnsi="Courier" w:eastAsia="黑体"/>
       <w:sz w:val="20"/>
       <w:szCs w:val="20"/>
     </w:rPr>
@@ -3609,6 +3845,7 @@
     <w:uiPriority w:val="29"/>
     <w:rsid w:val="00FC693F"/>
     <w:rPr>
+      <w:rFonts w:eastAsia="黑体"/>
       <w:i/>
       <w:iCs/>
       <w:color w:themeColor="text1" w:val="000000"/>
@@ -3622,7 +3859,7 @@
     <w:semiHidden/>
     <w:rsid w:val="00FC693F"/>
     <w:rPr>
-      <w:rFonts w:asciiTheme="majorHAnsi" w:cstheme="majorBidi" w:eastAsiaTheme="majorEastAsia" w:hAnsiTheme="majorHAnsi"/>
+      <w:rFonts w:asciiTheme="majorHAnsi" w:cstheme="majorBidi" w:hAnsiTheme="majorHAnsi" w:eastAsia="黑体"/>
       <w:b/>
       <w:bCs/>
       <w:i/>
@@ -3638,7 +3875,7 @@
     <w:semiHidden/>
     <w:rsid w:val="00FC693F"/>
     <w:rPr>
-      <w:rFonts w:asciiTheme="majorHAnsi" w:cstheme="majorBidi" w:eastAsiaTheme="majorEastAsia" w:hAnsiTheme="majorHAnsi"/>
+      <w:rFonts w:asciiTheme="majorHAnsi" w:cstheme="majorBidi" w:hAnsiTheme="majorHAnsi" w:eastAsia="黑体"/>
       <w:color w:themeColor="accent1" w:themeShade="7F" w:val="243F60"/>
     </w:rPr>
   </w:style>
@@ -3650,7 +3887,7 @@
     <w:semiHidden/>
     <w:rsid w:val="00FC693F"/>
     <w:rPr>
-      <w:rFonts w:asciiTheme="majorHAnsi" w:cstheme="majorBidi" w:eastAsiaTheme="majorEastAsia" w:hAnsiTheme="majorHAnsi"/>
+      <w:rFonts w:asciiTheme="majorHAnsi" w:cstheme="majorBidi" w:hAnsiTheme="majorHAnsi" w:eastAsia="黑体"/>
       <w:i/>
       <w:iCs/>
       <w:color w:themeColor="accent1" w:themeShade="7F" w:val="243F60"/>
@@ -3664,7 +3901,7 @@
     <w:semiHidden/>
     <w:rsid w:val="00FC693F"/>
     <w:rPr>
-      <w:rFonts w:asciiTheme="majorHAnsi" w:cstheme="majorBidi" w:eastAsiaTheme="majorEastAsia" w:hAnsiTheme="majorHAnsi"/>
+      <w:rFonts w:asciiTheme="majorHAnsi" w:cstheme="majorBidi" w:hAnsiTheme="majorHAnsi" w:eastAsia="黑体"/>
       <w:i/>
       <w:iCs/>
       <w:color w:themeColor="text1" w:themeTint="BF" w:val="404040"/>
@@ -3678,7 +3915,7 @@
     <w:semiHidden/>
     <w:rsid w:val="00FC693F"/>
     <w:rPr>
-      <w:rFonts w:asciiTheme="majorHAnsi" w:cstheme="majorBidi" w:eastAsiaTheme="majorEastAsia" w:hAnsiTheme="majorHAnsi"/>
+      <w:rFonts w:asciiTheme="majorHAnsi" w:cstheme="majorBidi" w:hAnsiTheme="majorHAnsi" w:eastAsia="黑体"/>
       <w:color w:themeColor="accent1" w:val="4F81BD"/>
       <w:sz w:val="20"/>
       <w:szCs w:val="20"/>
@@ -3692,7 +3929,7 @@
     <w:semiHidden/>
     <w:rsid w:val="00FC693F"/>
     <w:rPr>
-      <w:rFonts w:asciiTheme="majorHAnsi" w:cstheme="majorBidi" w:eastAsiaTheme="majorEastAsia" w:hAnsiTheme="majorHAnsi"/>
+      <w:rFonts w:asciiTheme="majorHAnsi" w:cstheme="majorBidi" w:hAnsiTheme="majorHAnsi" w:eastAsia="黑体"/>
       <w:i/>
       <w:iCs/>
       <w:color w:themeColor="text1" w:themeTint="BF" w:val="404040"/>
@@ -3713,6 +3950,7 @@
       <w:spacing w:line="240" w:lineRule="auto"/>
     </w:pPr>
     <w:rPr>
+      <w:rFonts w:eastAsia="黑体"/>
       <w:b/>
       <w:bCs/>
       <w:color w:themeColor="accent1" w:val="4F81BD"/>
@@ -3727,6 +3965,7 @@
     <w:qFormat/>
     <w:rsid w:val="00FC693F"/>
     <w:rPr>
+      <w:rFonts w:eastAsia="黑体"/>
       <w:b/>
       <w:bCs/>
     </w:rPr>
@@ -3738,6 +3977,7 @@
     <w:qFormat/>
     <w:rsid w:val="00FC693F"/>
     <w:rPr>
+      <w:rFonts w:eastAsia="黑体"/>
       <w:i/>
       <w:iCs/>
     </w:rPr>
@@ -3758,6 +3998,7 @@
       <w:ind w:left="936" w:right="936"/>
     </w:pPr>
     <w:rPr>
+      <w:rFonts w:eastAsia="黑体"/>
       <w:b/>
       <w:bCs/>
       <w:i/>
@@ -3772,6 +4013,7 @@
     <w:uiPriority w:val="30"/>
     <w:rsid w:val="00FC693F"/>
     <w:rPr>
+      <w:rFonts w:eastAsia="黑体"/>
       <w:b/>
       <w:bCs/>
       <w:i/>
@@ -3786,6 +4028,7 @@
     <w:qFormat/>
     <w:rsid w:val="00FC693F"/>
     <w:rPr>
+      <w:rFonts w:eastAsia="黑体"/>
       <w:i/>
       <w:iCs/>
       <w:color w:themeColor="text1" w:themeTint="7F" w:val="808080"/>
@@ -3798,6 +4041,7 @@
     <w:qFormat/>
     <w:rsid w:val="00FC693F"/>
     <w:rPr>
+      <w:rFonts w:eastAsia="黑体"/>
       <w:b/>
       <w:bCs/>
       <w:i/>
@@ -3812,6 +4056,7 @@
     <w:qFormat/>
     <w:rsid w:val="00FC693F"/>
     <w:rPr>
+      <w:rFonts w:eastAsia="黑体"/>
       <w:smallCaps/>
       <w:color w:themeColor="accent2" w:val="C0504D"/>
       <w:u w:val="single"/>
@@ -3824,6 +4069,7 @@
     <w:qFormat/>
     <w:rsid w:val="00FC693F"/>
     <w:rPr>
+      <w:rFonts w:eastAsia="黑体"/>
       <w:b/>
       <w:bCs/>
       <w:smallCaps/>
@@ -3839,6 +4085,7 @@
     <w:qFormat/>
     <w:rsid w:val="00FC693F"/>
     <w:rPr>
+      <w:rFonts w:eastAsia="黑体"/>
       <w:b/>
       <w:bCs/>
       <w:smallCaps/>
@@ -3893,6 +4140,7 @@
       <w:spacing w:after="0" w:line="240" w:lineRule="auto"/>
     </w:pPr>
     <w:rPr>
+      <w:rFonts w:eastAsia="黑体"/>
       <w:color w:themeColor="text1" w:themeShade="BF" w:val="000000"/>
     </w:rPr>
     <w:tblPr>
@@ -3915,6 +4163,7 @@
         <w:spacing w:after="0" w:before="0" w:line="240" w:lineRule="auto"/>
       </w:pPr>
       <w:rPr>
+        <w:rFonts w:eastAsia="黑体"/>
         <w:b/>
         <w:bCs/>
       </w:rPr>
@@ -3935,6 +4184,7 @@
         <w:spacing w:after="0" w:before="0" w:line="240" w:lineRule="auto"/>
       </w:pPr>
       <w:rPr>
+        <w:rFonts w:eastAsia="黑体"/>
         <w:b/>
         <w:bCs/>
       </w:rPr>
@@ -3952,12 +4202,14 @@
     </w:tblStylePr>
     <w:tblStylePr w:type="firstCol">
       <w:rPr>
+        <w:rFonts w:eastAsia="黑体"/>
         <w:b/>
         <w:bCs/>
       </w:rPr>
     </w:tblStylePr>
     <w:tblStylePr w:type="lastCol">
       <w:rPr>
+        <w:rFonts w:eastAsia="黑体"/>
         <w:b/>
         <w:bCs/>
       </w:rPr>
@@ -3996,6 +4248,7 @@
       <w:spacing w:after="0" w:line="240" w:lineRule="auto"/>
     </w:pPr>
     <w:rPr>
+      <w:rFonts w:eastAsia="黑体"/>
       <w:color w:themeColor="accent1" w:themeShade="BF" w:val="365F91"/>
     </w:rPr>
     <w:tblPr>
@@ -4018,6 +4271,7 @@
         <w:spacing w:after="0" w:before="0" w:line="240" w:lineRule="auto"/>
       </w:pPr>
       <w:rPr>
+        <w:rFonts w:eastAsia="黑体"/>
         <w:b/>
         <w:bCs/>
       </w:rPr>
@@ -4038,6 +4292,7 @@
         <w:spacing w:after="0" w:before="0" w:line="240" w:lineRule="auto"/>
       </w:pPr>
       <w:rPr>
+        <w:rFonts w:eastAsia="黑体"/>
         <w:b/>
         <w:bCs/>
       </w:rPr>
@@ -4055,12 +4310,14 @@
     </w:tblStylePr>
     <w:tblStylePr w:type="firstCol">
       <w:rPr>
+        <w:rFonts w:eastAsia="黑体"/>
         <w:b/>
         <w:bCs/>
       </w:rPr>
     </w:tblStylePr>
     <w:tblStylePr w:type="lastCol">
       <w:rPr>
+        <w:rFonts w:eastAsia="黑体"/>
         <w:b/>
         <w:bCs/>
       </w:rPr>
@@ -4099,6 +4356,7 @@
       <w:spacing w:after="0" w:line="240" w:lineRule="auto"/>
     </w:pPr>
     <w:rPr>
+      <w:rFonts w:eastAsia="黑体"/>
       <w:color w:themeColor="accent2" w:themeShade="BF" w:val="943634"/>
     </w:rPr>
     <w:tblPr>
@@ -4121,6 +4379,7 @@
         <w:spacing w:after="0" w:before="0" w:line="240" w:lineRule="auto"/>
       </w:pPr>
       <w:rPr>
+        <w:rFonts w:eastAsia="黑体"/>
         <w:b/>
         <w:bCs/>
       </w:rPr>
@@ -4141,6 +4400,7 @@
         <w:spacing w:after="0" w:before="0" w:line="240" w:lineRule="auto"/>
       </w:pPr>
       <w:rPr>
+        <w:rFonts w:eastAsia="黑体"/>
         <w:b/>
         <w:bCs/>
       </w:rPr>
@@ -4158,12 +4418,14 @@
     </w:tblStylePr>
     <w:tblStylePr w:type="firstCol">
       <w:rPr>
+        <w:rFonts w:eastAsia="黑体"/>
         <w:b/>
         <w:bCs/>
       </w:rPr>
     </w:tblStylePr>
     <w:tblStylePr w:type="lastCol">
       <w:rPr>
+        <w:rFonts w:eastAsia="黑体"/>
         <w:b/>
         <w:bCs/>
       </w:rPr>
@@ -4202,6 +4464,7 @@
       <w:spacing w:after="0" w:line="240" w:lineRule="auto"/>
     </w:pPr>
     <w:rPr>
+      <w:rFonts w:eastAsia="黑体"/>
       <w:color w:themeColor="accent3" w:themeShade="BF" w:val="76923C"/>
     </w:rPr>
     <w:tblPr>
@@ -4224,6 +4487,7 @@
         <w:spacing w:after="0" w:before="0" w:line="240" w:lineRule="auto"/>
       </w:pPr>
       <w:rPr>
+        <w:rFonts w:eastAsia="黑体"/>
         <w:b/>
         <w:bCs/>
       </w:rPr>
@@ -4244,6 +4508,7 @@
         <w:spacing w:after="0" w:before="0" w:line="240" w:lineRule="auto"/>
       </w:pPr>
       <w:rPr>
+        <w:rFonts w:eastAsia="黑体"/>
         <w:b/>
         <w:bCs/>
       </w:rPr>
@@ -4261,12 +4526,14 @@
     </w:tblStylePr>
     <w:tblStylePr w:type="firstCol">
       <w:rPr>
+        <w:rFonts w:eastAsia="黑体"/>
         <w:b/>
         <w:bCs/>
       </w:rPr>
     </w:tblStylePr>
     <w:tblStylePr w:type="lastCol">
       <w:rPr>
+        <w:rFonts w:eastAsia="黑体"/>
         <w:b/>
         <w:bCs/>
       </w:rPr>
@@ -4305,6 +4572,7 @@
       <w:spacing w:after="0" w:line="240" w:lineRule="auto"/>
     </w:pPr>
     <w:rPr>
+      <w:rFonts w:eastAsia="黑体"/>
       <w:color w:themeColor="accent4" w:themeShade="BF" w:val="5F497A"/>
     </w:rPr>
     <w:tblPr>
@@ -4327,6 +4595,7 @@
         <w:spacing w:after="0" w:before="0" w:line="240" w:lineRule="auto"/>
       </w:pPr>
       <w:rPr>
+        <w:rFonts w:eastAsia="黑体"/>
         <w:b/>
         <w:bCs/>
       </w:rPr>
@@ -4347,6 +4616,7 @@
         <w:spacing w:after="0" w:before="0" w:line="240" w:lineRule="auto"/>
       </w:pPr>
       <w:rPr>
+        <w:rFonts w:eastAsia="黑体"/>
         <w:b/>
         <w:bCs/>
       </w:rPr>
@@ -4364,12 +4634,14 @@
     </w:tblStylePr>
     <w:tblStylePr w:type="firstCol">
       <w:rPr>
+        <w:rFonts w:eastAsia="黑体"/>
         <w:b/>
         <w:bCs/>
       </w:rPr>
     </w:tblStylePr>
     <w:tblStylePr w:type="lastCol">
       <w:rPr>
+        <w:rFonts w:eastAsia="黑体"/>
         <w:b/>
         <w:bCs/>
       </w:rPr>
@@ -4408,6 +4680,7 @@
       <w:spacing w:after="0" w:line="240" w:lineRule="auto"/>
     </w:pPr>
     <w:rPr>
+      <w:rFonts w:eastAsia="黑体"/>
       <w:color w:themeColor="accent5" w:themeShade="BF" w:val="31849B"/>
     </w:rPr>
     <w:tblPr>
@@ -4430,6 +4703,7 @@
         <w:spacing w:after="0" w:before="0" w:line="240" w:lineRule="auto"/>
       </w:pPr>
       <w:rPr>
+        <w:rFonts w:eastAsia="黑体"/>
         <w:b/>
         <w:bCs/>
       </w:rPr>
@@ -4450,6 +4724,7 @@
         <w:spacing w:after="0" w:before="0" w:line="240" w:lineRule="auto"/>
       </w:pPr>
       <w:rPr>
+        <w:rFonts w:eastAsia="黑体"/>
         <w:b/>
         <w:bCs/>
       </w:rPr>
@@ -4467,12 +4742,14 @@
     </w:tblStylePr>
     <w:tblStylePr w:type="firstCol">
       <w:rPr>
+        <w:rFonts w:eastAsia="黑体"/>
         <w:b/>
         <w:bCs/>
       </w:rPr>
     </w:tblStylePr>
     <w:tblStylePr w:type="lastCol">
       <w:rPr>
+        <w:rFonts w:eastAsia="黑体"/>
         <w:b/>
         <w:bCs/>
       </w:rPr>
@@ -4511,6 +4788,7 @@
       <w:spacing w:after="0" w:line="240" w:lineRule="auto"/>
     </w:pPr>
     <w:rPr>
+      <w:rFonts w:eastAsia="黑体"/>
       <w:color w:themeColor="accent6" w:themeShade="BF" w:val="E36C0A"/>
     </w:rPr>
     <w:tblPr>
@@ -4533,6 +4811,7 @@
         <w:spacing w:after="0" w:before="0" w:line="240" w:lineRule="auto"/>
       </w:pPr>
       <w:rPr>
+        <w:rFonts w:eastAsia="黑体"/>
         <w:b/>
         <w:bCs/>
       </w:rPr>
@@ -4553,6 +4832,7 @@
         <w:spacing w:after="0" w:before="0" w:line="240" w:lineRule="auto"/>
       </w:pPr>
       <w:rPr>
+        <w:rFonts w:eastAsia="黑体"/>
         <w:b/>
         <w:bCs/>
       </w:rPr>
@@ -4570,12 +4850,14 @@
     </w:tblStylePr>
     <w:tblStylePr w:type="firstCol">
       <w:rPr>
+        <w:rFonts w:eastAsia="黑体"/>
         <w:b/>
         <w:bCs/>
       </w:rPr>
     </w:tblStylePr>
     <w:tblStylePr w:type="lastCol">
       <w:rPr>
+        <w:rFonts w:eastAsia="黑体"/>
         <w:b/>
         <w:bCs/>
       </w:rPr>
@@ -4635,6 +4917,7 @@
         <w:spacing w:after="0" w:before="0" w:line="240" w:lineRule="auto"/>
       </w:pPr>
       <w:rPr>
+        <w:rFonts w:eastAsia="黑体"/>
         <w:b/>
         <w:bCs/>
         <w:color w:themeColor="background1" w:val="FFFFFF"/>
@@ -4649,6 +4932,7 @@
         <w:spacing w:after="0" w:before="0" w:line="240" w:lineRule="auto"/>
       </w:pPr>
       <w:rPr>
+        <w:rFonts w:eastAsia="黑体"/>
         <w:b/>
         <w:bCs/>
       </w:rPr>
@@ -4664,12 +4948,14 @@
     </w:tblStylePr>
     <w:tblStylePr w:type="firstCol">
       <w:rPr>
+        <w:rFonts w:eastAsia="黑体"/>
         <w:b/>
         <w:bCs/>
       </w:rPr>
     </w:tblStylePr>
     <w:tblStylePr w:type="lastCol">
       <w:rPr>
+        <w:rFonts w:eastAsia="黑体"/>
         <w:b/>
         <w:bCs/>
       </w:rPr>
@@ -4727,6 +5013,7 @@
         <w:spacing w:after="0" w:before="0" w:line="240" w:lineRule="auto"/>
       </w:pPr>
       <w:rPr>
+        <w:rFonts w:eastAsia="黑体"/>
         <w:b/>
         <w:bCs/>
         <w:color w:themeColor="background1" w:val="FFFFFF"/>
@@ -4741,6 +5028,7 @@
         <w:spacing w:after="0" w:before="0" w:line="240" w:lineRule="auto"/>
       </w:pPr>
       <w:rPr>
+        <w:rFonts w:eastAsia="黑体"/>
         <w:b/>
         <w:bCs/>
       </w:rPr>
@@ -4756,12 +5044,14 @@
     </w:tblStylePr>
     <w:tblStylePr w:type="firstCol">
       <w:rPr>
+        <w:rFonts w:eastAsia="黑体"/>
         <w:b/>
         <w:bCs/>
       </w:rPr>
     </w:tblStylePr>
     <w:tblStylePr w:type="lastCol">
       <w:rPr>
+        <w:rFonts w:eastAsia="黑体"/>
         <w:b/>
         <w:bCs/>
       </w:rPr>
@@ -4819,6 +5109,7 @@
         <w:spacing w:after="0" w:before="0" w:line="240" w:lineRule="auto"/>
       </w:pPr>
       <w:rPr>
+        <w:rFonts w:eastAsia="黑体"/>
         <w:b/>
         <w:bCs/>
         <w:color w:themeColor="background1" w:val="FFFFFF"/>
@@ -4833,6 +5124,7 @@
         <w:spacing w:after="0" w:before="0" w:line="240" w:lineRule="auto"/>
       </w:pPr>
       <w:rPr>
+        <w:rFonts w:eastAsia="黑体"/>
         <w:b/>
         <w:bCs/>
       </w:rPr>
@@ -4848,12 +5140,14 @@
     </w:tblStylePr>
     <w:tblStylePr w:type="firstCol">
       <w:rPr>
+        <w:rFonts w:eastAsia="黑体"/>
         <w:b/>
         <w:bCs/>
       </w:rPr>
     </w:tblStylePr>
     <w:tblStylePr w:type="lastCol">
       <w:rPr>
+        <w:rFonts w:eastAsia="黑体"/>
         <w:b/>
         <w:bCs/>
       </w:rPr>
@@ -4911,6 +5205,7 @@
         <w:spacing w:after="0" w:before="0" w:line="240" w:lineRule="auto"/>
       </w:pPr>
       <w:rPr>
+        <w:rFonts w:eastAsia="黑体"/>
         <w:b/>
         <w:bCs/>
         <w:color w:themeColor="background1" w:val="FFFFFF"/>
@@ -4925,6 +5220,7 @@
         <w:spacing w:after="0" w:before="0" w:line="240" w:lineRule="auto"/>
       </w:pPr>
       <w:rPr>
+        <w:rFonts w:eastAsia="黑体"/>
         <w:b/>
         <w:bCs/>
       </w:rPr>
@@ -4940,12 +5236,14 @@
     </w:tblStylePr>
     <w:tblStylePr w:type="firstCol">
       <w:rPr>
+        <w:rFonts w:eastAsia="黑体"/>
         <w:b/>
         <w:bCs/>
       </w:rPr>
     </w:tblStylePr>
     <w:tblStylePr w:type="lastCol">
       <w:rPr>
+        <w:rFonts w:eastAsia="黑体"/>
         <w:b/>
         <w:bCs/>
       </w:rPr>
@@ -5003,6 +5301,7 @@
         <w:spacing w:after="0" w:before="0" w:line="240" w:lineRule="auto"/>
       </w:pPr>
       <w:rPr>
+        <w:rFonts w:eastAsia="黑体"/>
         <w:b/>
         <w:bCs/>
         <w:color w:themeColor="background1" w:val="FFFFFF"/>
@@ -5017,6 +5316,7 @@
         <w:spacing w:after="0" w:before="0" w:line="240" w:lineRule="auto"/>
       </w:pPr>
       <w:rPr>
+        <w:rFonts w:eastAsia="黑体"/>
         <w:b/>
         <w:bCs/>
       </w:rPr>
@@ -5032,12 +5332,14 @@
     </w:tblStylePr>
     <w:tblStylePr w:type="firstCol">
       <w:rPr>
+        <w:rFonts w:eastAsia="黑体"/>
         <w:b/>
         <w:bCs/>
       </w:rPr>
     </w:tblStylePr>
     <w:tblStylePr w:type="lastCol">
       <w:rPr>
+        <w:rFonts w:eastAsia="黑体"/>
         <w:b/>
         <w:bCs/>
       </w:rPr>
@@ -5095,6 +5397,7 @@
         <w:spacing w:after="0" w:before="0" w:line="240" w:lineRule="auto"/>
       </w:pPr>
       <w:rPr>
+        <w:rFonts w:eastAsia="黑体"/>
         <w:b/>
         <w:bCs/>
         <w:color w:themeColor="background1" w:val="FFFFFF"/>
@@ -5109,6 +5412,7 @@
         <w:spacing w:after="0" w:before="0" w:line="240" w:lineRule="auto"/>
       </w:pPr>
       <w:rPr>
+        <w:rFonts w:eastAsia="黑体"/>
         <w:b/>
         <w:bCs/>
       </w:rPr>
@@ -5124,12 +5428,14 @@
     </w:tblStylePr>
     <w:tblStylePr w:type="firstCol">
       <w:rPr>
+        <w:rFonts w:eastAsia="黑体"/>
         <w:b/>
         <w:bCs/>
       </w:rPr>
     </w:tblStylePr>
     <w:tblStylePr w:type="lastCol">
       <w:rPr>
+        <w:rFonts w:eastAsia="黑体"/>
         <w:b/>
         <w:bCs/>
       </w:rPr>
@@ -5187,6 +5493,7 @@
         <w:spacing w:after="0" w:before="0" w:line="240" w:lineRule="auto"/>
       </w:pPr>
       <w:rPr>
+        <w:rFonts w:eastAsia="黑体"/>
         <w:b/>
         <w:bCs/>
         <w:color w:themeColor="background1" w:val="FFFFFF"/>
@@ -5201,6 +5508,7 @@
         <w:spacing w:after="0" w:before="0" w:line="240" w:lineRule="auto"/>
       </w:pPr>
       <w:rPr>
+        <w:rFonts w:eastAsia="黑体"/>
         <w:b/>
         <w:bCs/>
       </w:rPr>
@@ -5216,12 +5524,14 @@
     </w:tblStylePr>
     <w:tblStylePr w:type="firstCol">
       <w:rPr>
+        <w:rFonts w:eastAsia="黑体"/>
         <w:b/>
         <w:bCs/>
       </w:rPr>
     </w:tblStylePr>
     <w:tblStylePr w:type="lastCol">
       <w:rPr>
+        <w:rFonts w:eastAsia="黑体"/>
         <w:b/>
         <w:bCs/>
       </w:rPr>
@@ -5281,7 +5591,7 @@
         <w:spacing w:after="0" w:before="0" w:line="240" w:lineRule="auto"/>
       </w:pPr>
       <w:rPr>
-        <w:rFonts w:asciiTheme="majorHAnsi" w:cstheme="majorBidi" w:eastAsiaTheme="majorEastAsia" w:hAnsiTheme="majorHAnsi"/>
+        <w:rFonts w:asciiTheme="majorHAnsi" w:cstheme="majorBidi" w:hAnsiTheme="majorHAnsi" w:eastAsia="黑体"/>
         <w:b/>
         <w:bCs/>
       </w:rPr>
@@ -5302,7 +5612,7 @@
         <w:spacing w:after="0" w:before="0" w:line="240" w:lineRule="auto"/>
       </w:pPr>
       <w:rPr>
-        <w:rFonts w:asciiTheme="majorHAnsi" w:cstheme="majorBidi" w:eastAsiaTheme="majorEastAsia" w:hAnsiTheme="majorHAnsi"/>
+        <w:rFonts w:asciiTheme="majorHAnsi" w:cstheme="majorBidi" w:hAnsiTheme="majorHAnsi" w:eastAsia="黑体"/>
         <w:b/>
         <w:bCs/>
       </w:rPr>
@@ -5320,14 +5630,14 @@
     </w:tblStylePr>
     <w:tblStylePr w:type="firstCol">
       <w:rPr>
-        <w:rFonts w:asciiTheme="majorHAnsi" w:cstheme="majorBidi" w:eastAsiaTheme="majorEastAsia" w:hAnsiTheme="majorHAnsi"/>
+        <w:rFonts w:asciiTheme="majorHAnsi" w:cstheme="majorBidi" w:hAnsiTheme="majorHAnsi" w:eastAsia="黑体"/>
         <w:b/>
         <w:bCs/>
       </w:rPr>
     </w:tblStylePr>
     <w:tblStylePr w:type="lastCol">
       <w:rPr>
-        <w:rFonts w:asciiTheme="majorHAnsi" w:cstheme="majorBidi" w:eastAsiaTheme="majorEastAsia" w:hAnsiTheme="majorHAnsi"/>
+        <w:rFonts w:asciiTheme="majorHAnsi" w:cstheme="majorBidi" w:hAnsiTheme="majorHAnsi" w:eastAsia="黑体"/>
         <w:b/>
         <w:bCs/>
       </w:rPr>
@@ -5411,7 +5721,7 @@
         <w:spacing w:after="0" w:before="0" w:line="240" w:lineRule="auto"/>
       </w:pPr>
       <w:rPr>
-        <w:rFonts w:asciiTheme="majorHAnsi" w:cstheme="majorBidi" w:eastAsiaTheme="majorEastAsia" w:hAnsiTheme="majorHAnsi"/>
+        <w:rFonts w:asciiTheme="majorHAnsi" w:cstheme="majorBidi" w:hAnsiTheme="majorHAnsi" w:eastAsia="黑体"/>
         <w:b/>
         <w:bCs/>
       </w:rPr>
@@ -5432,7 +5742,7 @@
         <w:spacing w:after="0" w:before="0" w:line="240" w:lineRule="auto"/>
       </w:pPr>
       <w:rPr>
-        <w:rFonts w:asciiTheme="majorHAnsi" w:cstheme="majorBidi" w:eastAsiaTheme="majorEastAsia" w:hAnsiTheme="majorHAnsi"/>
+        <w:rFonts w:asciiTheme="majorHAnsi" w:cstheme="majorBidi" w:hAnsiTheme="majorHAnsi" w:eastAsia="黑体"/>
         <w:b/>
         <w:bCs/>
       </w:rPr>
@@ -5450,14 +5760,14 @@
     </w:tblStylePr>
     <w:tblStylePr w:type="firstCol">
       <w:rPr>
-        <w:rFonts w:asciiTheme="majorHAnsi" w:cstheme="majorBidi" w:eastAsiaTheme="majorEastAsia" w:hAnsiTheme="majorHAnsi"/>
+        <w:rFonts w:asciiTheme="majorHAnsi" w:cstheme="majorBidi" w:hAnsiTheme="majorHAnsi" w:eastAsia="黑体"/>
         <w:b/>
         <w:bCs/>
       </w:rPr>
     </w:tblStylePr>
     <w:tblStylePr w:type="lastCol">
       <w:rPr>
-        <w:rFonts w:asciiTheme="majorHAnsi" w:cstheme="majorBidi" w:eastAsiaTheme="majorEastAsia" w:hAnsiTheme="majorHAnsi"/>
+        <w:rFonts w:asciiTheme="majorHAnsi" w:cstheme="majorBidi" w:hAnsiTheme="majorHAnsi" w:eastAsia="黑体"/>
         <w:b/>
         <w:bCs/>
       </w:rPr>
@@ -5541,7 +5851,7 @@
         <w:spacing w:after="0" w:before="0" w:line="240" w:lineRule="auto"/>
       </w:pPr>
       <w:rPr>
-        <w:rFonts w:asciiTheme="majorHAnsi" w:cstheme="majorBidi" w:eastAsiaTheme="majorEastAsia" w:hAnsiTheme="majorHAnsi"/>
+        <w:rFonts w:asciiTheme="majorHAnsi" w:cstheme="majorBidi" w:hAnsiTheme="majorHAnsi" w:eastAsia="黑体"/>
         <w:b/>
         <w:bCs/>
       </w:rPr>
@@ -5562,7 +5872,7 @@
         <w:spacing w:after="0" w:before="0" w:line="240" w:lineRule="auto"/>
       </w:pPr>
       <w:rPr>
-        <w:rFonts w:asciiTheme="majorHAnsi" w:cstheme="majorBidi" w:eastAsiaTheme="majorEastAsia" w:hAnsiTheme="majorHAnsi"/>
+        <w:rFonts w:asciiTheme="majorHAnsi" w:cstheme="majorBidi" w:hAnsiTheme="majorHAnsi" w:eastAsia="黑体"/>
         <w:b/>
         <w:bCs/>
       </w:rPr>
@@ -5580,14 +5890,14 @@
     </w:tblStylePr>
     <w:tblStylePr w:type="firstCol">
       <w:rPr>
-        <w:rFonts w:asciiTheme="majorHAnsi" w:cstheme="majorBidi" w:eastAsiaTheme="majorEastAsia" w:hAnsiTheme="majorHAnsi"/>
+        <w:rFonts w:asciiTheme="majorHAnsi" w:cstheme="majorBidi" w:hAnsiTheme="majorHAnsi" w:eastAsia="黑体"/>
         <w:b/>
         <w:bCs/>
       </w:rPr>
     </w:tblStylePr>
     <w:tblStylePr w:type="lastCol">
       <w:rPr>
-        <w:rFonts w:asciiTheme="majorHAnsi" w:cstheme="majorBidi" w:eastAsiaTheme="majorEastAsia" w:hAnsiTheme="majorHAnsi"/>
+        <w:rFonts w:asciiTheme="majorHAnsi" w:cstheme="majorBidi" w:hAnsiTheme="majorHAnsi" w:eastAsia="黑体"/>
         <w:b/>
         <w:bCs/>
       </w:rPr>
@@ -5671,7 +5981,7 @@
         <w:spacing w:after="0" w:before="0" w:line="240" w:lineRule="auto"/>
       </w:pPr>
       <w:rPr>
-        <w:rFonts w:asciiTheme="majorHAnsi" w:cstheme="majorBidi" w:eastAsiaTheme="majorEastAsia" w:hAnsiTheme="majorHAnsi"/>
+        <w:rFonts w:asciiTheme="majorHAnsi" w:cstheme="majorBidi" w:hAnsiTheme="majorHAnsi" w:eastAsia="黑体"/>
         <w:b/>
         <w:bCs/>
       </w:rPr>
@@ -5692,7 +6002,7 @@
         <w:spacing w:after="0" w:before="0" w:line="240" w:lineRule="auto"/>
       </w:pPr>
       <w:rPr>
-        <w:rFonts w:asciiTheme="majorHAnsi" w:cstheme="majorBidi" w:eastAsiaTheme="majorEastAsia" w:hAnsiTheme="majorHAnsi"/>
+        <w:rFonts w:asciiTheme="majorHAnsi" w:cstheme="majorBidi" w:hAnsiTheme="majorHAnsi" w:eastAsia="黑体"/>
         <w:b/>
         <w:bCs/>
       </w:rPr>
@@ -5710,14 +6020,14 @@
     </w:tblStylePr>
     <w:tblStylePr w:type="firstCol">
       <w:rPr>
-        <w:rFonts w:asciiTheme="majorHAnsi" w:cstheme="majorBidi" w:eastAsiaTheme="majorEastAsia" w:hAnsiTheme="majorHAnsi"/>
+        <w:rFonts w:asciiTheme="majorHAnsi" w:cstheme="majorBidi" w:hAnsiTheme="majorHAnsi" w:eastAsia="黑体"/>
         <w:b/>
         <w:bCs/>
       </w:rPr>
     </w:tblStylePr>
     <w:tblStylePr w:type="lastCol">
       <w:rPr>
-        <w:rFonts w:asciiTheme="majorHAnsi" w:cstheme="majorBidi" w:eastAsiaTheme="majorEastAsia" w:hAnsiTheme="majorHAnsi"/>
+        <w:rFonts w:asciiTheme="majorHAnsi" w:cstheme="majorBidi" w:hAnsiTheme="majorHAnsi" w:eastAsia="黑体"/>
         <w:b/>
         <w:bCs/>
       </w:rPr>
@@ -5801,7 +6111,7 @@
         <w:spacing w:after="0" w:before="0" w:line="240" w:lineRule="auto"/>
       </w:pPr>
       <w:rPr>
-        <w:rFonts w:asciiTheme="majorHAnsi" w:cstheme="majorBidi" w:eastAsiaTheme="majorEastAsia" w:hAnsiTheme="majorHAnsi"/>
+        <w:rFonts w:asciiTheme="majorHAnsi" w:cstheme="majorBidi" w:hAnsiTheme="majorHAnsi" w:eastAsia="黑体"/>
         <w:b/>
         <w:bCs/>
       </w:rPr>
@@ -5822,7 +6132,7 @@
         <w:spacing w:after="0" w:before="0" w:line="240" w:lineRule="auto"/>
       </w:pPr>
       <w:rPr>
-        <w:rFonts w:asciiTheme="majorHAnsi" w:cstheme="majorBidi" w:eastAsiaTheme="majorEastAsia" w:hAnsiTheme="majorHAnsi"/>
+        <w:rFonts w:asciiTheme="majorHAnsi" w:cstheme="majorBidi" w:hAnsiTheme="majorHAnsi" w:eastAsia="黑体"/>
         <w:b/>
         <w:bCs/>
       </w:rPr>
@@ -5840,14 +6150,14 @@
     </w:tblStylePr>
     <w:tblStylePr w:type="firstCol">
       <w:rPr>
-        <w:rFonts w:asciiTheme="majorHAnsi" w:cstheme="majorBidi" w:eastAsiaTheme="majorEastAsia" w:hAnsiTheme="majorHAnsi"/>
+        <w:rFonts w:asciiTheme="majorHAnsi" w:cstheme="majorBidi" w:hAnsiTheme="majorHAnsi" w:eastAsia="黑体"/>
         <w:b/>
         <w:bCs/>
       </w:rPr>
     </w:tblStylePr>
     <w:tblStylePr w:type="lastCol">
       <w:rPr>
-        <w:rFonts w:asciiTheme="majorHAnsi" w:cstheme="majorBidi" w:eastAsiaTheme="majorEastAsia" w:hAnsiTheme="majorHAnsi"/>
+        <w:rFonts w:asciiTheme="majorHAnsi" w:cstheme="majorBidi" w:hAnsiTheme="majorHAnsi" w:eastAsia="黑体"/>
         <w:b/>
         <w:bCs/>
       </w:rPr>
@@ -5931,7 +6241,7 @@
         <w:spacing w:after="0" w:before="0" w:line="240" w:lineRule="auto"/>
       </w:pPr>
       <w:rPr>
-        <w:rFonts w:asciiTheme="majorHAnsi" w:cstheme="majorBidi" w:eastAsiaTheme="majorEastAsia" w:hAnsiTheme="majorHAnsi"/>
+        <w:rFonts w:asciiTheme="majorHAnsi" w:cstheme="majorBidi" w:hAnsiTheme="majorHAnsi" w:eastAsia="黑体"/>
         <w:b/>
         <w:bCs/>
       </w:rPr>
@@ -5952,7 +6262,7 @@
         <w:spacing w:after="0" w:before="0" w:line="240" w:lineRule="auto"/>
       </w:pPr>
       <w:rPr>
-        <w:rFonts w:asciiTheme="majorHAnsi" w:cstheme="majorBidi" w:eastAsiaTheme="majorEastAsia" w:hAnsiTheme="majorHAnsi"/>
+        <w:rFonts w:asciiTheme="majorHAnsi" w:cstheme="majorBidi" w:hAnsiTheme="majorHAnsi" w:eastAsia="黑体"/>
         <w:b/>
         <w:bCs/>
       </w:rPr>
@@ -5970,14 +6280,14 @@
     </w:tblStylePr>
     <w:tblStylePr w:type="firstCol">
       <w:rPr>
-        <w:rFonts w:asciiTheme="majorHAnsi" w:cstheme="majorBidi" w:eastAsiaTheme="majorEastAsia" w:hAnsiTheme="majorHAnsi"/>
+        <w:rFonts w:asciiTheme="majorHAnsi" w:cstheme="majorBidi" w:hAnsiTheme="majorHAnsi" w:eastAsia="黑体"/>
         <w:b/>
         <w:bCs/>
       </w:rPr>
     </w:tblStylePr>
     <w:tblStylePr w:type="lastCol">
       <w:rPr>
-        <w:rFonts w:asciiTheme="majorHAnsi" w:cstheme="majorBidi" w:eastAsiaTheme="majorEastAsia" w:hAnsiTheme="majorHAnsi"/>
+        <w:rFonts w:asciiTheme="majorHAnsi" w:cstheme="majorBidi" w:hAnsiTheme="majorHAnsi" w:eastAsia="黑体"/>
         <w:b/>
         <w:bCs/>
       </w:rPr>
@@ -6061,7 +6371,7 @@
         <w:spacing w:after="0" w:before="0" w:line="240" w:lineRule="auto"/>
       </w:pPr>
       <w:rPr>
-        <w:rFonts w:asciiTheme="majorHAnsi" w:cstheme="majorBidi" w:eastAsiaTheme="majorEastAsia" w:hAnsiTheme="majorHAnsi"/>
+        <w:rFonts w:asciiTheme="majorHAnsi" w:cstheme="majorBidi" w:hAnsiTheme="majorHAnsi" w:eastAsia="黑体"/>
         <w:b/>
         <w:bCs/>
       </w:rPr>
@@ -6082,7 +6392,7 @@
         <w:spacing w:after="0" w:before="0" w:line="240" w:lineRule="auto"/>
       </w:pPr>
       <w:rPr>
-        <w:rFonts w:asciiTheme="majorHAnsi" w:cstheme="majorBidi" w:eastAsiaTheme="majorEastAsia" w:hAnsiTheme="majorHAnsi"/>
+        <w:rFonts w:asciiTheme="majorHAnsi" w:cstheme="majorBidi" w:hAnsiTheme="majorHAnsi" w:eastAsia="黑体"/>
         <w:b/>
         <w:bCs/>
       </w:rPr>
@@ -6100,14 +6410,14 @@
     </w:tblStylePr>
     <w:tblStylePr w:type="firstCol">
       <w:rPr>
-        <w:rFonts w:asciiTheme="majorHAnsi" w:cstheme="majorBidi" w:eastAsiaTheme="majorEastAsia" w:hAnsiTheme="majorHAnsi"/>
+        <w:rFonts w:asciiTheme="majorHAnsi" w:cstheme="majorBidi" w:hAnsiTheme="majorHAnsi" w:eastAsia="黑体"/>
         <w:b/>
         <w:bCs/>
       </w:rPr>
     </w:tblStylePr>
     <w:tblStylePr w:type="lastCol">
       <w:rPr>
-        <w:rFonts w:asciiTheme="majorHAnsi" w:cstheme="majorBidi" w:eastAsiaTheme="majorEastAsia" w:hAnsiTheme="majorHAnsi"/>
+        <w:rFonts w:asciiTheme="majorHAnsi" w:cstheme="majorBidi" w:hAnsiTheme="majorHAnsi" w:eastAsia="黑体"/>
         <w:b/>
         <w:bCs/>
       </w:rPr>
@@ -6190,6 +6500,7 @@
         <w:spacing w:after="0" w:before="0" w:line="240" w:lineRule="auto"/>
       </w:pPr>
       <w:rPr>
+        <w:rFonts w:eastAsia="黑体"/>
         <w:b/>
         <w:bCs/>
         <w:color w:themeColor="background1" w:val="FFFFFF"/>
@@ -6212,6 +6523,7 @@
         <w:spacing w:after="0" w:before="0" w:line="240" w:lineRule="auto"/>
       </w:pPr>
       <w:rPr>
+        <w:rFonts w:eastAsia="黑体"/>
         <w:b/>
         <w:bCs/>
       </w:rPr>
@@ -6229,12 +6541,14 @@
     </w:tblStylePr>
     <w:tblStylePr w:type="firstCol">
       <w:rPr>
+        <w:rFonts w:eastAsia="黑体"/>
         <w:b/>
         <w:bCs/>
       </w:rPr>
     </w:tblStylePr>
     <w:tblStylePr w:type="lastCol">
       <w:rPr>
+        <w:rFonts w:eastAsia="黑体"/>
         <w:b/>
         <w:bCs/>
       </w:rPr>
@@ -6296,6 +6610,7 @@
         <w:spacing w:after="0" w:before="0" w:line="240" w:lineRule="auto"/>
       </w:pPr>
       <w:rPr>
+        <w:rFonts w:eastAsia="黑体"/>
         <w:b/>
         <w:bCs/>
         <w:color w:themeColor="background1" w:val="FFFFFF"/>
@@ -6318,6 +6633,7 @@
         <w:spacing w:after="0" w:before="0" w:line="240" w:lineRule="auto"/>
       </w:pPr>
       <w:rPr>
+        <w:rFonts w:eastAsia="黑体"/>
         <w:b/>
         <w:bCs/>
       </w:rPr>
@@ -6335,12 +6651,14 @@
     </w:tblStylePr>
     <w:tblStylePr w:type="firstCol">
       <w:rPr>
+        <w:rFonts w:eastAsia="黑体"/>
         <w:b/>
         <w:bCs/>
       </w:rPr>
     </w:tblStylePr>
     <w:tblStylePr w:type="lastCol">
       <w:rPr>
+        <w:rFonts w:eastAsia="黑体"/>
         <w:b/>
         <w:bCs/>
       </w:rPr>
@@ -6402,6 +6720,7 @@
         <w:spacing w:after="0" w:before="0" w:line="240" w:lineRule="auto"/>
       </w:pPr>
       <w:rPr>
+        <w:rFonts w:eastAsia="黑体"/>
         <w:b/>
         <w:bCs/>
         <w:color w:themeColor="background1" w:val="FFFFFF"/>
@@ -6424,6 +6743,7 @@
         <w:spacing w:after="0" w:before="0" w:line="240" w:lineRule="auto"/>
       </w:pPr>
       <w:rPr>
+        <w:rFonts w:eastAsia="黑体"/>
         <w:b/>
         <w:bCs/>
       </w:rPr>
@@ -6441,12 +6761,14 @@
     </w:tblStylePr>
     <w:tblStylePr w:type="firstCol">
       <w:rPr>
+        <w:rFonts w:eastAsia="黑体"/>
         <w:b/>
         <w:bCs/>
       </w:rPr>
     </w:tblStylePr>
     <w:tblStylePr w:type="lastCol">
       <w:rPr>
+        <w:rFonts w:eastAsia="黑体"/>
         <w:b/>
         <w:bCs/>
       </w:rPr>
@@ -6508,6 +6830,7 @@
         <w:spacing w:after="0" w:before="0" w:line="240" w:lineRule="auto"/>
       </w:pPr>
       <w:rPr>
+        <w:rFonts w:eastAsia="黑体"/>
         <w:b/>
         <w:bCs/>
         <w:color w:themeColor="background1" w:val="FFFFFF"/>
@@ -6530,6 +6853,7 @@
         <w:spacing w:after="0" w:before="0" w:line="240" w:lineRule="auto"/>
       </w:pPr>
       <w:rPr>
+        <w:rFonts w:eastAsia="黑体"/>
         <w:b/>
         <w:bCs/>
       </w:rPr>
@@ -6547,12 +6871,14 @@
     </w:tblStylePr>
     <w:tblStylePr w:type="firstCol">
       <w:rPr>
+        <w:rFonts w:eastAsia="黑体"/>
         <w:b/>
         <w:bCs/>
       </w:rPr>
     </w:tblStylePr>
     <w:tblStylePr w:type="lastCol">
       <w:rPr>
+        <w:rFonts w:eastAsia="黑体"/>
         <w:b/>
         <w:bCs/>
       </w:rPr>
@@ -6614,6 +6940,7 @@
         <w:spacing w:after="0" w:before="0" w:line="240" w:lineRule="auto"/>
       </w:pPr>
       <w:rPr>
+        <w:rFonts w:eastAsia="黑体"/>
         <w:b/>
         <w:bCs/>
         <w:color w:themeColor="background1" w:val="FFFFFF"/>
@@ -6636,6 +6963,7 @@
         <w:spacing w:after="0" w:before="0" w:line="240" w:lineRule="auto"/>
       </w:pPr>
       <w:rPr>
+        <w:rFonts w:eastAsia="黑体"/>
         <w:b/>
         <w:bCs/>
       </w:rPr>
@@ -6653,12 +6981,14 @@
     </w:tblStylePr>
     <w:tblStylePr w:type="firstCol">
       <w:rPr>
+        <w:rFonts w:eastAsia="黑体"/>
         <w:b/>
         <w:bCs/>
       </w:rPr>
     </w:tblStylePr>
     <w:tblStylePr w:type="lastCol">
       <w:rPr>
+        <w:rFonts w:eastAsia="黑体"/>
         <w:b/>
         <w:bCs/>
       </w:rPr>
@@ -6720,6 +7050,7 @@
         <w:spacing w:after="0" w:before="0" w:line="240" w:lineRule="auto"/>
       </w:pPr>
       <w:rPr>
+        <w:rFonts w:eastAsia="黑体"/>
         <w:b/>
         <w:bCs/>
         <w:color w:themeColor="background1" w:val="FFFFFF"/>
@@ -6742,6 +7073,7 @@
         <w:spacing w:after="0" w:before="0" w:line="240" w:lineRule="auto"/>
       </w:pPr>
       <w:rPr>
+        <w:rFonts w:eastAsia="黑体"/>
         <w:b/>
         <w:bCs/>
       </w:rPr>
@@ -6759,12 +7091,14 @@
     </w:tblStylePr>
     <w:tblStylePr w:type="firstCol">
       <w:rPr>
+        <w:rFonts w:eastAsia="黑体"/>
         <w:b/>
         <w:bCs/>
       </w:rPr>
     </w:tblStylePr>
     <w:tblStylePr w:type="lastCol">
       <w:rPr>
+        <w:rFonts w:eastAsia="黑体"/>
         <w:b/>
         <w:bCs/>
       </w:rPr>
@@ -6826,6 +7160,7 @@
         <w:spacing w:after="0" w:before="0" w:line="240" w:lineRule="auto"/>
       </w:pPr>
       <w:rPr>
+        <w:rFonts w:eastAsia="黑体"/>
         <w:b/>
         <w:bCs/>
         <w:color w:themeColor="background1" w:val="FFFFFF"/>
@@ -6848,6 +7183,7 @@
         <w:spacing w:after="0" w:before="0" w:line="240" w:lineRule="auto"/>
       </w:pPr>
       <w:rPr>
+        <w:rFonts w:eastAsia="黑体"/>
         <w:b/>
         <w:bCs/>
       </w:rPr>
@@ -6865,12 +7201,14 @@
     </w:tblStylePr>
     <w:tblStylePr w:type="firstCol">
       <w:rPr>
+        <w:rFonts w:eastAsia="黑体"/>
         <w:b/>
         <w:bCs/>
       </w:rPr>
     </w:tblStylePr>
     <w:tblStylePr w:type="lastCol">
       <w:rPr>
+        <w:rFonts w:eastAsia="黑体"/>
         <w:b/>
         <w:bCs/>
       </w:rPr>
@@ -6929,6 +7267,7 @@
         <w:spacing w:after="0" w:before="0" w:line="240" w:lineRule="auto"/>
       </w:pPr>
       <w:rPr>
+        <w:rFonts w:eastAsia="黑体"/>
         <w:b/>
         <w:bCs/>
         <w:color w:themeColor="background1" w:val="FFFFFF"/>
@@ -6951,6 +7290,7 @@
         <w:spacing w:after="0" w:before="0" w:line="240" w:lineRule="auto"/>
       </w:pPr>
       <w:rPr>
+        <w:rFonts w:eastAsia="黑体"/>
         <w:color w:val="auto"/>
       </w:rPr>
       <w:tblPr/>
@@ -6968,6 +7308,7 @@
     </w:tblStylePr>
     <w:tblStylePr w:type="firstCol">
       <w:rPr>
+        <w:rFonts w:eastAsia="黑体"/>
         <w:b/>
         <w:bCs/>
         <w:color w:themeColor="background1" w:val="FFFFFF"/>
@@ -6987,6 +7328,7 @@
     </w:tblStylePr>
     <w:tblStylePr w:type="lastCol">
       <w:rPr>
+        <w:rFonts w:eastAsia="黑体"/>
         <w:b/>
         <w:bCs/>
         <w:color w:themeColor="background1" w:val="FFFFFF"/>
@@ -7035,6 +7377,7 @@
     </w:tblStylePr>
     <w:tblStylePr w:type="nwCell">
       <w:rPr>
+        <w:rFonts w:eastAsia="黑体"/>
         <w:color w:themeColor="background1" w:val="FFFFFF"/>
       </w:rPr>
       <w:tblPr/>
@@ -7078,6 +7421,7 @@
         <w:spacing w:after="0" w:before="0" w:line="240" w:lineRule="auto"/>
       </w:pPr>
       <w:rPr>
+        <w:rFonts w:eastAsia="黑体"/>
         <w:b/>
         <w:bCs/>
         <w:color w:themeColor="background1" w:val="FFFFFF"/>
@@ -7100,6 +7444,7 @@
         <w:spacing w:after="0" w:before="0" w:line="240" w:lineRule="auto"/>
       </w:pPr>
       <w:rPr>
+        <w:rFonts w:eastAsia="黑体"/>
         <w:color w:val="auto"/>
       </w:rPr>
       <w:tblPr/>
@@ -7117,6 +7462,7 @@
     </w:tblStylePr>
     <w:tblStylePr w:type="firstCol">
       <w:rPr>
+        <w:rFonts w:eastAsia="黑体"/>
         <w:b/>
         <w:bCs/>
         <w:color w:themeColor="background1" w:val="FFFFFF"/>
@@ -7136,6 +7482,7 @@
     </w:tblStylePr>
     <w:tblStylePr w:type="lastCol">
       <w:rPr>
+        <w:rFonts w:eastAsia="黑体"/>
         <w:b/>
         <w:bCs/>
         <w:color w:themeColor="background1" w:val="FFFFFF"/>
@@ -7184,6 +7531,7 @@
     </w:tblStylePr>
     <w:tblStylePr w:type="nwCell">
       <w:rPr>
+        <w:rFonts w:eastAsia="黑体"/>
         <w:color w:themeColor="background1" w:val="FFFFFF"/>
       </w:rPr>
       <w:tblPr/>
@@ -7227,6 +7575,7 @@
         <w:spacing w:after="0" w:before="0" w:line="240" w:lineRule="auto"/>
       </w:pPr>
       <w:rPr>
+        <w:rFonts w:eastAsia="黑体"/>
         <w:b/>
         <w:bCs/>
         <w:color w:themeColor="background1" w:val="FFFFFF"/>
@@ -7249,6 +7598,7 @@
         <w:spacing w:after="0" w:before="0" w:line="240" w:lineRule="auto"/>
       </w:pPr>
       <w:rPr>
+        <w:rFonts w:eastAsia="黑体"/>
         <w:color w:val="auto"/>
       </w:rPr>
       <w:tblPr/>
@@ -7266,6 +7616,7 @@
     </w:tblStylePr>
     <w:tblStylePr w:type="firstCol">
       <w:rPr>
+        <w:rFonts w:eastAsia="黑体"/>
         <w:b/>
         <w:bCs/>
         <w:color w:themeColor="background1" w:val="FFFFFF"/>
@@ -7285,6 +7636,7 @@
     </w:tblStylePr>
     <w:tblStylePr w:type="lastCol">
       <w:rPr>
+        <w:rFonts w:eastAsia="黑体"/>
         <w:b/>
         <w:bCs/>
         <w:color w:themeColor="background1" w:val="FFFFFF"/>
@@ -7333,6 +7685,7 @@
     </w:tblStylePr>
     <w:tblStylePr w:type="nwCell">
       <w:rPr>
+        <w:rFonts w:eastAsia="黑体"/>
         <w:color w:themeColor="background1" w:val="FFFFFF"/>
       </w:rPr>
       <w:tblPr/>
@@ -7376,6 +7729,7 @@
         <w:spacing w:after="0" w:before="0" w:line="240" w:lineRule="auto"/>
       </w:pPr>
       <w:rPr>
+        <w:rFonts w:eastAsia="黑体"/>
         <w:b/>
         <w:bCs/>
         <w:color w:themeColor="background1" w:val="FFFFFF"/>
@@ -7398,6 +7752,7 @@
         <w:spacing w:after="0" w:before="0" w:line="240" w:lineRule="auto"/>
       </w:pPr>
       <w:rPr>
+        <w:rFonts w:eastAsia="黑体"/>
         <w:color w:val="auto"/>
       </w:rPr>
       <w:tblPr/>
@@ -7415,6 +7770,7 @@
     </w:tblStylePr>
     <w:tblStylePr w:type="firstCol">
       <w:rPr>
+        <w:rFonts w:eastAsia="黑体"/>
         <w:b/>
         <w:bCs/>
         <w:color w:themeColor="background1" w:val="FFFFFF"/>
@@ -7434,6 +7790,7 @@
     </w:tblStylePr>
     <w:tblStylePr w:type="lastCol">
       <w:rPr>
+        <w:rFonts w:eastAsia="黑体"/>
         <w:b/>
         <w:bCs/>
         <w:color w:themeColor="background1" w:val="FFFFFF"/>
@@ -7482,6 +7839,7 @@
     </w:tblStylePr>
     <w:tblStylePr w:type="nwCell">
       <w:rPr>
+        <w:rFonts w:eastAsia="黑体"/>
         <w:color w:themeColor="background1" w:val="FFFFFF"/>
       </w:rPr>
       <w:tblPr/>
@@ -7525,6 +7883,7 @@
         <w:spacing w:after="0" w:before="0" w:line="240" w:lineRule="auto"/>
       </w:pPr>
       <w:rPr>
+        <w:rFonts w:eastAsia="黑体"/>
         <w:b/>
         <w:bCs/>
         <w:color w:themeColor="background1" w:val="FFFFFF"/>
@@ -7547,6 +7906,7 @@
         <w:spacing w:after="0" w:before="0" w:line="240" w:lineRule="auto"/>
       </w:pPr>
       <w:rPr>
+        <w:rFonts w:eastAsia="黑体"/>
         <w:color w:val="auto"/>
       </w:rPr>
       <w:tblPr/>
@@ -7564,6 +7924,7 @@
     </w:tblStylePr>
     <w:tblStylePr w:type="firstCol">
       <w:rPr>
+        <w:rFonts w:eastAsia="黑体"/>
         <w:b/>
         <w:bCs/>
         <w:color w:themeColor="background1" w:val="FFFFFF"/>
@@ -7583,6 +7944,7 @@
     </w:tblStylePr>
     <w:tblStylePr w:type="lastCol">
       <w:rPr>
+        <w:rFonts w:eastAsia="黑体"/>
         <w:b/>
         <w:bCs/>
         <w:color w:themeColor="background1" w:val="FFFFFF"/>
@@ -7631,6 +7993,7 @@
     </w:tblStylePr>
     <w:tblStylePr w:type="nwCell">
       <w:rPr>
+        <w:rFonts w:eastAsia="黑体"/>
         <w:color w:themeColor="background1" w:val="FFFFFF"/>
       </w:rPr>
       <w:tblPr/>
@@ -7674,6 +8037,7 @@
         <w:spacing w:after="0" w:before="0" w:line="240" w:lineRule="auto"/>
       </w:pPr>
       <w:rPr>
+        <w:rFonts w:eastAsia="黑体"/>
         <w:b/>
         <w:bCs/>
         <w:color w:themeColor="background1" w:val="FFFFFF"/>
@@ -7696,6 +8060,7 @@
         <w:spacing w:after="0" w:before="0" w:line="240" w:lineRule="auto"/>
       </w:pPr>
       <w:rPr>
+        <w:rFonts w:eastAsia="黑体"/>
         <w:color w:val="auto"/>
       </w:rPr>
       <w:tblPr/>
@@ -7713,6 +8078,7 @@
     </w:tblStylePr>
     <w:tblStylePr w:type="firstCol">
       <w:rPr>
+        <w:rFonts w:eastAsia="黑体"/>
         <w:b/>
         <w:bCs/>
         <w:color w:themeColor="background1" w:val="FFFFFF"/>
@@ -7732,6 +8098,7 @@
     </w:tblStylePr>
     <w:tblStylePr w:type="lastCol">
       <w:rPr>
+        <w:rFonts w:eastAsia="黑体"/>
         <w:b/>
         <w:bCs/>
         <w:color w:themeColor="background1" w:val="FFFFFF"/>
@@ -7780,6 +8147,7 @@
     </w:tblStylePr>
     <w:tblStylePr w:type="nwCell">
       <w:rPr>
+        <w:rFonts w:eastAsia="黑体"/>
         <w:color w:themeColor="background1" w:val="FFFFFF"/>
       </w:rPr>
       <w:tblPr/>
@@ -7823,6 +8191,7 @@
         <w:spacing w:after="0" w:before="0" w:line="240" w:lineRule="auto"/>
       </w:pPr>
       <w:rPr>
+        <w:rFonts w:eastAsia="黑体"/>
         <w:b/>
         <w:bCs/>
         <w:color w:themeColor="background1" w:val="FFFFFF"/>
@@ -7845,6 +8214,7 @@
         <w:spacing w:after="0" w:before="0" w:line="240" w:lineRule="auto"/>
       </w:pPr>
       <w:rPr>
+        <w:rFonts w:eastAsia="黑体"/>
         <w:color w:val="auto"/>
       </w:rPr>
       <w:tblPr/>
@@ -7862,6 +8232,7 @@
     </w:tblStylePr>
     <w:tblStylePr w:type="firstCol">
       <w:rPr>
+        <w:rFonts w:eastAsia="黑体"/>
         <w:b/>
         <w:bCs/>
         <w:color w:themeColor="background1" w:val="FFFFFF"/>
@@ -7881,6 +8252,7 @@
     </w:tblStylePr>
     <w:tblStylePr w:type="lastCol">
       <w:rPr>
+        <w:rFonts w:eastAsia="黑体"/>
         <w:b/>
         <w:bCs/>
         <w:color w:themeColor="background1" w:val="FFFFFF"/>
@@ -7929,6 +8301,7 @@
     </w:tblStylePr>
     <w:tblStylePr w:type="nwCell">
       <w:rPr>
+        <w:rFonts w:eastAsia="黑体"/>
         <w:color w:themeColor="background1" w:val="FFFFFF"/>
       </w:rPr>
       <w:tblPr/>
@@ -7953,6 +8326,7 @@
       <w:spacing w:after="0" w:line="240" w:lineRule="auto"/>
     </w:pPr>
     <w:rPr>
+      <w:rFonts w:eastAsia="黑体"/>
       <w:color w:themeColor="text1" w:val="000000"/>
     </w:rPr>
     <w:tblPr>
@@ -7972,7 +8346,7 @@
     </w:tblPr>
     <w:tblStylePr w:type="firstRow">
       <w:rPr>
-        <w:rFonts w:asciiTheme="majorHAnsi" w:cstheme="majorBidi" w:eastAsiaTheme="majorEastAsia" w:hAnsiTheme="majorHAnsi"/>
+        <w:rFonts w:asciiTheme="majorHAnsi" w:cstheme="majorBidi" w:hAnsiTheme="majorHAnsi" w:eastAsia="黑体"/>
       </w:rPr>
       <w:tblPr/>
       <w:tcPr>
@@ -7984,6 +8358,7 @@
     </w:tblStylePr>
     <w:tblStylePr w:type="lastRow">
       <w:rPr>
+        <w:rFonts w:eastAsia="黑体"/>
         <w:b/>
         <w:bCs/>
         <w:color w:themeColor="text2" w:val="1F497D"/>
@@ -7998,12 +8373,14 @@
     </w:tblStylePr>
     <w:tblStylePr w:type="firstCol">
       <w:rPr>
+        <w:rFonts w:eastAsia="黑体"/>
         <w:b/>
         <w:bCs/>
       </w:rPr>
     </w:tblStylePr>
     <w:tblStylePr w:type="lastCol">
       <w:rPr>
+        <w:rFonts w:eastAsia="黑体"/>
         <w:b/>
         <w:bCs/>
       </w:rPr>
@@ -8037,6 +8414,7 @@
       <w:spacing w:after="0" w:line="240" w:lineRule="auto"/>
     </w:pPr>
     <w:rPr>
+      <w:rFonts w:eastAsia="黑体"/>
       <w:color w:themeColor="text1" w:val="000000"/>
     </w:rPr>
     <w:tblPr>
@@ -8056,7 +8434,7 @@
     </w:tblPr>
     <w:tblStylePr w:type="firstRow">
       <w:rPr>
-        <w:rFonts w:asciiTheme="majorHAnsi" w:cstheme="majorBidi" w:eastAsiaTheme="majorEastAsia" w:hAnsiTheme="majorHAnsi"/>
+        <w:rFonts w:asciiTheme="majorHAnsi" w:cstheme="majorBidi" w:hAnsiTheme="majorHAnsi" w:eastAsia="黑体"/>
       </w:rPr>
       <w:tblPr/>
       <w:tcPr>
@@ -8068,6 +8446,7 @@
     </w:tblStylePr>
     <w:tblStylePr w:type="lastRow">
       <w:rPr>
+        <w:rFonts w:eastAsia="黑体"/>
         <w:b/>
         <w:bCs/>
         <w:color w:themeColor="text2" w:val="1F497D"/>
@@ -8082,12 +8461,14 @@
     </w:tblStylePr>
     <w:tblStylePr w:type="firstCol">
       <w:rPr>
+        <w:rFonts w:eastAsia="黑体"/>
         <w:b/>
         <w:bCs/>
       </w:rPr>
     </w:tblStylePr>
     <w:tblStylePr w:type="lastCol">
       <w:rPr>
+        <w:rFonts w:eastAsia="黑体"/>
         <w:b/>
         <w:bCs/>
       </w:rPr>
@@ -8121,6 +8502,7 @@
       <w:spacing w:after="0" w:line="240" w:lineRule="auto"/>
     </w:pPr>
     <w:rPr>
+      <w:rFonts w:eastAsia="黑体"/>
       <w:color w:themeColor="text1" w:val="000000"/>
     </w:rPr>
     <w:tblPr>
@@ -8140,7 +8522,7 @@
     </w:tblPr>
     <w:tblStylePr w:type="firstRow">
       <w:rPr>
-        <w:rFonts w:asciiTheme="majorHAnsi" w:cstheme="majorBidi" w:eastAsiaTheme="majorEastAsia" w:hAnsiTheme="majorHAnsi"/>
+        <w:rFonts w:asciiTheme="majorHAnsi" w:cstheme="majorBidi" w:hAnsiTheme="majorHAnsi" w:eastAsia="黑体"/>
       </w:rPr>
       <w:tblPr/>
       <w:tcPr>
@@ -8152,6 +8534,7 @@
     </w:tblStylePr>
     <w:tblStylePr w:type="lastRow">
       <w:rPr>
+        <w:rFonts w:eastAsia="黑体"/>
         <w:b/>
         <w:bCs/>
         <w:color w:themeColor="text2" w:val="1F497D"/>
@@ -8166,12 +8549,14 @@
     </w:tblStylePr>
     <w:tblStylePr w:type="firstCol">
       <w:rPr>
+        <w:rFonts w:eastAsia="黑体"/>
         <w:b/>
         <w:bCs/>
       </w:rPr>
     </w:tblStylePr>
     <w:tblStylePr w:type="lastCol">
       <w:rPr>
+        <w:rFonts w:eastAsia="黑体"/>
         <w:b/>
         <w:bCs/>
       </w:rPr>
@@ -8205,6 +8590,7 @@
       <w:spacing w:after="0" w:line="240" w:lineRule="auto"/>
     </w:pPr>
     <w:rPr>
+      <w:rFonts w:eastAsia="黑体"/>
       <w:color w:themeColor="text1" w:val="000000"/>
     </w:rPr>
     <w:tblPr>
@@ -8224,7 +8610,7 @@
     </w:tblPr>
     <w:tblStylePr w:type="firstRow">
       <w:rPr>
-        <w:rFonts w:asciiTheme="majorHAnsi" w:cstheme="majorBidi" w:eastAsiaTheme="majorEastAsia" w:hAnsiTheme="majorHAnsi"/>
+        <w:rFonts w:asciiTheme="majorHAnsi" w:cstheme="majorBidi" w:hAnsiTheme="majorHAnsi" w:eastAsia="黑体"/>
       </w:rPr>
       <w:tblPr/>
       <w:tcPr>
@@ -8236,6 +8622,7 @@
     </w:tblStylePr>
     <w:tblStylePr w:type="lastRow">
       <w:rPr>
+        <w:rFonts w:eastAsia="黑体"/>
         <w:b/>
         <w:bCs/>
         <w:color w:themeColor="text2" w:val="1F497D"/>
@@ -8250,12 +8637,14 @@
     </w:tblStylePr>
     <w:tblStylePr w:type="firstCol">
       <w:rPr>
+        <w:rFonts w:eastAsia="黑体"/>
         <w:b/>
         <w:bCs/>
       </w:rPr>
     </w:tblStylePr>
     <w:tblStylePr w:type="lastCol">
       <w:rPr>
+        <w:rFonts w:eastAsia="黑体"/>
         <w:b/>
         <w:bCs/>
       </w:rPr>
@@ -8289,6 +8678,7 @@
       <w:spacing w:after="0" w:line="240" w:lineRule="auto"/>
     </w:pPr>
     <w:rPr>
+      <w:rFonts w:eastAsia="黑体"/>
       <w:color w:themeColor="text1" w:val="000000"/>
     </w:rPr>
     <w:tblPr>
@@ -8308,7 +8698,7 @@
     </w:tblPr>
     <w:tblStylePr w:type="firstRow">
       <w:rPr>
-        <w:rFonts w:asciiTheme="majorHAnsi" w:cstheme="majorBidi" w:eastAsiaTheme="majorEastAsia" w:hAnsiTheme="majorHAnsi"/>
+        <w:rFonts w:asciiTheme="majorHAnsi" w:cstheme="majorBidi" w:hAnsiTheme="majorHAnsi" w:eastAsia="黑体"/>
       </w:rPr>
       <w:tblPr/>
       <w:tcPr>
@@ -8320,6 +8710,7 @@
     </w:tblStylePr>
     <w:tblStylePr w:type="lastRow">
       <w:rPr>
+        <w:rFonts w:eastAsia="黑体"/>
         <w:b/>
         <w:bCs/>
         <w:color w:themeColor="text2" w:val="1F497D"/>
@@ -8334,12 +8725,14 @@
     </w:tblStylePr>
     <w:tblStylePr w:type="firstCol">
       <w:rPr>
+        <w:rFonts w:eastAsia="黑体"/>
         <w:b/>
         <w:bCs/>
       </w:rPr>
     </w:tblStylePr>
     <w:tblStylePr w:type="lastCol">
       <w:rPr>
+        <w:rFonts w:eastAsia="黑体"/>
         <w:b/>
         <w:bCs/>
       </w:rPr>
@@ -8373,6 +8766,7 @@
       <w:spacing w:after="0" w:line="240" w:lineRule="auto"/>
     </w:pPr>
     <w:rPr>
+      <w:rFonts w:eastAsia="黑体"/>
       <w:color w:themeColor="text1" w:val="000000"/>
     </w:rPr>
     <w:tblPr>
@@ -8392,7 +8786,7 @@
     </w:tblPr>
     <w:tblStylePr w:type="firstRow">
       <w:rPr>
-        <w:rFonts w:asciiTheme="majorHAnsi" w:cstheme="majorBidi" w:eastAsiaTheme="majorEastAsia" w:hAnsiTheme="majorHAnsi"/>
+        <w:rFonts w:asciiTheme="majorHAnsi" w:cstheme="majorBidi" w:hAnsiTheme="majorHAnsi" w:eastAsia="黑体"/>
       </w:rPr>
       <w:tblPr/>
       <w:tcPr>
@@ -8404,6 +8798,7 @@
     </w:tblStylePr>
     <w:tblStylePr w:type="lastRow">
       <w:rPr>
+        <w:rFonts w:eastAsia="黑体"/>
         <w:b/>
         <w:bCs/>
         <w:color w:themeColor="text2" w:val="1F497D"/>
@@ -8418,12 +8813,14 @@
     </w:tblStylePr>
     <w:tblStylePr w:type="firstCol">
       <w:rPr>
+        <w:rFonts w:eastAsia="黑体"/>
         <w:b/>
         <w:bCs/>
       </w:rPr>
     </w:tblStylePr>
     <w:tblStylePr w:type="lastCol">
       <w:rPr>
+        <w:rFonts w:eastAsia="黑体"/>
         <w:b/>
         <w:bCs/>
       </w:rPr>
@@ -8457,6 +8854,7 @@
       <w:spacing w:after="0" w:line="240" w:lineRule="auto"/>
     </w:pPr>
     <w:rPr>
+      <w:rFonts w:eastAsia="黑体"/>
       <w:color w:themeColor="text1" w:val="000000"/>
     </w:rPr>
     <w:tblPr>
@@ -8476,7 +8874,7 @@
     </w:tblPr>
     <w:tblStylePr w:type="firstRow">
       <w:rPr>
-        <w:rFonts w:asciiTheme="majorHAnsi" w:cstheme="majorBidi" w:eastAsiaTheme="majorEastAsia" w:hAnsiTheme="majorHAnsi"/>
+        <w:rFonts w:asciiTheme="majorHAnsi" w:cstheme="majorBidi" w:hAnsiTheme="majorHAnsi" w:eastAsia="黑体"/>
       </w:rPr>
       <w:tblPr/>
       <w:tcPr>
@@ -8488,6 +8886,7 @@
     </w:tblStylePr>
     <w:tblStylePr w:type="lastRow">
       <w:rPr>
+        <w:rFonts w:eastAsia="黑体"/>
         <w:b/>
         <w:bCs/>
         <w:color w:themeColor="text2" w:val="1F497D"/>
@@ -8502,12 +8901,14 @@
     </w:tblStylePr>
     <w:tblStylePr w:type="firstCol">
       <w:rPr>
+        <w:rFonts w:eastAsia="黑体"/>
         <w:b/>
         <w:bCs/>
       </w:rPr>
     </w:tblStylePr>
     <w:tblStylePr w:type="lastCol">
       <w:rPr>
+        <w:rFonts w:eastAsia="黑体"/>
         <w:b/>
         <w:bCs/>
       </w:rPr>
@@ -8541,7 +8942,7 @@
       <w:spacing w:after="0" w:line="240" w:lineRule="auto"/>
     </w:pPr>
     <w:rPr>
-      <w:rFonts w:asciiTheme="majorHAnsi" w:cstheme="majorBidi" w:eastAsiaTheme="majorEastAsia" w:hAnsiTheme="majorHAnsi"/>
+      <w:rFonts w:asciiTheme="majorHAnsi" w:cstheme="majorBidi" w:hAnsiTheme="majorHAnsi" w:eastAsia="黑体"/>
       <w:color w:themeColor="text1" w:val="000000"/>
     </w:rPr>
     <w:tblPr>
@@ -8563,6 +8964,7 @@
     </w:tblPr>
     <w:tblStylePr w:type="firstRow">
       <w:rPr>
+        <w:rFonts w:eastAsia="黑体"/>
         <w:sz w:val="24"/>
         <w:szCs w:val="24"/>
       </w:rPr>
@@ -8669,7 +9071,7 @@
       <w:spacing w:after="0" w:line="240" w:lineRule="auto"/>
     </w:pPr>
     <w:rPr>
-      <w:rFonts w:asciiTheme="majorHAnsi" w:cstheme="majorBidi" w:eastAsiaTheme="majorEastAsia" w:hAnsiTheme="majorHAnsi"/>
+      <w:rFonts w:asciiTheme="majorHAnsi" w:cstheme="majorBidi" w:hAnsiTheme="majorHAnsi" w:eastAsia="黑体"/>
       <w:color w:themeColor="text1" w:val="000000"/>
     </w:rPr>
     <w:tblPr>
@@ -8691,6 +9093,7 @@
     </w:tblPr>
     <w:tblStylePr w:type="firstRow">
       <w:rPr>
+        <w:rFonts w:eastAsia="黑体"/>
         <w:sz w:val="24"/>
         <w:szCs w:val="24"/>
       </w:rPr>
@@ -8797,7 +9200,7 @@
       <w:spacing w:after="0" w:line="240" w:lineRule="auto"/>
     </w:pPr>
     <w:rPr>
-      <w:rFonts w:asciiTheme="majorHAnsi" w:cstheme="majorBidi" w:eastAsiaTheme="majorEastAsia" w:hAnsiTheme="majorHAnsi"/>
+      <w:rFonts w:asciiTheme="majorHAnsi" w:cstheme="majorBidi" w:hAnsiTheme="majorHAnsi" w:eastAsia="黑体"/>
       <w:color w:themeColor="text1" w:val="000000"/>
     </w:rPr>
     <w:tblPr>
@@ -8819,6 +9222,7 @@
     </w:tblPr>
     <w:tblStylePr w:type="firstRow">
       <w:rPr>
+        <w:rFonts w:eastAsia="黑体"/>
         <w:sz w:val="24"/>
         <w:szCs w:val="24"/>
       </w:rPr>
@@ -8925,7 +9329,7 @@
       <w:spacing w:after="0" w:line="240" w:lineRule="auto"/>
     </w:pPr>
     <w:rPr>
-      <w:rFonts w:asciiTheme="majorHAnsi" w:cstheme="majorBidi" w:eastAsiaTheme="majorEastAsia" w:hAnsiTheme="majorHAnsi"/>
+      <w:rFonts w:asciiTheme="majorHAnsi" w:cstheme="majorBidi" w:hAnsiTheme="majorHAnsi" w:eastAsia="黑体"/>
       <w:color w:themeColor="text1" w:val="000000"/>
     </w:rPr>
     <w:tblPr>
@@ -8947,6 +9351,7 @@
     </w:tblPr>
     <w:tblStylePr w:type="firstRow">
       <w:rPr>
+        <w:rFonts w:eastAsia="黑体"/>
         <w:sz w:val="24"/>
         <w:szCs w:val="24"/>
       </w:rPr>
@@ -9053,7 +9458,7 @@
       <w:spacing w:after="0" w:line="240" w:lineRule="auto"/>
     </w:pPr>
     <w:rPr>
-      <w:rFonts w:asciiTheme="majorHAnsi" w:cstheme="majorBidi" w:eastAsiaTheme="majorEastAsia" w:hAnsiTheme="majorHAnsi"/>
+      <w:rFonts w:asciiTheme="majorHAnsi" w:cstheme="majorBidi" w:hAnsiTheme="majorHAnsi" w:eastAsia="黑体"/>
       <w:color w:themeColor="text1" w:val="000000"/>
     </w:rPr>
     <w:tblPr>
@@ -9075,6 +9480,7 @@
     </w:tblPr>
     <w:tblStylePr w:type="firstRow">
       <w:rPr>
+        <w:rFonts w:eastAsia="黑体"/>
         <w:sz w:val="24"/>
         <w:szCs w:val="24"/>
       </w:rPr>
@@ -9181,7 +9587,7 @@
       <w:spacing w:after="0" w:line="240" w:lineRule="auto"/>
     </w:pPr>
     <w:rPr>
-      <w:rFonts w:asciiTheme="majorHAnsi" w:cstheme="majorBidi" w:eastAsiaTheme="majorEastAsia" w:hAnsiTheme="majorHAnsi"/>
+      <w:rFonts w:asciiTheme="majorHAnsi" w:cstheme="majorBidi" w:hAnsiTheme="majorHAnsi" w:eastAsia="黑体"/>
       <w:color w:themeColor="text1" w:val="000000"/>
     </w:rPr>
     <w:tblPr>
@@ -9203,6 +9609,7 @@
     </w:tblPr>
     <w:tblStylePr w:type="firstRow">
       <w:rPr>
+        <w:rFonts w:eastAsia="黑体"/>
         <w:sz w:val="24"/>
         <w:szCs w:val="24"/>
       </w:rPr>
@@ -9309,7 +9716,7 @@
       <w:spacing w:after="0" w:line="240" w:lineRule="auto"/>
     </w:pPr>
     <w:rPr>
-      <w:rFonts w:asciiTheme="majorHAnsi" w:cstheme="majorBidi" w:eastAsiaTheme="majorEastAsia" w:hAnsiTheme="majorHAnsi"/>
+      <w:rFonts w:asciiTheme="majorHAnsi" w:cstheme="majorBidi" w:hAnsiTheme="majorHAnsi" w:eastAsia="黑体"/>
       <w:color w:themeColor="text1" w:val="000000"/>
     </w:rPr>
     <w:tblPr>
@@ -9331,6 +9738,7 @@
     </w:tblPr>
     <w:tblStylePr w:type="firstRow">
       <w:rPr>
+        <w:rFonts w:eastAsia="黑体"/>
         <w:sz w:val="24"/>
         <w:szCs w:val="24"/>
       </w:rPr>
@@ -9460,12 +9868,14 @@
     </w:tcPr>
     <w:tblStylePr w:type="firstRow">
       <w:rPr>
+        <w:rFonts w:eastAsia="黑体"/>
         <w:b/>
         <w:bCs/>
       </w:rPr>
     </w:tblStylePr>
     <w:tblStylePr w:type="lastRow">
       <w:rPr>
+        <w:rFonts w:eastAsia="黑体"/>
         <w:b/>
         <w:bCs/>
       </w:rPr>
@@ -9478,12 +9888,14 @@
     </w:tblStylePr>
     <w:tblStylePr w:type="firstCol">
       <w:rPr>
+        <w:rFonts w:eastAsia="黑体"/>
         <w:b/>
         <w:bCs/>
       </w:rPr>
     </w:tblStylePr>
     <w:tblStylePr w:type="lastCol">
       <w:rPr>
+        <w:rFonts w:eastAsia="黑体"/>
         <w:b/>
         <w:bCs/>
       </w:rPr>
@@ -9533,12 +9945,14 @@
     </w:tcPr>
     <w:tblStylePr w:type="firstRow">
       <w:rPr>
+        <w:rFonts w:eastAsia="黑体"/>
         <w:b/>
         <w:bCs/>
       </w:rPr>
     </w:tblStylePr>
     <w:tblStylePr w:type="lastRow">
       <w:rPr>
+        <w:rFonts w:eastAsia="黑体"/>
         <w:b/>
         <w:bCs/>
       </w:rPr>
@@ -9551,12 +9965,14 @@
     </w:tblStylePr>
     <w:tblStylePr w:type="firstCol">
       <w:rPr>
+        <w:rFonts w:eastAsia="黑体"/>
         <w:b/>
         <w:bCs/>
       </w:rPr>
     </w:tblStylePr>
     <w:tblStylePr w:type="lastCol">
       <w:rPr>
+        <w:rFonts w:eastAsia="黑体"/>
         <w:b/>
         <w:bCs/>
       </w:rPr>
@@ -9606,12 +10022,14 @@
     </w:tcPr>
     <w:tblStylePr w:type="firstRow">
       <w:rPr>
+        <w:rFonts w:eastAsia="黑体"/>
         <w:b/>
         <w:bCs/>
       </w:rPr>
     </w:tblStylePr>
     <w:tblStylePr w:type="lastRow">
       <w:rPr>
+        <w:rFonts w:eastAsia="黑体"/>
         <w:b/>
         <w:bCs/>
       </w:rPr>
@@ -9624,12 +10042,14 @@
     </w:tblStylePr>
     <w:tblStylePr w:type="firstCol">
       <w:rPr>
+        <w:rFonts w:eastAsia="黑体"/>
         <w:b/>
         <w:bCs/>
       </w:rPr>
     </w:tblStylePr>
     <w:tblStylePr w:type="lastCol">
       <w:rPr>
+        <w:rFonts w:eastAsia="黑体"/>
         <w:b/>
         <w:bCs/>
       </w:rPr>
@@ -9679,12 +10099,14 @@
     </w:tcPr>
     <w:tblStylePr w:type="firstRow">
       <w:rPr>
+        <w:rFonts w:eastAsia="黑体"/>
         <w:b/>
         <w:bCs/>
       </w:rPr>
     </w:tblStylePr>
     <w:tblStylePr w:type="lastRow">
       <w:rPr>
+        <w:rFonts w:eastAsia="黑体"/>
         <w:b/>
         <w:bCs/>
       </w:rPr>
@@ -9697,12 +10119,14 @@
     </w:tblStylePr>
     <w:tblStylePr w:type="firstCol">
       <w:rPr>
+        <w:rFonts w:eastAsia="黑体"/>
         <w:b/>
         <w:bCs/>
       </w:rPr>
     </w:tblStylePr>
     <w:tblStylePr w:type="lastCol">
       <w:rPr>
+        <w:rFonts w:eastAsia="黑体"/>
         <w:b/>
         <w:bCs/>
       </w:rPr>
@@ -9752,12 +10176,14 @@
     </w:tcPr>
     <w:tblStylePr w:type="firstRow">
       <w:rPr>
+        <w:rFonts w:eastAsia="黑体"/>
         <w:b/>
         <w:bCs/>
       </w:rPr>
     </w:tblStylePr>
     <w:tblStylePr w:type="lastRow">
       <w:rPr>
+        <w:rFonts w:eastAsia="黑体"/>
         <w:b/>
         <w:bCs/>
       </w:rPr>
@@ -9770,12 +10196,14 @@
     </w:tblStylePr>
     <w:tblStylePr w:type="firstCol">
       <w:rPr>
+        <w:rFonts w:eastAsia="黑体"/>
         <w:b/>
         <w:bCs/>
       </w:rPr>
     </w:tblStylePr>
     <w:tblStylePr w:type="lastCol">
       <w:rPr>
+        <w:rFonts w:eastAsia="黑体"/>
         <w:b/>
         <w:bCs/>
       </w:rPr>
@@ -9825,12 +10253,14 @@
     </w:tcPr>
     <w:tblStylePr w:type="firstRow">
       <w:rPr>
+        <w:rFonts w:eastAsia="黑体"/>
         <w:b/>
         <w:bCs/>
       </w:rPr>
     </w:tblStylePr>
     <w:tblStylePr w:type="lastRow">
       <w:rPr>
+        <w:rFonts w:eastAsia="黑体"/>
         <w:b/>
         <w:bCs/>
       </w:rPr>
@@ -9843,12 +10273,14 @@
     </w:tblStylePr>
     <w:tblStylePr w:type="firstCol">
       <w:rPr>
+        <w:rFonts w:eastAsia="黑体"/>
         <w:b/>
         <w:bCs/>
       </w:rPr>
     </w:tblStylePr>
     <w:tblStylePr w:type="lastCol">
       <w:rPr>
+        <w:rFonts w:eastAsia="黑体"/>
         <w:b/>
         <w:bCs/>
       </w:rPr>
@@ -9898,12 +10330,14 @@
     </w:tcPr>
     <w:tblStylePr w:type="firstRow">
       <w:rPr>
+        <w:rFonts w:eastAsia="黑体"/>
         <w:b/>
         <w:bCs/>
       </w:rPr>
     </w:tblStylePr>
     <w:tblStylePr w:type="lastRow">
       <w:rPr>
+        <w:rFonts w:eastAsia="黑体"/>
         <w:b/>
         <w:bCs/>
       </w:rPr>
@@ -9916,12 +10350,14 @@
     </w:tblStylePr>
     <w:tblStylePr w:type="firstCol">
       <w:rPr>
+        <w:rFonts w:eastAsia="黑体"/>
         <w:b/>
         <w:bCs/>
       </w:rPr>
     </w:tblStylePr>
     <w:tblStylePr w:type="lastCol">
       <w:rPr>
+        <w:rFonts w:eastAsia="黑体"/>
         <w:b/>
         <w:bCs/>
       </w:rPr>
@@ -9948,7 +10384,7 @@
       <w:spacing w:after="0" w:line="240" w:lineRule="auto"/>
     </w:pPr>
     <w:rPr>
-      <w:rFonts w:asciiTheme="majorHAnsi" w:cstheme="majorBidi" w:eastAsiaTheme="majorEastAsia" w:hAnsiTheme="majorHAnsi"/>
+      <w:rFonts w:asciiTheme="majorHAnsi" w:cstheme="majorBidi" w:hAnsiTheme="majorHAnsi" w:eastAsia="黑体"/>
       <w:color w:themeColor="text1" w:val="000000"/>
     </w:rPr>
     <w:tblPr>
@@ -9975,6 +10411,7 @@
     </w:tcPr>
     <w:tblStylePr w:type="firstRow">
       <w:rPr>
+        <w:rFonts w:eastAsia="黑体"/>
         <w:b/>
         <w:bCs/>
         <w:color w:themeColor="text1" w:val="000000"/>
@@ -9986,6 +10423,7 @@
     </w:tblStylePr>
     <w:tblStylePr w:type="lastRow">
       <w:rPr>
+        <w:rFonts w:eastAsia="黑体"/>
         <w:b/>
         <w:bCs/>
         <w:color w:themeColor="text1" w:val="000000"/>
@@ -10005,6 +10443,7 @@
     </w:tblStylePr>
     <w:tblStylePr w:type="firstCol">
       <w:rPr>
+        <w:rFonts w:eastAsia="黑体"/>
         <w:b/>
         <w:bCs/>
         <w:color w:themeColor="text1" w:val="000000"/>
@@ -10024,6 +10463,7 @@
     </w:tblStylePr>
     <w:tblStylePr w:type="lastCol">
       <w:rPr>
+        <w:rFonts w:eastAsia="黑体"/>
         <w:b w:val="0"/>
         <w:bCs w:val="0"/>
         <w:color w:themeColor="text1" w:val="000000"/>
@@ -10073,7 +10513,7 @@
       <w:spacing w:after="0" w:line="240" w:lineRule="auto"/>
     </w:pPr>
     <w:rPr>
-      <w:rFonts w:asciiTheme="majorHAnsi" w:cstheme="majorBidi" w:eastAsiaTheme="majorEastAsia" w:hAnsiTheme="majorHAnsi"/>
+      <w:rFonts w:asciiTheme="majorHAnsi" w:cstheme="majorBidi" w:hAnsiTheme="majorHAnsi" w:eastAsia="黑体"/>
       <w:color w:themeColor="text1" w:val="000000"/>
     </w:rPr>
     <w:tblPr>
@@ -10100,6 +10540,7 @@
     </w:tcPr>
     <w:tblStylePr w:type="firstRow">
       <w:rPr>
+        <w:rFonts w:eastAsia="黑体"/>
         <w:b/>
         <w:bCs/>
         <w:color w:themeColor="text1" w:val="000000"/>
@@ -10111,6 +10552,7 @@
     </w:tblStylePr>
     <w:tblStylePr w:type="lastRow">
       <w:rPr>
+        <w:rFonts w:eastAsia="黑体"/>
         <w:b/>
         <w:bCs/>
         <w:color w:themeColor="text1" w:val="000000"/>
@@ -10130,6 +10572,7 @@
     </w:tblStylePr>
     <w:tblStylePr w:type="firstCol">
       <w:rPr>
+        <w:rFonts w:eastAsia="黑体"/>
         <w:b/>
         <w:bCs/>
         <w:color w:themeColor="text1" w:val="000000"/>
@@ -10149,6 +10592,7 @@
     </w:tblStylePr>
     <w:tblStylePr w:type="lastCol">
       <w:rPr>
+        <w:rFonts w:eastAsia="黑体"/>
         <w:b w:val="0"/>
         <w:bCs w:val="0"/>
         <w:color w:themeColor="text1" w:val="000000"/>
@@ -10198,7 +10642,7 @@
       <w:spacing w:after="0" w:line="240" w:lineRule="auto"/>
     </w:pPr>
     <w:rPr>
-      <w:rFonts w:asciiTheme="majorHAnsi" w:cstheme="majorBidi" w:eastAsiaTheme="majorEastAsia" w:hAnsiTheme="majorHAnsi"/>
+      <w:rFonts w:asciiTheme="majorHAnsi" w:cstheme="majorBidi" w:hAnsiTheme="majorHAnsi" w:eastAsia="黑体"/>
       <w:color w:themeColor="text1" w:val="000000"/>
     </w:rPr>
     <w:tblPr>
@@ -10225,6 +10669,7 @@
     </w:tcPr>
     <w:tblStylePr w:type="firstRow">
       <w:rPr>
+        <w:rFonts w:eastAsia="黑体"/>
         <w:b/>
         <w:bCs/>
         <w:color w:themeColor="text1" w:val="000000"/>
@@ -10236,6 +10681,7 @@
     </w:tblStylePr>
     <w:tblStylePr w:type="lastRow">
       <w:rPr>
+        <w:rFonts w:eastAsia="黑体"/>
         <w:b/>
         <w:bCs/>
         <w:color w:themeColor="text1" w:val="000000"/>
@@ -10255,6 +10701,7 @@
     </w:tblStylePr>
     <w:tblStylePr w:type="firstCol">
       <w:rPr>
+        <w:rFonts w:eastAsia="黑体"/>
         <w:b/>
         <w:bCs/>
         <w:color w:themeColor="text1" w:val="000000"/>
@@ -10274,6 +10721,7 @@
     </w:tblStylePr>
     <w:tblStylePr w:type="lastCol">
       <w:rPr>
+        <w:rFonts w:eastAsia="黑体"/>
         <w:b w:val="0"/>
         <w:bCs w:val="0"/>
         <w:color w:themeColor="text1" w:val="000000"/>
@@ -10323,7 +10771,7 @@
       <w:spacing w:after="0" w:line="240" w:lineRule="auto"/>
     </w:pPr>
     <w:rPr>
-      <w:rFonts w:asciiTheme="majorHAnsi" w:cstheme="majorBidi" w:eastAsiaTheme="majorEastAsia" w:hAnsiTheme="majorHAnsi"/>
+      <w:rFonts w:asciiTheme="majorHAnsi" w:cstheme="majorBidi" w:hAnsiTheme="majorHAnsi" w:eastAsia="黑体"/>
       <w:color w:themeColor="text1" w:val="000000"/>
     </w:rPr>
     <w:tblPr>
@@ -10350,6 +10798,7 @@
     </w:tcPr>
     <w:tblStylePr w:type="firstRow">
       <w:rPr>
+        <w:rFonts w:eastAsia="黑体"/>
         <w:b/>
         <w:bCs/>
         <w:color w:themeColor="text1" w:val="000000"/>
@@ -10361,6 +10810,7 @@
     </w:tblStylePr>
     <w:tblStylePr w:type="lastRow">
       <w:rPr>
+        <w:rFonts w:eastAsia="黑体"/>
         <w:b/>
         <w:bCs/>
         <w:color w:themeColor="text1" w:val="000000"/>
@@ -10380,6 +10830,7 @@
     </w:tblStylePr>
     <w:tblStylePr w:type="firstCol">
       <w:rPr>
+        <w:rFonts w:eastAsia="黑体"/>
         <w:b/>
         <w:bCs/>
         <w:color w:themeColor="text1" w:val="000000"/>
@@ -10399,6 +10850,7 @@
     </w:tblStylePr>
     <w:tblStylePr w:type="lastCol">
       <w:rPr>
+        <w:rFonts w:eastAsia="黑体"/>
         <w:b w:val="0"/>
         <w:bCs w:val="0"/>
         <w:color w:themeColor="text1" w:val="000000"/>
@@ -10448,7 +10900,7 @@
       <w:spacing w:after="0" w:line="240" w:lineRule="auto"/>
     </w:pPr>
     <w:rPr>
-      <w:rFonts w:asciiTheme="majorHAnsi" w:cstheme="majorBidi" w:eastAsiaTheme="majorEastAsia" w:hAnsiTheme="majorHAnsi"/>
+      <w:rFonts w:asciiTheme="majorHAnsi" w:cstheme="majorBidi" w:hAnsiTheme="majorHAnsi" w:eastAsia="黑体"/>
       <w:color w:themeColor="text1" w:val="000000"/>
     </w:rPr>
     <w:tblPr>
@@ -10475,6 +10927,7 @@
     </w:tcPr>
     <w:tblStylePr w:type="firstRow">
       <w:rPr>
+        <w:rFonts w:eastAsia="黑体"/>
         <w:b/>
         <w:bCs/>
         <w:color w:themeColor="text1" w:val="000000"/>
@@ -10486,6 +10939,7 @@
     </w:tblStylePr>
     <w:tblStylePr w:type="lastRow">
       <w:rPr>
+        <w:rFonts w:eastAsia="黑体"/>
         <w:b/>
         <w:bCs/>
         <w:color w:themeColor="text1" w:val="000000"/>
@@ -10505,6 +10959,7 @@
     </w:tblStylePr>
     <w:tblStylePr w:type="firstCol">
       <w:rPr>
+        <w:rFonts w:eastAsia="黑体"/>
         <w:b/>
         <w:bCs/>
         <w:color w:themeColor="text1" w:val="000000"/>
@@ -10524,6 +10979,7 @@
     </w:tblStylePr>
     <w:tblStylePr w:type="lastCol">
       <w:rPr>
+        <w:rFonts w:eastAsia="黑体"/>
         <w:b w:val="0"/>
         <w:bCs w:val="0"/>
         <w:color w:themeColor="text1" w:val="000000"/>
@@ -10573,7 +11029,7 @@
       <w:spacing w:after="0" w:line="240" w:lineRule="auto"/>
     </w:pPr>
     <w:rPr>
-      <w:rFonts w:asciiTheme="majorHAnsi" w:cstheme="majorBidi" w:eastAsiaTheme="majorEastAsia" w:hAnsiTheme="majorHAnsi"/>
+      <w:rFonts w:asciiTheme="majorHAnsi" w:cstheme="majorBidi" w:hAnsiTheme="majorHAnsi" w:eastAsia="黑体"/>
       <w:color w:themeColor="text1" w:val="000000"/>
     </w:rPr>
     <w:tblPr>
@@ -10600,6 +11056,7 @@
     </w:tcPr>
     <w:tblStylePr w:type="firstRow">
       <w:rPr>
+        <w:rFonts w:eastAsia="黑体"/>
         <w:b/>
         <w:bCs/>
         <w:color w:themeColor="text1" w:val="000000"/>
@@ -10611,6 +11068,7 @@
     </w:tblStylePr>
     <w:tblStylePr w:type="lastRow">
       <w:rPr>
+        <w:rFonts w:eastAsia="黑体"/>
         <w:b/>
         <w:bCs/>
         <w:color w:themeColor="text1" w:val="000000"/>
@@ -10630,6 +11088,7 @@
     </w:tblStylePr>
     <w:tblStylePr w:type="firstCol">
       <w:rPr>
+        <w:rFonts w:eastAsia="黑体"/>
         <w:b/>
         <w:bCs/>
         <w:color w:themeColor="text1" w:val="000000"/>
@@ -10649,6 +11108,7 @@
     </w:tblStylePr>
     <w:tblStylePr w:type="lastCol">
       <w:rPr>
+        <w:rFonts w:eastAsia="黑体"/>
         <w:b w:val="0"/>
         <w:bCs w:val="0"/>
         <w:color w:themeColor="text1" w:val="000000"/>
@@ -10698,7 +11158,7 @@
       <w:spacing w:after="0" w:line="240" w:lineRule="auto"/>
     </w:pPr>
     <w:rPr>
-      <w:rFonts w:asciiTheme="majorHAnsi" w:cstheme="majorBidi" w:eastAsiaTheme="majorEastAsia" w:hAnsiTheme="majorHAnsi"/>
+      <w:rFonts w:asciiTheme="majorHAnsi" w:cstheme="majorBidi" w:hAnsiTheme="majorHAnsi" w:eastAsia="黑体"/>
       <w:color w:themeColor="text1" w:val="000000"/>
     </w:rPr>
     <w:tblPr>
@@ -10725,6 +11185,7 @@
     </w:tcPr>
     <w:tblStylePr w:type="firstRow">
       <w:rPr>
+        <w:rFonts w:eastAsia="黑体"/>
         <w:b/>
         <w:bCs/>
         <w:color w:themeColor="text1" w:val="000000"/>
@@ -10736,6 +11197,7 @@
     </w:tblStylePr>
     <w:tblStylePr w:type="lastRow">
       <w:rPr>
+        <w:rFonts w:eastAsia="黑体"/>
         <w:b/>
         <w:bCs/>
         <w:color w:themeColor="text1" w:val="000000"/>
@@ -10755,6 +11217,7 @@
     </w:tblStylePr>
     <w:tblStylePr w:type="firstCol">
       <w:rPr>
+        <w:rFonts w:eastAsia="黑体"/>
         <w:b/>
         <w:bCs/>
         <w:color w:themeColor="text1" w:val="000000"/>
@@ -10774,6 +11237,7 @@
     </w:tblStylePr>
     <w:tblStylePr w:type="lastCol">
       <w:rPr>
+        <w:rFonts w:eastAsia="黑体"/>
         <w:b w:val="0"/>
         <w:bCs w:val="0"/>
         <w:color w:themeColor="text1" w:val="000000"/>
@@ -10846,6 +11310,7 @@
     </w:tcPr>
     <w:tblStylePr w:type="firstRow">
       <w:rPr>
+        <w:rFonts w:eastAsia="黑体"/>
         <w:b/>
         <w:bCs/>
         <w:i w:val="0"/>
@@ -10867,6 +11332,7 @@
     </w:tblStylePr>
     <w:tblStylePr w:type="lastRow">
       <w:rPr>
+        <w:rFonts w:eastAsia="黑体"/>
         <w:b/>
         <w:bCs/>
         <w:i w:val="0"/>
@@ -10888,6 +11354,7 @@
     </w:tblStylePr>
     <w:tblStylePr w:type="firstCol">
       <w:rPr>
+        <w:rFonts w:eastAsia="黑体"/>
         <w:b/>
         <w:bCs/>
         <w:i w:val="0"/>
@@ -10907,6 +11374,7 @@
     </w:tblStylePr>
     <w:tblStylePr w:type="lastCol">
       <w:rPr>
+        <w:rFonts w:eastAsia="黑体"/>
         <w:b/>
         <w:bCs/>
         <w:i w:val="0"/>
@@ -10987,6 +11455,7 @@
     </w:tcPr>
     <w:tblStylePr w:type="firstRow">
       <w:rPr>
+        <w:rFonts w:eastAsia="黑体"/>
         <w:b/>
         <w:bCs/>
         <w:i w:val="0"/>
@@ -11008,6 +11477,7 @@
     </w:tblStylePr>
     <w:tblStylePr w:type="lastRow">
       <w:rPr>
+        <w:rFonts w:eastAsia="黑体"/>
         <w:b/>
         <w:bCs/>
         <w:i w:val="0"/>
@@ -11029,6 +11499,7 @@
     </w:tblStylePr>
     <w:tblStylePr w:type="firstCol">
       <w:rPr>
+        <w:rFonts w:eastAsia="黑体"/>
         <w:b/>
         <w:bCs/>
         <w:i w:val="0"/>
@@ -11048,6 +11519,7 @@
     </w:tblStylePr>
     <w:tblStylePr w:type="lastCol">
       <w:rPr>
+        <w:rFonts w:eastAsia="黑体"/>
         <w:b/>
         <w:bCs/>
         <w:i w:val="0"/>
@@ -11128,6 +11600,7 @@
     </w:tcPr>
     <w:tblStylePr w:type="firstRow">
       <w:rPr>
+        <w:rFonts w:eastAsia="黑体"/>
         <w:b/>
         <w:bCs/>
         <w:i w:val="0"/>
@@ -11149,6 +11622,7 @@
     </w:tblStylePr>
     <w:tblStylePr w:type="lastRow">
       <w:rPr>
+        <w:rFonts w:eastAsia="黑体"/>
         <w:b/>
         <w:bCs/>
         <w:i w:val="0"/>
@@ -11170,6 +11644,7 @@
     </w:tblStylePr>
     <w:tblStylePr w:type="firstCol">
       <w:rPr>
+        <w:rFonts w:eastAsia="黑体"/>
         <w:b/>
         <w:bCs/>
         <w:i w:val="0"/>
@@ -11189,6 +11664,7 @@
     </w:tblStylePr>
     <w:tblStylePr w:type="lastCol">
       <w:rPr>
+        <w:rFonts w:eastAsia="黑体"/>
         <w:b/>
         <w:bCs/>
         <w:i w:val="0"/>
@@ -11269,6 +11745,7 @@
     </w:tcPr>
     <w:tblStylePr w:type="firstRow">
       <w:rPr>
+        <w:rFonts w:eastAsia="黑体"/>
         <w:b/>
         <w:bCs/>
         <w:i w:val="0"/>
@@ -11290,6 +11767,7 @@
     </w:tblStylePr>
     <w:tblStylePr w:type="lastRow">
       <w:rPr>
+        <w:rFonts w:eastAsia="黑体"/>
         <w:b/>
         <w:bCs/>
         <w:i w:val="0"/>
@@ -11311,6 +11789,7 @@
     </w:tblStylePr>
     <w:tblStylePr w:type="firstCol">
       <w:rPr>
+        <w:rFonts w:eastAsia="黑体"/>
         <w:b/>
         <w:bCs/>
         <w:i w:val="0"/>
@@ -11330,6 +11809,7 @@
     </w:tblStylePr>
     <w:tblStylePr w:type="lastCol">
       <w:rPr>
+        <w:rFonts w:eastAsia="黑体"/>
         <w:b/>
         <w:bCs/>
         <w:i w:val="0"/>
@@ -11410,6 +11890,7 @@
     </w:tcPr>
     <w:tblStylePr w:type="firstRow">
       <w:rPr>
+        <w:rFonts w:eastAsia="黑体"/>
         <w:b/>
         <w:bCs/>
         <w:i w:val="0"/>
@@ -11431,6 +11912,7 @@
     </w:tblStylePr>
     <w:tblStylePr w:type="lastRow">
       <w:rPr>
+        <w:rFonts w:eastAsia="黑体"/>
         <w:b/>
         <w:bCs/>
         <w:i w:val="0"/>
@@ -11452,6 +11934,7 @@
     </w:tblStylePr>
     <w:tblStylePr w:type="firstCol">
       <w:rPr>
+        <w:rFonts w:eastAsia="黑体"/>
         <w:b/>
         <w:bCs/>
         <w:i w:val="0"/>
@@ -11471,6 +11954,7 @@
     </w:tblStylePr>
     <w:tblStylePr w:type="lastCol">
       <w:rPr>
+        <w:rFonts w:eastAsia="黑体"/>
         <w:b/>
         <w:bCs/>
         <w:i w:val="0"/>
@@ -11551,6 +12035,7 @@
     </w:tcPr>
     <w:tblStylePr w:type="firstRow">
       <w:rPr>
+        <w:rFonts w:eastAsia="黑体"/>
         <w:b/>
         <w:bCs/>
         <w:i w:val="0"/>
@@ -11572,6 +12057,7 @@
     </w:tblStylePr>
     <w:tblStylePr w:type="lastRow">
       <w:rPr>
+        <w:rFonts w:eastAsia="黑体"/>
         <w:b/>
         <w:bCs/>
         <w:i w:val="0"/>
@@ -11593,6 +12079,7 @@
     </w:tblStylePr>
     <w:tblStylePr w:type="firstCol">
       <w:rPr>
+        <w:rFonts w:eastAsia="黑体"/>
         <w:b/>
         <w:bCs/>
         <w:i w:val="0"/>
@@ -11612,6 +12099,7 @@
     </w:tblStylePr>
     <w:tblStylePr w:type="lastCol">
       <w:rPr>
+        <w:rFonts w:eastAsia="黑体"/>
         <w:b/>
         <w:bCs/>
         <w:i w:val="0"/>
@@ -11692,6 +12180,7 @@
     </w:tcPr>
     <w:tblStylePr w:type="firstRow">
       <w:rPr>
+        <w:rFonts w:eastAsia="黑体"/>
         <w:b/>
         <w:bCs/>
         <w:i w:val="0"/>
@@ -11713,6 +12202,7 @@
     </w:tblStylePr>
     <w:tblStylePr w:type="lastRow">
       <w:rPr>
+        <w:rFonts w:eastAsia="黑体"/>
         <w:b/>
         <w:bCs/>
         <w:i w:val="0"/>
@@ -11734,6 +12224,7 @@
     </w:tblStylePr>
     <w:tblStylePr w:type="firstCol">
       <w:rPr>
+        <w:rFonts w:eastAsia="黑体"/>
         <w:b/>
         <w:bCs/>
         <w:i w:val="0"/>
@@ -11753,6 +12244,7 @@
     </w:tblStylePr>
     <w:tblStylePr w:type="lastCol">
       <w:rPr>
+        <w:rFonts w:eastAsia="黑体"/>
         <w:b/>
         <w:bCs/>
         <w:i w:val="0"/>
@@ -11810,6 +12302,7 @@
       <w:spacing w:after="0" w:line="240" w:lineRule="auto"/>
     </w:pPr>
     <w:rPr>
+      <w:rFonts w:eastAsia="黑体"/>
       <w:color w:themeColor="background1" w:val="FFFFFF"/>
     </w:rPr>
     <w:tblPr>
@@ -11828,6 +12321,7 @@
     </w:tcPr>
     <w:tblStylePr w:type="firstRow">
       <w:rPr>
+        <w:rFonts w:eastAsia="黑体"/>
         <w:b/>
         <w:bCs/>
       </w:rPr>
@@ -11924,6 +12418,7 @@
       <w:spacing w:after="0" w:line="240" w:lineRule="auto"/>
     </w:pPr>
     <w:rPr>
+      <w:rFonts w:eastAsia="黑体"/>
       <w:color w:themeColor="background1" w:val="FFFFFF"/>
     </w:rPr>
     <w:tblPr>
@@ -11942,6 +12437,7 @@
     </w:tcPr>
     <w:tblStylePr w:type="firstRow">
       <w:rPr>
+        <w:rFonts w:eastAsia="黑体"/>
         <w:b/>
         <w:bCs/>
       </w:rPr>
@@ -12038,6 +12534,7 @@
       <w:spacing w:after="0" w:line="240" w:lineRule="auto"/>
     </w:pPr>
     <w:rPr>
+      <w:rFonts w:eastAsia="黑体"/>
       <w:color w:themeColor="background1" w:val="FFFFFF"/>
     </w:rPr>
     <w:tblPr>
@@ -12056,6 +12553,7 @@
     </w:tcPr>
     <w:tblStylePr w:type="firstRow">
       <w:rPr>
+        <w:rFonts w:eastAsia="黑体"/>
         <w:b/>
         <w:bCs/>
       </w:rPr>
@@ -12152,6 +12650,7 @@
       <w:spacing w:after="0" w:line="240" w:lineRule="auto"/>
     </w:pPr>
     <w:rPr>
+      <w:rFonts w:eastAsia="黑体"/>
       <w:color w:themeColor="background1" w:val="FFFFFF"/>
     </w:rPr>
     <w:tblPr>
@@ -12170,6 +12669,7 @@
     </w:tcPr>
     <w:tblStylePr w:type="firstRow">
       <w:rPr>
+        <w:rFonts w:eastAsia="黑体"/>
         <w:b/>
         <w:bCs/>
       </w:rPr>
@@ -12266,6 +12766,7 @@
       <w:spacing w:after="0" w:line="240" w:lineRule="auto"/>
     </w:pPr>
     <w:rPr>
+      <w:rFonts w:eastAsia="黑体"/>
       <w:color w:themeColor="background1" w:val="FFFFFF"/>
     </w:rPr>
     <w:tblPr>
@@ -12284,6 +12785,7 @@
     </w:tcPr>
     <w:tblStylePr w:type="firstRow">
       <w:rPr>
+        <w:rFonts w:eastAsia="黑体"/>
         <w:b/>
         <w:bCs/>
       </w:rPr>
@@ -12380,6 +12882,7 @@
       <w:spacing w:after="0" w:line="240" w:lineRule="auto"/>
     </w:pPr>
     <w:rPr>
+      <w:rFonts w:eastAsia="黑体"/>
       <w:color w:themeColor="background1" w:val="FFFFFF"/>
     </w:rPr>
     <w:tblPr>
@@ -12398,6 +12901,7 @@
     </w:tcPr>
     <w:tblStylePr w:type="firstRow">
       <w:rPr>
+        <w:rFonts w:eastAsia="黑体"/>
         <w:b/>
         <w:bCs/>
       </w:rPr>
@@ -12494,6 +12998,7 @@
       <w:spacing w:after="0" w:line="240" w:lineRule="auto"/>
     </w:pPr>
     <w:rPr>
+      <w:rFonts w:eastAsia="黑体"/>
       <w:color w:themeColor="background1" w:val="FFFFFF"/>
     </w:rPr>
     <w:tblPr>
@@ -12512,6 +13017,7 @@
     </w:tcPr>
     <w:tblStylePr w:type="firstRow">
       <w:rPr>
+        <w:rFonts w:eastAsia="黑体"/>
         <w:b/>
         <w:bCs/>
       </w:rPr>
@@ -12608,6 +13114,7 @@
       <w:spacing w:after="0" w:line="240" w:lineRule="auto"/>
     </w:pPr>
     <w:rPr>
+      <w:rFonts w:eastAsia="黑体"/>
       <w:color w:themeColor="text1" w:val="000000"/>
     </w:rPr>
     <w:tblPr>
@@ -12634,6 +13141,7 @@
     </w:tcPr>
     <w:tblStylePr w:type="firstRow">
       <w:rPr>
+        <w:rFonts w:eastAsia="黑体"/>
         <w:b/>
         <w:bCs/>
       </w:rPr>
@@ -12652,6 +13160,7 @@
     </w:tblStylePr>
     <w:tblStylePr w:type="lastRow">
       <w:rPr>
+        <w:rFonts w:eastAsia="黑体"/>
         <w:b/>
         <w:bCs/>
         <w:color w:themeColor="background1" w:val="FFFFFF"/>
@@ -12666,6 +13175,7 @@
     </w:tblStylePr>
     <w:tblStylePr w:type="firstCol">
       <w:rPr>
+        <w:rFonts w:eastAsia="黑体"/>
         <w:color w:themeColor="background1" w:val="FFFFFF"/>
       </w:rPr>
       <w:tblPr/>
@@ -12683,6 +13193,7 @@
     </w:tblStylePr>
     <w:tblStylePr w:type="lastCol">
       <w:rPr>
+        <w:rFonts w:eastAsia="黑体"/>
         <w:color w:themeColor="background1" w:val="FFFFFF"/>
       </w:rPr>
       <w:tblPr/>
@@ -12712,11 +13223,13 @@
     </w:tblStylePr>
     <w:tblStylePr w:type="neCell">
       <w:rPr>
+        <w:rFonts w:eastAsia="黑体"/>
         <w:color w:themeColor="text1" w:val="000000"/>
       </w:rPr>
     </w:tblStylePr>
     <w:tblStylePr w:type="nwCell">
       <w:rPr>
+        <w:rFonts w:eastAsia="黑体"/>
         <w:color w:themeColor="text1" w:val="000000"/>
       </w:rPr>
     </w:tblStylePr>
@@ -12730,6 +13243,7 @@
       <w:spacing w:after="0" w:line="240" w:lineRule="auto"/>
     </w:pPr>
     <w:rPr>
+      <w:rFonts w:eastAsia="黑体"/>
       <w:color w:themeColor="text1" w:val="000000"/>
     </w:rPr>
     <w:tblPr>
@@ -12756,6 +13270,7 @@
     </w:tcPr>
     <w:tblStylePr w:type="firstRow">
       <w:rPr>
+        <w:rFonts w:eastAsia="黑体"/>
         <w:b/>
         <w:bCs/>
       </w:rPr>
@@ -12774,6 +13289,7 @@
     </w:tblStylePr>
     <w:tblStylePr w:type="lastRow">
       <w:rPr>
+        <w:rFonts w:eastAsia="黑体"/>
         <w:b/>
         <w:bCs/>
         <w:color w:themeColor="background1" w:val="FFFFFF"/>
@@ -12788,6 +13304,7 @@
     </w:tblStylePr>
     <w:tblStylePr w:type="firstCol">
       <w:rPr>
+        <w:rFonts w:eastAsia="黑体"/>
         <w:color w:themeColor="background1" w:val="FFFFFF"/>
       </w:rPr>
       <w:tblPr/>
@@ -12805,6 +13322,7 @@
     </w:tblStylePr>
     <w:tblStylePr w:type="lastCol">
       <w:rPr>
+        <w:rFonts w:eastAsia="黑体"/>
         <w:color w:themeColor="background1" w:val="FFFFFF"/>
       </w:rPr>
       <w:tblPr/>
@@ -12834,11 +13352,13 @@
     </w:tblStylePr>
     <w:tblStylePr w:type="neCell">
       <w:rPr>
+        <w:rFonts w:eastAsia="黑体"/>
         <w:color w:themeColor="text1" w:val="000000"/>
       </w:rPr>
     </w:tblStylePr>
     <w:tblStylePr w:type="nwCell">
       <w:rPr>
+        <w:rFonts w:eastAsia="黑体"/>
         <w:color w:themeColor="text1" w:val="000000"/>
       </w:rPr>
     </w:tblStylePr>
@@ -12852,6 +13372,7 @@
       <w:spacing w:after="0" w:line="240" w:lineRule="auto"/>
     </w:pPr>
     <w:rPr>
+      <w:rFonts w:eastAsia="黑体"/>
       <w:color w:themeColor="text1" w:val="000000"/>
     </w:rPr>
     <w:tblPr>
@@ -12878,6 +13399,7 @@
     </w:tcPr>
     <w:tblStylePr w:type="firstRow">
       <w:rPr>
+        <w:rFonts w:eastAsia="黑体"/>
         <w:b/>
         <w:bCs/>
       </w:rPr>
@@ -12896,6 +13418,7 @@
     </w:tblStylePr>
     <w:tblStylePr w:type="lastRow">
       <w:rPr>
+        <w:rFonts w:eastAsia="黑体"/>
         <w:b/>
         <w:bCs/>
         <w:color w:themeColor="background1" w:val="FFFFFF"/>
@@ -12910,6 +13433,7 @@
     </w:tblStylePr>
     <w:tblStylePr w:type="firstCol">
       <w:rPr>
+        <w:rFonts w:eastAsia="黑体"/>
         <w:color w:themeColor="background1" w:val="FFFFFF"/>
       </w:rPr>
       <w:tblPr/>
@@ -12927,6 +13451,7 @@
     </w:tblStylePr>
     <w:tblStylePr w:type="lastCol">
       <w:rPr>
+        <w:rFonts w:eastAsia="黑体"/>
         <w:color w:themeColor="background1" w:val="FFFFFF"/>
       </w:rPr>
       <w:tblPr/>
@@ -12956,11 +13481,13 @@
     </w:tblStylePr>
     <w:tblStylePr w:type="neCell">
       <w:rPr>
+        <w:rFonts w:eastAsia="黑体"/>
         <w:color w:themeColor="text1" w:val="000000"/>
       </w:rPr>
     </w:tblStylePr>
     <w:tblStylePr w:type="nwCell">
       <w:rPr>
+        <w:rFonts w:eastAsia="黑体"/>
         <w:color w:themeColor="text1" w:val="000000"/>
       </w:rPr>
     </w:tblStylePr>
@@ -12974,6 +13501,7 @@
       <w:spacing w:after="0" w:line="240" w:lineRule="auto"/>
     </w:pPr>
     <w:rPr>
+      <w:rFonts w:eastAsia="黑体"/>
       <w:color w:themeColor="text1" w:val="000000"/>
     </w:rPr>
     <w:tblPr>
@@ -13000,6 +13528,7 @@
     </w:tcPr>
     <w:tblStylePr w:type="firstRow">
       <w:rPr>
+        <w:rFonts w:eastAsia="黑体"/>
         <w:b/>
         <w:bCs/>
       </w:rPr>
@@ -13018,6 +13547,7 @@
     </w:tblStylePr>
     <w:tblStylePr w:type="lastRow">
       <w:rPr>
+        <w:rFonts w:eastAsia="黑体"/>
         <w:b/>
         <w:bCs/>
         <w:color w:themeColor="background1" w:val="FFFFFF"/>
@@ -13032,6 +13562,7 @@
     </w:tblStylePr>
     <w:tblStylePr w:type="firstCol">
       <w:rPr>
+        <w:rFonts w:eastAsia="黑体"/>
         <w:color w:themeColor="background1" w:val="FFFFFF"/>
       </w:rPr>
       <w:tblPr/>
@@ -13049,6 +13580,7 @@
     </w:tblStylePr>
     <w:tblStylePr w:type="lastCol">
       <w:rPr>
+        <w:rFonts w:eastAsia="黑体"/>
         <w:color w:themeColor="background1" w:val="FFFFFF"/>
       </w:rPr>
       <w:tblPr/>
@@ -13086,6 +13618,7 @@
       <w:spacing w:after="0" w:line="240" w:lineRule="auto"/>
     </w:pPr>
     <w:rPr>
+      <w:rFonts w:eastAsia="黑体"/>
       <w:color w:themeColor="text1" w:val="000000"/>
     </w:rPr>
     <w:tblPr>
@@ -13112,6 +13645,7 @@
     </w:tcPr>
     <w:tblStylePr w:type="firstRow">
       <w:rPr>
+        <w:rFonts w:eastAsia="黑体"/>
         <w:b/>
         <w:bCs/>
       </w:rPr>
@@ -13130,6 +13664,7 @@
     </w:tblStylePr>
     <w:tblStylePr w:type="lastRow">
       <w:rPr>
+        <w:rFonts w:eastAsia="黑体"/>
         <w:b/>
         <w:bCs/>
         <w:color w:themeColor="background1" w:val="FFFFFF"/>
@@ -13144,6 +13679,7 @@
     </w:tblStylePr>
     <w:tblStylePr w:type="firstCol">
       <w:rPr>
+        <w:rFonts w:eastAsia="黑体"/>
         <w:color w:themeColor="background1" w:val="FFFFFF"/>
       </w:rPr>
       <w:tblPr/>
@@ -13161,6 +13697,7 @@
     </w:tblStylePr>
     <w:tblStylePr w:type="lastCol">
       <w:rPr>
+        <w:rFonts w:eastAsia="黑体"/>
         <w:color w:themeColor="background1" w:val="FFFFFF"/>
       </w:rPr>
       <w:tblPr/>
@@ -13190,11 +13727,13 @@
     </w:tblStylePr>
     <w:tblStylePr w:type="neCell">
       <w:rPr>
+        <w:rFonts w:eastAsia="黑体"/>
         <w:color w:themeColor="text1" w:val="000000"/>
       </w:rPr>
     </w:tblStylePr>
     <w:tblStylePr w:type="nwCell">
       <w:rPr>
+        <w:rFonts w:eastAsia="黑体"/>
         <w:color w:themeColor="text1" w:val="000000"/>
       </w:rPr>
     </w:tblStylePr>
@@ -13208,6 +13747,7 @@
       <w:spacing w:after="0" w:line="240" w:lineRule="auto"/>
     </w:pPr>
     <w:rPr>
+      <w:rFonts w:eastAsia="黑体"/>
       <w:color w:themeColor="text1" w:val="000000"/>
     </w:rPr>
     <w:tblPr>
@@ -13234,6 +13774,7 @@
     </w:tcPr>
     <w:tblStylePr w:type="firstRow">
       <w:rPr>
+        <w:rFonts w:eastAsia="黑体"/>
         <w:b/>
         <w:bCs/>
       </w:rPr>
@@ -13252,6 +13793,7 @@
     </w:tblStylePr>
     <w:tblStylePr w:type="lastRow">
       <w:rPr>
+        <w:rFonts w:eastAsia="黑体"/>
         <w:b/>
         <w:bCs/>
         <w:color w:themeColor="background1" w:val="FFFFFF"/>
@@ -13266,6 +13808,7 @@
     </w:tblStylePr>
     <w:tblStylePr w:type="firstCol">
       <w:rPr>
+        <w:rFonts w:eastAsia="黑体"/>
         <w:color w:themeColor="background1" w:val="FFFFFF"/>
       </w:rPr>
       <w:tblPr/>
@@ -13283,6 +13826,7 @@
     </w:tblStylePr>
     <w:tblStylePr w:type="lastCol">
       <w:rPr>
+        <w:rFonts w:eastAsia="黑体"/>
         <w:color w:themeColor="background1" w:val="FFFFFF"/>
       </w:rPr>
       <w:tblPr/>
@@ -13312,11 +13856,13 @@
     </w:tblStylePr>
     <w:tblStylePr w:type="neCell">
       <w:rPr>
+        <w:rFonts w:eastAsia="黑体"/>
         <w:color w:themeColor="text1" w:val="000000"/>
       </w:rPr>
     </w:tblStylePr>
     <w:tblStylePr w:type="nwCell">
       <w:rPr>
+        <w:rFonts w:eastAsia="黑体"/>
         <w:color w:themeColor="text1" w:val="000000"/>
       </w:rPr>
     </w:tblStylePr>
@@ -13330,6 +13876,7 @@
       <w:spacing w:after="0" w:line="240" w:lineRule="auto"/>
     </w:pPr>
     <w:rPr>
+      <w:rFonts w:eastAsia="黑体"/>
       <w:color w:themeColor="text1" w:val="000000"/>
     </w:rPr>
     <w:tblPr>
@@ -13356,6 +13903,7 @@
     </w:tcPr>
     <w:tblStylePr w:type="firstRow">
       <w:rPr>
+        <w:rFonts w:eastAsia="黑体"/>
         <w:b/>
         <w:bCs/>
       </w:rPr>
@@ -13374,6 +13922,7 @@
     </w:tblStylePr>
     <w:tblStylePr w:type="lastRow">
       <w:rPr>
+        <w:rFonts w:eastAsia="黑体"/>
         <w:b/>
         <w:bCs/>
         <w:color w:themeColor="background1" w:val="FFFFFF"/>
@@ -13388,6 +13937,7 @@
     </w:tblStylePr>
     <w:tblStylePr w:type="firstCol">
       <w:rPr>
+        <w:rFonts w:eastAsia="黑体"/>
         <w:color w:themeColor="background1" w:val="FFFFFF"/>
       </w:rPr>
       <w:tblPr/>
@@ -13405,6 +13955,7 @@
     </w:tblStylePr>
     <w:tblStylePr w:type="lastCol">
       <w:rPr>
+        <w:rFonts w:eastAsia="黑体"/>
         <w:color w:themeColor="background1" w:val="FFFFFF"/>
       </w:rPr>
       <w:tblPr/>
@@ -13434,11 +13985,13 @@
     </w:tblStylePr>
     <w:tblStylePr w:type="neCell">
       <w:rPr>
+        <w:rFonts w:eastAsia="黑体"/>
         <w:color w:themeColor="text1" w:val="000000"/>
       </w:rPr>
     </w:tblStylePr>
     <w:tblStylePr w:type="nwCell">
       <w:rPr>
+        <w:rFonts w:eastAsia="黑体"/>
         <w:color w:themeColor="text1" w:val="000000"/>
       </w:rPr>
     </w:tblStylePr>
@@ -13452,6 +14005,7 @@
       <w:spacing w:after="0" w:line="240" w:lineRule="auto"/>
     </w:pPr>
     <w:rPr>
+      <w:rFonts w:eastAsia="黑体"/>
       <w:color w:themeColor="text1" w:val="000000"/>
     </w:rPr>
     <w:tblPr>
@@ -13470,6 +14024,7 @@
     </w:tcPr>
     <w:tblStylePr w:type="firstRow">
       <w:rPr>
+        <w:rFonts w:eastAsia="黑体"/>
         <w:b/>
         <w:bCs/>
         <w:color w:themeColor="background1" w:val="FFFFFF"/>
@@ -13484,6 +14039,7 @@
     </w:tblStylePr>
     <w:tblStylePr w:type="lastRow">
       <w:rPr>
+        <w:rFonts w:eastAsia="黑体"/>
         <w:b/>
         <w:bCs/>
         <w:color w:themeColor="accent2" w:themeShade="CC" w:val="9E3A38"/>
@@ -13498,12 +14054,14 @@
     </w:tblStylePr>
     <w:tblStylePr w:type="firstCol">
       <w:rPr>
+        <w:rFonts w:eastAsia="黑体"/>
         <w:b/>
         <w:bCs/>
       </w:rPr>
     </w:tblStylePr>
     <w:tblStylePr w:type="lastCol">
       <w:rPr>
+        <w:rFonts w:eastAsia="黑体"/>
         <w:b/>
         <w:bCs/>
       </w:rPr>
@@ -13538,6 +14096,7 @@
       <w:spacing w:after="0" w:line="240" w:lineRule="auto"/>
     </w:pPr>
     <w:rPr>
+      <w:rFonts w:eastAsia="黑体"/>
       <w:color w:themeColor="text1" w:val="000000"/>
     </w:rPr>
     <w:tblPr>
@@ -13556,6 +14115,7 @@
     </w:tcPr>
     <w:tblStylePr w:type="firstRow">
       <w:rPr>
+        <w:rFonts w:eastAsia="黑体"/>
         <w:b/>
         <w:bCs/>
         <w:color w:themeColor="background1" w:val="FFFFFF"/>
@@ -13570,6 +14130,7 @@
     </w:tblStylePr>
     <w:tblStylePr w:type="lastRow">
       <w:rPr>
+        <w:rFonts w:eastAsia="黑体"/>
         <w:b/>
         <w:bCs/>
         <w:color w:themeColor="accent2" w:themeShade="CC" w:val="9E3A38"/>
@@ -13584,12 +14145,14 @@
     </w:tblStylePr>
     <w:tblStylePr w:type="firstCol">
       <w:rPr>
+        <w:rFonts w:eastAsia="黑体"/>
         <w:b/>
         <w:bCs/>
       </w:rPr>
     </w:tblStylePr>
     <w:tblStylePr w:type="lastCol">
       <w:rPr>
+        <w:rFonts w:eastAsia="黑体"/>
         <w:b/>
         <w:bCs/>
       </w:rPr>
@@ -13624,6 +14187,7 @@
       <w:spacing w:after="0" w:line="240" w:lineRule="auto"/>
     </w:pPr>
     <w:rPr>
+      <w:rFonts w:eastAsia="黑体"/>
       <w:color w:themeColor="text1" w:val="000000"/>
     </w:rPr>
     <w:tblPr>
@@ -13642,6 +14206,7 @@
     </w:tcPr>
     <w:tblStylePr w:type="firstRow">
       <w:rPr>
+        <w:rFonts w:eastAsia="黑体"/>
         <w:b/>
         <w:bCs/>
         <w:color w:themeColor="background1" w:val="FFFFFF"/>
@@ -13656,6 +14221,7 @@
     </w:tblStylePr>
     <w:tblStylePr w:type="lastRow">
       <w:rPr>
+        <w:rFonts w:eastAsia="黑体"/>
         <w:b/>
         <w:bCs/>
         <w:color w:themeColor="accent2" w:themeShade="CC" w:val="9E3A38"/>
@@ -13670,12 +14236,14 @@
     </w:tblStylePr>
     <w:tblStylePr w:type="firstCol">
       <w:rPr>
+        <w:rFonts w:eastAsia="黑体"/>
         <w:b/>
         <w:bCs/>
       </w:rPr>
     </w:tblStylePr>
     <w:tblStylePr w:type="lastCol">
       <w:rPr>
+        <w:rFonts w:eastAsia="黑体"/>
         <w:b/>
         <w:bCs/>
       </w:rPr>
@@ -13710,6 +14278,7 @@
       <w:spacing w:after="0" w:line="240" w:lineRule="auto"/>
     </w:pPr>
     <w:rPr>
+      <w:rFonts w:eastAsia="黑体"/>
       <w:color w:themeColor="text1" w:val="000000"/>
     </w:rPr>
     <w:tblPr>
@@ -13728,6 +14297,7 @@
     </w:tcPr>
     <w:tblStylePr w:type="firstRow">
       <w:rPr>
+        <w:rFonts w:eastAsia="黑体"/>
         <w:b/>
         <w:bCs/>
         <w:color w:themeColor="background1" w:val="FFFFFF"/>
@@ -13742,6 +14312,7 @@
     </w:tblStylePr>
     <w:tblStylePr w:type="lastRow">
       <w:rPr>
+        <w:rFonts w:eastAsia="黑体"/>
         <w:b/>
         <w:bCs/>
         <w:color w:themeColor="accent4" w:themeShade="CC" w:val="664E82"/>
@@ -13756,12 +14327,14 @@
     </w:tblStylePr>
     <w:tblStylePr w:type="firstCol">
       <w:rPr>
+        <w:rFonts w:eastAsia="黑体"/>
         <w:b/>
         <w:bCs/>
       </w:rPr>
     </w:tblStylePr>
     <w:tblStylePr w:type="lastCol">
       <w:rPr>
+        <w:rFonts w:eastAsia="黑体"/>
         <w:b/>
         <w:bCs/>
       </w:rPr>
@@ -13796,6 +14369,7 @@
       <w:spacing w:after="0" w:line="240" w:lineRule="auto"/>
     </w:pPr>
     <w:rPr>
+      <w:rFonts w:eastAsia="黑体"/>
       <w:color w:themeColor="text1" w:val="000000"/>
     </w:rPr>
     <w:tblPr>
@@ -13814,6 +14388,7 @@
     </w:tcPr>
     <w:tblStylePr w:type="firstRow">
       <w:rPr>
+        <w:rFonts w:eastAsia="黑体"/>
         <w:b/>
         <w:bCs/>
         <w:color w:themeColor="background1" w:val="FFFFFF"/>
@@ -13828,6 +14403,7 @@
     </w:tblStylePr>
     <w:tblStylePr w:type="lastRow">
       <w:rPr>
+        <w:rFonts w:eastAsia="黑体"/>
         <w:b/>
         <w:bCs/>
         <w:color w:themeColor="accent3" w:themeShade="CC" w:val="7E9C40"/>
@@ -13842,12 +14418,14 @@
     </w:tblStylePr>
     <w:tblStylePr w:type="firstCol">
       <w:rPr>
+        <w:rFonts w:eastAsia="黑体"/>
         <w:b/>
         <w:bCs/>
       </w:rPr>
     </w:tblStylePr>
     <w:tblStylePr w:type="lastCol">
       <w:rPr>
+        <w:rFonts w:eastAsia="黑体"/>
         <w:b/>
         <w:bCs/>
       </w:rPr>
@@ -13882,6 +14460,7 @@
       <w:spacing w:after="0" w:line="240" w:lineRule="auto"/>
     </w:pPr>
     <w:rPr>
+      <w:rFonts w:eastAsia="黑体"/>
       <w:color w:themeColor="text1" w:val="000000"/>
     </w:rPr>
     <w:tblPr>
@@ -13900,6 +14479,7 @@
     </w:tcPr>
     <w:tblStylePr w:type="firstRow">
       <w:rPr>
+        <w:rFonts w:eastAsia="黑体"/>
         <w:b/>
         <w:bCs/>
         <w:color w:themeColor="background1" w:val="FFFFFF"/>
@@ -13914,6 +14494,7 @@
     </w:tblStylePr>
     <w:tblStylePr w:type="lastRow">
       <w:rPr>
+        <w:rFonts w:eastAsia="黑体"/>
         <w:b/>
         <w:bCs/>
         <w:color w:themeColor="accent6" w:themeShade="CC" w:val="F2730A"/>
@@ -13928,12 +14509,14 @@
     </w:tblStylePr>
     <w:tblStylePr w:type="firstCol">
       <w:rPr>
+        <w:rFonts w:eastAsia="黑体"/>
         <w:b/>
         <w:bCs/>
       </w:rPr>
     </w:tblStylePr>
     <w:tblStylePr w:type="lastCol">
       <w:rPr>
+        <w:rFonts w:eastAsia="黑体"/>
         <w:b/>
         <w:bCs/>
       </w:rPr>
@@ -13968,6 +14551,7 @@
       <w:spacing w:after="0" w:line="240" w:lineRule="auto"/>
     </w:pPr>
     <w:rPr>
+      <w:rFonts w:eastAsia="黑体"/>
       <w:color w:themeColor="text1" w:val="000000"/>
     </w:rPr>
     <w:tblPr>
@@ -13986,6 +14570,7 @@
     </w:tcPr>
     <w:tblStylePr w:type="firstRow">
       <w:rPr>
+        <w:rFonts w:eastAsia="黑体"/>
         <w:b/>
         <w:bCs/>
         <w:color w:themeColor="background1" w:val="FFFFFF"/>
@@ -14000,6 +14585,7 @@
     </w:tblStylePr>
     <w:tblStylePr w:type="lastRow">
       <w:rPr>
+        <w:rFonts w:eastAsia="黑体"/>
         <w:b/>
         <w:bCs/>
         <w:color w:themeColor="accent5" w:themeShade="CC" w:val="348DA5"/>
@@ -14014,12 +14600,14 @@
     </w:tblStylePr>
     <w:tblStylePr w:type="firstCol">
       <w:rPr>
+        <w:rFonts w:eastAsia="黑体"/>
         <w:b/>
         <w:bCs/>
       </w:rPr>
     </w:tblStylePr>
     <w:tblStylePr w:type="lastCol">
       <w:rPr>
+        <w:rFonts w:eastAsia="黑体"/>
         <w:b/>
         <w:bCs/>
       </w:rPr>
@@ -14054,6 +14642,7 @@
       <w:spacing w:after="0" w:line="240" w:lineRule="auto"/>
     </w:pPr>
     <w:rPr>
+      <w:rFonts w:eastAsia="黑体"/>
       <w:color w:themeColor="text1" w:val="000000"/>
     </w:rPr>
     <w:tblPr>
@@ -14075,6 +14664,7 @@
     </w:tcPr>
     <w:tblStylePr w:type="firstRow">
       <w:rPr>
+        <w:rFonts w:eastAsia="黑体"/>
         <w:b/>
         <w:bCs/>
       </w:rPr>
@@ -14085,6 +14675,7 @@
     </w:tblStylePr>
     <w:tblStylePr w:type="lastRow">
       <w:rPr>
+        <w:rFonts w:eastAsia="黑体"/>
         <w:b/>
         <w:bCs/>
         <w:color w:themeColor="text1" w:val="000000"/>
@@ -14096,6 +14687,7 @@
     </w:tblStylePr>
     <w:tblStylePr w:type="firstCol">
       <w:rPr>
+        <w:rFonts w:eastAsia="黑体"/>
         <w:color w:themeColor="background1" w:val="FFFFFF"/>
       </w:rPr>
       <w:tblPr/>
@@ -14105,6 +14697,7 @@
     </w:tblStylePr>
     <w:tblStylePr w:type="lastCol">
       <w:rPr>
+        <w:rFonts w:eastAsia="黑体"/>
         <w:color w:themeColor="background1" w:val="FFFFFF"/>
       </w:rPr>
       <w:tblPr/>
@@ -14134,6 +14727,7 @@
       <w:spacing w:after="0" w:line="240" w:lineRule="auto"/>
     </w:pPr>
     <w:rPr>
+      <w:rFonts w:eastAsia="黑体"/>
       <w:color w:themeColor="text1" w:val="000000"/>
     </w:rPr>
     <w:tblPr>
@@ -14155,6 +14749,7 @@
     </w:tcPr>
     <w:tblStylePr w:type="firstRow">
       <w:rPr>
+        <w:rFonts w:eastAsia="黑体"/>
         <w:b/>
         <w:bCs/>
       </w:rPr>
@@ -14165,6 +14760,7 @@
     </w:tblStylePr>
     <w:tblStylePr w:type="lastRow">
       <w:rPr>
+        <w:rFonts w:eastAsia="黑体"/>
         <w:b/>
         <w:bCs/>
         <w:color w:themeColor="text1" w:val="000000"/>
@@ -14176,6 +14772,7 @@
     </w:tblStylePr>
     <w:tblStylePr w:type="firstCol">
       <w:rPr>
+        <w:rFonts w:eastAsia="黑体"/>
         <w:color w:themeColor="background1" w:val="FFFFFF"/>
       </w:rPr>
       <w:tblPr/>
@@ -14185,6 +14782,7 @@
     </w:tblStylePr>
     <w:tblStylePr w:type="lastCol">
       <w:rPr>
+        <w:rFonts w:eastAsia="黑体"/>
         <w:color w:themeColor="background1" w:val="FFFFFF"/>
       </w:rPr>
       <w:tblPr/>
@@ -14214,6 +14812,7 @@
       <w:spacing w:after="0" w:line="240" w:lineRule="auto"/>
     </w:pPr>
     <w:rPr>
+      <w:rFonts w:eastAsia="黑体"/>
       <w:color w:themeColor="text1" w:val="000000"/>
     </w:rPr>
     <w:tblPr>
@@ -14235,6 +14834,7 @@
     </w:tcPr>
     <w:tblStylePr w:type="firstRow">
       <w:rPr>
+        <w:rFonts w:eastAsia="黑体"/>
         <w:b/>
         <w:bCs/>
       </w:rPr>
@@ -14245,6 +14845,7 @@
     </w:tblStylePr>
     <w:tblStylePr w:type="lastRow">
       <w:rPr>
+        <w:rFonts w:eastAsia="黑体"/>
         <w:b/>
         <w:bCs/>
         <w:color w:themeColor="text1" w:val="000000"/>
@@ -14256,6 +14857,7 @@
     </w:tblStylePr>
     <w:tblStylePr w:type="firstCol">
       <w:rPr>
+        <w:rFonts w:eastAsia="黑体"/>
         <w:color w:themeColor="background1" w:val="FFFFFF"/>
       </w:rPr>
       <w:tblPr/>
@@ -14265,6 +14867,7 @@
     </w:tblStylePr>
     <w:tblStylePr w:type="lastCol">
       <w:rPr>
+        <w:rFonts w:eastAsia="黑体"/>
         <w:color w:themeColor="background1" w:val="FFFFFF"/>
       </w:rPr>
       <w:tblPr/>
@@ -14294,6 +14897,7 @@
       <w:spacing w:after="0" w:line="240" w:lineRule="auto"/>
     </w:pPr>
     <w:rPr>
+      <w:rFonts w:eastAsia="黑体"/>
       <w:color w:themeColor="text1" w:val="000000"/>
     </w:rPr>
     <w:tblPr>
@@ -14315,6 +14919,7 @@
     </w:tcPr>
     <w:tblStylePr w:type="firstRow">
       <w:rPr>
+        <w:rFonts w:eastAsia="黑体"/>
         <w:b/>
         <w:bCs/>
       </w:rPr>
@@ -14325,6 +14930,7 @@
     </w:tblStylePr>
     <w:tblStylePr w:type="lastRow">
       <w:rPr>
+        <w:rFonts w:eastAsia="黑体"/>
         <w:b/>
         <w:bCs/>
         <w:color w:themeColor="text1" w:val="000000"/>
@@ -14336,6 +14942,7 @@
     </w:tblStylePr>
     <w:tblStylePr w:type="firstCol">
       <w:rPr>
+        <w:rFonts w:eastAsia="黑体"/>
         <w:color w:themeColor="background1" w:val="FFFFFF"/>
       </w:rPr>
       <w:tblPr/>
@@ -14345,6 +14952,7 @@
     </w:tblStylePr>
     <w:tblStylePr w:type="lastCol">
       <w:rPr>
+        <w:rFonts w:eastAsia="黑体"/>
         <w:color w:themeColor="background1" w:val="FFFFFF"/>
       </w:rPr>
       <w:tblPr/>
@@ -14374,6 +14982,7 @@
       <w:spacing w:after="0" w:line="240" w:lineRule="auto"/>
     </w:pPr>
     <w:rPr>
+      <w:rFonts w:eastAsia="黑体"/>
       <w:color w:themeColor="text1" w:val="000000"/>
     </w:rPr>
     <w:tblPr>
@@ -14395,6 +15004,7 @@
     </w:tcPr>
     <w:tblStylePr w:type="firstRow">
       <w:rPr>
+        <w:rFonts w:eastAsia="黑体"/>
         <w:b/>
         <w:bCs/>
       </w:rPr>
@@ -14405,6 +15015,7 @@
     </w:tblStylePr>
     <w:tblStylePr w:type="lastRow">
       <w:rPr>
+        <w:rFonts w:eastAsia="黑体"/>
         <w:b/>
         <w:bCs/>
         <w:color w:themeColor="text1" w:val="000000"/>
@@ -14416,6 +15027,7 @@
     </w:tblStylePr>
     <w:tblStylePr w:type="firstCol">
       <w:rPr>
+        <w:rFonts w:eastAsia="黑体"/>
         <w:color w:themeColor="background1" w:val="FFFFFF"/>
       </w:rPr>
       <w:tblPr/>
@@ -14425,6 +15037,7 @@
     </w:tblStylePr>
     <w:tblStylePr w:type="lastCol">
       <w:rPr>
+        <w:rFonts w:eastAsia="黑体"/>
         <w:color w:themeColor="background1" w:val="FFFFFF"/>
       </w:rPr>
       <w:tblPr/>
@@ -14454,6 +15067,7 @@
       <w:spacing w:after="0" w:line="240" w:lineRule="auto"/>
     </w:pPr>
     <w:rPr>
+      <w:rFonts w:eastAsia="黑体"/>
       <w:color w:themeColor="text1" w:val="000000"/>
     </w:rPr>
     <w:tblPr>
@@ -14475,6 +15089,7 @@
     </w:tcPr>
     <w:tblStylePr w:type="firstRow">
       <w:rPr>
+        <w:rFonts w:eastAsia="黑体"/>
         <w:b/>
         <w:bCs/>
       </w:rPr>
@@ -14485,6 +15100,7 @@
     </w:tblStylePr>
     <w:tblStylePr w:type="lastRow">
       <w:rPr>
+        <w:rFonts w:eastAsia="黑体"/>
         <w:b/>
         <w:bCs/>
         <w:color w:themeColor="text1" w:val="000000"/>
@@ -14496,6 +15112,7 @@
     </w:tblStylePr>
     <w:tblStylePr w:type="firstCol">
       <w:rPr>
+        <w:rFonts w:eastAsia="黑体"/>
         <w:color w:themeColor="background1" w:val="FFFFFF"/>
       </w:rPr>
       <w:tblPr/>
@@ -14505,6 +15122,7 @@
     </w:tblStylePr>
     <w:tblStylePr w:type="lastCol">
       <w:rPr>
+        <w:rFonts w:eastAsia="黑体"/>
         <w:color w:themeColor="background1" w:val="FFFFFF"/>
       </w:rPr>
       <w:tblPr/>
@@ -14534,6 +15152,7 @@
       <w:spacing w:after="0" w:line="240" w:lineRule="auto"/>
     </w:pPr>
     <w:rPr>
+      <w:rFonts w:eastAsia="黑体"/>
       <w:color w:themeColor="text1" w:val="000000"/>
     </w:rPr>
     <w:tblPr>
@@ -14555,6 +15174,7 @@
     </w:tcPr>
     <w:tblStylePr w:type="firstRow">
       <w:rPr>
+        <w:rFonts w:eastAsia="黑体"/>
         <w:b/>
         <w:bCs/>
       </w:rPr>
@@ -14565,6 +15185,7 @@
     </w:tblStylePr>
     <w:tblStylePr w:type="lastRow">
       <w:rPr>
+        <w:rFonts w:eastAsia="黑体"/>
         <w:b/>
         <w:bCs/>
         <w:color w:themeColor="text1" w:val="000000"/>
@@ -14576,6 +15197,7 @@
     </w:tblStylePr>
     <w:tblStylePr w:type="firstCol">
       <w:rPr>
+        <w:rFonts w:eastAsia="黑体"/>
         <w:color w:themeColor="background1" w:val="FFFFFF"/>
       </w:rPr>
       <w:tblPr/>
@@ -14585,6 +15207,7 @@
     </w:tblStylePr>
     <w:tblStylePr w:type="lastCol">
       <w:rPr>
+        <w:rFonts w:eastAsia="黑体"/>
         <w:color w:themeColor="background1" w:val="FFFFFF"/>
       </w:rPr>
       <w:tblPr/>
@@ -14617,6 +15240,7 @@
     <w:name w:val="KeywordTok"/>
     <w:basedOn w:val="VerbatimChar"/>
     <w:rPr>
+      <w:rFonts w:eastAsia="黑体"/>
       <w:b/>
       <w:color w:val="007020"/>
     </w:rPr>
@@ -14625,6 +15249,7 @@
     <w:name w:val="DataTypeTok"/>
     <w:basedOn w:val="VerbatimChar"/>
     <w:rPr>
+      <w:rFonts w:eastAsia="黑体"/>
       <w:color w:val="902000"/>
     </w:rPr>
   </w:style>
@@ -14632,6 +15257,7 @@
     <w:name w:val="DecValTok"/>
     <w:basedOn w:val="VerbatimChar"/>
     <w:rPr>
+      <w:rFonts w:eastAsia="黑体"/>
       <w:color w:val="40a070"/>
     </w:rPr>
   </w:style>
@@ -14639,6 +15265,7 @@
     <w:name w:val="BaseNTok"/>
     <w:basedOn w:val="VerbatimChar"/>
     <w:rPr>
+      <w:rFonts w:eastAsia="黑体"/>
       <w:color w:val="40a070"/>
     </w:rPr>
   </w:style>
@@ -14646,6 +15273,7 @@
     <w:name w:val="FloatTok"/>
     <w:basedOn w:val="VerbatimChar"/>
     <w:rPr>
+      <w:rFonts w:eastAsia="黑体"/>
       <w:color w:val="40a070"/>
     </w:rPr>
   </w:style>
@@ -14653,6 +15281,7 @@
     <w:name w:val="ConstantTok"/>
     <w:basedOn w:val="VerbatimChar"/>
     <w:rPr>
+      <w:rFonts w:eastAsia="黑体"/>
       <w:color w:val="880000"/>
     </w:rPr>
   </w:style>
@@ -14660,6 +15289,7 @@
     <w:name w:val="CharTok"/>
     <w:basedOn w:val="VerbatimChar"/>
     <w:rPr>
+      <w:rFonts w:eastAsia="黑体"/>
       <w:color w:val="4070a0"/>
     </w:rPr>
   </w:style>
@@ -14667,6 +15297,7 @@
     <w:name w:val="SpecialCharTok"/>
     <w:basedOn w:val="VerbatimChar"/>
     <w:rPr>
+      <w:rFonts w:eastAsia="黑体"/>
       <w:color w:val="4070a0"/>
     </w:rPr>
   </w:style>
@@ -14674,6 +15305,7 @@
     <w:name w:val="StringTok"/>
     <w:basedOn w:val="VerbatimChar"/>
     <w:rPr>
+      <w:rFonts w:eastAsia="黑体"/>
       <w:color w:val="4070a0"/>
     </w:rPr>
   </w:style>
@@ -14681,6 +15313,7 @@
     <w:name w:val="VerbatimStringTok"/>
     <w:basedOn w:val="VerbatimChar"/>
     <w:rPr>
+      <w:rFonts w:eastAsia="黑体"/>
       <w:color w:val="4070a0"/>
     </w:rPr>
   </w:style>
@@ -14688,6 +15321,7 @@
     <w:name w:val="SpecialStringTok"/>
     <w:basedOn w:val="VerbatimChar"/>
     <w:rPr>
+      <w:rFonts w:eastAsia="黑体"/>
       <w:color w:val="bb6688"/>
     </w:rPr>
   </w:style>
@@ -14695,6 +15329,7 @@
     <w:name w:val="ImportTok"/>
     <w:basedOn w:val="VerbatimChar"/>
     <w:rPr>
+      <w:rFonts w:eastAsia="黑体"/>
       <w:b/>
       <w:color w:val="008000"/>
     </w:rPr>
@@ -14703,6 +15338,7 @@
     <w:name w:val="CommentTok"/>
     <w:basedOn w:val="VerbatimChar"/>
     <w:rPr>
+      <w:rFonts w:eastAsia="黑体"/>
       <w:i/>
       <w:color w:val="60a0b0"/>
     </w:rPr>
@@ -14711,6 +15347,7 @@
     <w:name w:val="DocumentationTok"/>
     <w:basedOn w:val="VerbatimChar"/>
     <w:rPr>
+      <w:rFonts w:eastAsia="黑体"/>
       <w:i/>
       <w:color w:val="ba2121"/>
     </w:rPr>
@@ -14719,6 +15356,7 @@
     <w:name w:val="AnnotationTok"/>
     <w:basedOn w:val="VerbatimChar"/>
     <w:rPr>
+      <w:rFonts w:eastAsia="黑体"/>
       <w:b/>
       <w:i/>
       <w:color w:val="60a0b0"/>
@@ -14728,6 +15366,7 @@
     <w:name w:val="CommentVarTok"/>
     <w:basedOn w:val="VerbatimChar"/>
     <w:rPr>
+      <w:rFonts w:eastAsia="黑体"/>
       <w:b/>
       <w:i/>
       <w:color w:val="60a0b0"/>
@@ -14737,6 +15376,7 @@
     <w:name w:val="OtherTok"/>
     <w:basedOn w:val="VerbatimChar"/>
     <w:rPr>
+      <w:rFonts w:eastAsia="黑体"/>
       <w:color w:val="007020"/>
     </w:rPr>
   </w:style>
@@ -14744,6 +15384,7 @@
     <w:name w:val="FunctionTok"/>
     <w:basedOn w:val="VerbatimChar"/>
     <w:rPr>
+      <w:rFonts w:eastAsia="黑体"/>
       <w:color w:val="06287e"/>
     </w:rPr>
   </w:style>
@@ -14751,6 +15392,7 @@
     <w:name w:val="VariableTok"/>
     <w:basedOn w:val="VerbatimChar"/>
     <w:rPr>
+      <w:rFonts w:eastAsia="黑体"/>
       <w:color w:val="19177c"/>
     </w:rPr>
   </w:style>
@@ -14758,6 +15400,7 @@
     <w:name w:val="ControlFlowTok"/>
     <w:basedOn w:val="VerbatimChar"/>
     <w:rPr>
+      <w:rFonts w:eastAsia="黑体"/>
       <w:b/>
       <w:color w:val="007020"/>
     </w:rPr>
@@ -14766,6 +15409,7 @@
     <w:name w:val="OperatorTok"/>
     <w:basedOn w:val="VerbatimChar"/>
     <w:rPr>
+      <w:rFonts w:eastAsia="黑体"/>
       <w:color w:val="666666"/>
     </w:rPr>
   </w:style>
@@ -14773,18 +15417,22 @@
     <w:name w:val="BuiltInTok"/>
     <w:basedOn w:val="VerbatimChar"/>
     <w:rPr>
+      <w:rFonts w:eastAsia="黑体"/>
       <w:color w:val="008000"/>
     </w:rPr>
   </w:style>
   <w:style w:type="character" w:customStyle="1" w:styleId="ExtensionTok">
     <w:name w:val="ExtensionTok"/>
     <w:basedOn w:val="VerbatimChar"/>
-    <w:rPr/>
+    <w:rPr>
+      <w:rFonts w:eastAsia="黑体"/>
+    </w:rPr>
   </w:style>
   <w:style w:type="character" w:customStyle="1" w:styleId="PreprocessorTok">
     <w:name w:val="PreprocessorTok"/>
     <w:basedOn w:val="VerbatimChar"/>
     <w:rPr>
+      <w:rFonts w:eastAsia="黑体"/>
       <w:color w:val="bc7a00"/>
     </w:rPr>
   </w:style>
@@ -14792,18 +15440,22 @@
     <w:name w:val="AttributeTok"/>
     <w:basedOn w:val="VerbatimChar"/>
     <w:rPr>
+      <w:rFonts w:eastAsia="黑体"/>
       <w:color w:val="7d9029"/>
     </w:rPr>
   </w:style>
   <w:style w:type="character" w:customStyle="1" w:styleId="RegionMarkerTok">
     <w:name w:val="RegionMarkerTok"/>
     <w:basedOn w:val="VerbatimChar"/>
-    <w:rPr/>
+    <w:rPr>
+      <w:rFonts w:eastAsia="黑体"/>
+    </w:rPr>
   </w:style>
   <w:style w:type="character" w:customStyle="1" w:styleId="InformationTok">
     <w:name w:val="InformationTok"/>
     <w:basedOn w:val="VerbatimChar"/>
     <w:rPr>
+      <w:rFonts w:eastAsia="黑体"/>
       <w:b/>
       <w:i/>
       <w:color w:val="60a0b0"/>
@@ -14813,6 +15465,7 @@
     <w:name w:val="WarningTok"/>
     <w:basedOn w:val="VerbatimChar"/>
     <w:rPr>
+      <w:rFonts w:eastAsia="黑体"/>
       <w:b/>
       <w:i/>
       <w:color w:val="60a0b0"/>
@@ -14822,6 +15475,7 @@
     <w:name w:val="AlertTok"/>
     <w:basedOn w:val="VerbatimChar"/>
     <w:rPr>
+      <w:rFonts w:eastAsia="黑体"/>
       <w:b/>
       <w:color w:val="ff0000"/>
     </w:rPr>
@@ -14830,6 +15484,7 @@
     <w:name w:val="ErrorTok"/>
     <w:basedOn w:val="VerbatimChar"/>
     <w:rPr>
+      <w:rFonts w:eastAsia="黑体"/>
       <w:b/>
       <w:color w:val="ff0000"/>
     </w:rPr>
@@ -14837,7 +15492,9 @@
   <w:style w:type="character" w:customStyle="1" w:styleId="NormalTok">
     <w:name w:val="NormalTok"/>
     <w:basedOn w:val="VerbatimChar"/>
-    <w:rPr/>
+    <w:rPr>
+      <w:rFonts w:eastAsia="黑体"/>
+    </w:rPr>
   </w:style>
 </w:styles>
 </file>
@@ -14886,12 +15543,12 @@
     <a:fontScheme name="Office">
       <a:majorFont>
         <a:latin typeface="Calibri"/>
-        <a:ea typeface=""/>
+        <a:ea typeface="黑体"/>
         <a:cs typeface=""/>
         <a:font script="Jpan" typeface="ＭＳ ゴシック"/>
         <a:font script="Hang" typeface="맑은 고딕"/>
-        <a:font script="Hans" typeface="宋体"/>
-        <a:font script="Hant" typeface="新細明體"/>
+        <a:font script="Hans" typeface="黑体"/>
+        <a:font script="Hant" typeface="黑体"/>
         <a:font script="Arab" typeface="Times New Roman"/>
         <a:font script="Hebr" typeface="Times New Roman"/>
         <a:font script="Thai" typeface="Angsana New"/>
@@ -14921,12 +15578,12 @@
       </a:majorFont>
       <a:minorFont>
         <a:latin typeface="Cambria"/>
-        <a:ea typeface=""/>
+        <a:ea typeface="黑体"/>
         <a:cs typeface=""/>
         <a:font script="Jpan" typeface="ＭＳ 明朝"/>
         <a:font script="Hang" typeface="맑은 고딕"/>
-        <a:font script="Hans" typeface="宋体"/>
-        <a:font script="Hant" typeface="新細明體"/>
+        <a:font script="Hans" typeface="黑体"/>
+        <a:font script="Hant" typeface="黑体"/>
         <a:font script="Arab" typeface="Arial"/>
         <a:font script="Hebr" typeface="Arial"/>
         <a:font script="Thai" typeface="Cordia New"/>

--- a/05-数字电路/01-组合逻辑电路/编码器电路/编码器电路.docx
+++ b/05-数字电路/01-组合逻辑电路/编码器电路/编码器电路.docx
@@ -2472,7 +2472,7 @@
           <w:color w:val="555555"/>
           <w:sz w:val="21"/>
         </w:rPr>
-        <w:t>材料收集者：杜文杰，WX手机：19519196569，QQ:3478827729</w:t>
+        <w:t>材料收集者：杜文杰，微信/手机：19519196569，QQ:3478827729</w:t>
       </w:r>
     </w:p>
     <w:sectPr>
